--- a/docs/WAMOCON-Marketing-Handbuch.docx
+++ b/docs/WAMOCON-Marketing-Handbuch.docx
@@ -111,7 +111,7 @@
                 <w:color w:val="17324D"/>
                 <w:sz w:val="20"/>
               </w:rPr>
-              <w:t>BETRIEBSSTATUS · 13. JULI 2026</w:t>
+              <w:t>BETRIEBSSTATUS · 14. JULI 2026</w:t>
             </w:r>
             <w:r>
               <w:rPr>
@@ -187,7 +187,7 @@
               <w:rPr>
                 <w:sz w:val="18"/>
               </w:rPr>
-              <w:t>1.5</w:t>
+              <w:t>1.6</w:t>
             </w:r>
           </w:p>
         </w:tc>
@@ -231,7 +231,7 @@
               <w:rPr>
                 <w:sz w:val="18"/>
               </w:rPr>
-              <w:t>13. Juli 2026</w:t>
+              <w:t>14. Juli 2026</w:t>
             </w:r>
           </w:p>
         </w:tc>
@@ -436,7 +436,7 @@
       <w:pPr>
         <w:pStyle w:val="Heading1"/>
       </w:pPr>
-      <w:bookmarkStart w:id="0" w:name="_Toc234865982"/>
+      <w:bookmarkStart w:id="0" w:name="_Toc234918300"/>
       <w:r>
         <w:t>Inhaltsverzeichnis</w:t>
       </w:r>
@@ -468,7 +468,7 @@
       <w:r>
         <w:fldChar w:fldCharType="separate"/>
       </w:r>
-      <w:hyperlink w:anchor="_Toc234865982" w:history="1">
+      <w:hyperlink w:anchor="_Toc234918300" w:history="1">
         <w:r>
           <w:rPr>
             <w:rStyle w:val="Hyperlink"/>
@@ -495,7 +495,7 @@
             <w:noProof/>
             <w:webHidden/>
           </w:rPr>
-          <w:instrText xml:space="preserve"> PAGEREF _Toc234865982 \h </w:instrText>
+          <w:instrText xml:space="preserve"> PAGEREF _Toc234918300 \h </w:instrText>
         </w:r>
         <w:r>
           <w:rPr>
@@ -543,7 +543,7 @@
           <w14:ligatures w14:val="standardContextual"/>
         </w:rPr>
       </w:pPr>
-      <w:hyperlink w:anchor="_Toc234865983" w:history="1">
+      <w:hyperlink w:anchor="_Toc234918301" w:history="1">
         <w:r>
           <w:rPr>
             <w:rStyle w:val="Hyperlink"/>
@@ -570,7 +570,7 @@
             <w:noProof/>
             <w:webHidden/>
           </w:rPr>
-          <w:instrText xml:space="preserve"> PAGEREF _Toc234865983 \h </w:instrText>
+          <w:instrText xml:space="preserve"> PAGEREF _Toc234918301 \h </w:instrText>
         </w:r>
         <w:r>
           <w:rPr>
@@ -618,7 +618,7 @@
           <w14:ligatures w14:val="standardContextual"/>
         </w:rPr>
       </w:pPr>
-      <w:hyperlink w:anchor="_Toc234865984" w:history="1">
+      <w:hyperlink w:anchor="_Toc234918302" w:history="1">
         <w:r>
           <w:rPr>
             <w:rStyle w:val="Hyperlink"/>
@@ -645,7 +645,7 @@
             <w:noProof/>
             <w:webHidden/>
           </w:rPr>
-          <w:instrText xml:space="preserve"> PAGEREF _Toc234865984 \h </w:instrText>
+          <w:instrText xml:space="preserve"> PAGEREF _Toc234918302 \h </w:instrText>
         </w:r>
         <w:r>
           <w:rPr>
@@ -693,7 +693,7 @@
           <w14:ligatures w14:val="standardContextual"/>
         </w:rPr>
       </w:pPr>
-      <w:hyperlink w:anchor="_Toc234865985" w:history="1">
+      <w:hyperlink w:anchor="_Toc234918303" w:history="1">
         <w:r>
           <w:rPr>
             <w:rStyle w:val="Hyperlink"/>
@@ -720,7 +720,7 @@
             <w:noProof/>
             <w:webHidden/>
           </w:rPr>
-          <w:instrText xml:space="preserve"> PAGEREF _Toc234865985 \h </w:instrText>
+          <w:instrText xml:space="preserve"> PAGEREF _Toc234918303 \h </w:instrText>
         </w:r>
         <w:r>
           <w:rPr>
@@ -768,7 +768,7 @@
           <w14:ligatures w14:val="standardContextual"/>
         </w:rPr>
       </w:pPr>
-      <w:hyperlink w:anchor="_Toc234865986" w:history="1">
+      <w:hyperlink w:anchor="_Toc234918304" w:history="1">
         <w:r>
           <w:rPr>
             <w:rStyle w:val="Hyperlink"/>
@@ -795,7 +795,7 @@
             <w:noProof/>
             <w:webHidden/>
           </w:rPr>
-          <w:instrText xml:space="preserve"> PAGEREF _Toc234865986 \h </w:instrText>
+          <w:instrText xml:space="preserve"> PAGEREF _Toc234918304 \h </w:instrText>
         </w:r>
         <w:r>
           <w:rPr>
@@ -843,7 +843,7 @@
           <w14:ligatures w14:val="standardContextual"/>
         </w:rPr>
       </w:pPr>
-      <w:hyperlink w:anchor="_Toc234865987" w:history="1">
+      <w:hyperlink w:anchor="_Toc234918305" w:history="1">
         <w:r>
           <w:rPr>
             <w:rStyle w:val="Hyperlink"/>
@@ -870,7 +870,7 @@
             <w:noProof/>
             <w:webHidden/>
           </w:rPr>
-          <w:instrText xml:space="preserve"> PAGEREF _Toc234865987 \h </w:instrText>
+          <w:instrText xml:space="preserve"> PAGEREF _Toc234918305 \h </w:instrText>
         </w:r>
         <w:r>
           <w:rPr>
@@ -918,7 +918,7 @@
           <w14:ligatures w14:val="standardContextual"/>
         </w:rPr>
       </w:pPr>
-      <w:hyperlink w:anchor="_Toc234865988" w:history="1">
+      <w:hyperlink w:anchor="_Toc234918306" w:history="1">
         <w:r>
           <w:rPr>
             <w:rStyle w:val="Hyperlink"/>
@@ -945,7 +945,7 @@
             <w:noProof/>
             <w:webHidden/>
           </w:rPr>
-          <w:instrText xml:space="preserve"> PAGEREF _Toc234865988 \h </w:instrText>
+          <w:instrText xml:space="preserve"> PAGEREF _Toc234918306 \h </w:instrText>
         </w:r>
         <w:r>
           <w:rPr>
@@ -993,7 +993,7 @@
           <w14:ligatures w14:val="standardContextual"/>
         </w:rPr>
       </w:pPr>
-      <w:hyperlink w:anchor="_Toc234865989" w:history="1">
+      <w:hyperlink w:anchor="_Toc234918307" w:history="1">
         <w:r>
           <w:rPr>
             <w:rStyle w:val="Hyperlink"/>
@@ -1020,7 +1020,7 @@
             <w:noProof/>
             <w:webHidden/>
           </w:rPr>
-          <w:instrText xml:space="preserve"> PAGEREF _Toc234865989 \h </w:instrText>
+          <w:instrText xml:space="preserve"> PAGEREF _Toc234918307 \h </w:instrText>
         </w:r>
         <w:r>
           <w:rPr>
@@ -1068,7 +1068,7 @@
           <w14:ligatures w14:val="standardContextual"/>
         </w:rPr>
       </w:pPr>
-      <w:hyperlink w:anchor="_Toc234865990" w:history="1">
+      <w:hyperlink w:anchor="_Toc234918308" w:history="1">
         <w:r>
           <w:rPr>
             <w:rStyle w:val="Hyperlink"/>
@@ -1095,7 +1095,7 @@
             <w:noProof/>
             <w:webHidden/>
           </w:rPr>
-          <w:instrText xml:space="preserve"> PAGEREF _Toc234865990 \h </w:instrText>
+          <w:instrText xml:space="preserve"> PAGEREF _Toc234918308 \h </w:instrText>
         </w:r>
         <w:r>
           <w:rPr>
@@ -1143,7 +1143,7 @@
           <w14:ligatures w14:val="standardContextual"/>
         </w:rPr>
       </w:pPr>
-      <w:hyperlink w:anchor="_Toc234865991" w:history="1">
+      <w:hyperlink w:anchor="_Toc234918309" w:history="1">
         <w:r>
           <w:rPr>
             <w:rStyle w:val="Hyperlink"/>
@@ -1170,7 +1170,7 @@
             <w:noProof/>
             <w:webHidden/>
           </w:rPr>
-          <w:instrText xml:space="preserve"> PAGEREF _Toc234865991 \h </w:instrText>
+          <w:instrText xml:space="preserve"> PAGEREF _Toc234918309 \h </w:instrText>
         </w:r>
         <w:r>
           <w:rPr>
@@ -1218,7 +1218,7 @@
           <w14:ligatures w14:val="standardContextual"/>
         </w:rPr>
       </w:pPr>
-      <w:hyperlink w:anchor="_Toc234865992" w:history="1">
+      <w:hyperlink w:anchor="_Toc234918310" w:history="1">
         <w:r>
           <w:rPr>
             <w:rStyle w:val="Hyperlink"/>
@@ -1245,7 +1245,7 @@
             <w:noProof/>
             <w:webHidden/>
           </w:rPr>
-          <w:instrText xml:space="preserve"> PAGEREF _Toc234865992 \h </w:instrText>
+          <w:instrText xml:space="preserve"> PAGEREF _Toc234918310 \h </w:instrText>
         </w:r>
         <w:r>
           <w:rPr>
@@ -1293,7 +1293,7 @@
           <w14:ligatures w14:val="standardContextual"/>
         </w:rPr>
       </w:pPr>
-      <w:hyperlink w:anchor="_Toc234865993" w:history="1">
+      <w:hyperlink w:anchor="_Toc234918311" w:history="1">
         <w:r>
           <w:rPr>
             <w:rStyle w:val="Hyperlink"/>
@@ -1320,7 +1320,7 @@
             <w:noProof/>
             <w:webHidden/>
           </w:rPr>
-          <w:instrText xml:space="preserve"> PAGEREF _Toc234865993 \h </w:instrText>
+          <w:instrText xml:space="preserve"> PAGEREF _Toc234918311 \h </w:instrText>
         </w:r>
         <w:r>
           <w:rPr>
@@ -1368,7 +1368,7 @@
           <w14:ligatures w14:val="standardContextual"/>
         </w:rPr>
       </w:pPr>
-      <w:hyperlink w:anchor="_Toc234865994" w:history="1">
+      <w:hyperlink w:anchor="_Toc234918312" w:history="1">
         <w:r>
           <w:rPr>
             <w:rStyle w:val="Hyperlink"/>
@@ -1395,7 +1395,7 @@
             <w:noProof/>
             <w:webHidden/>
           </w:rPr>
-          <w:instrText xml:space="preserve"> PAGEREF _Toc234865994 \h </w:instrText>
+          <w:instrText xml:space="preserve"> PAGEREF _Toc234918312 \h </w:instrText>
         </w:r>
         <w:r>
           <w:rPr>
@@ -1443,7 +1443,7 @@
           <w14:ligatures w14:val="standardContextual"/>
         </w:rPr>
       </w:pPr>
-      <w:hyperlink w:anchor="_Toc234865995" w:history="1">
+      <w:hyperlink w:anchor="_Toc234918313" w:history="1">
         <w:r>
           <w:rPr>
             <w:rStyle w:val="Hyperlink"/>
@@ -1470,7 +1470,7 @@
             <w:noProof/>
             <w:webHidden/>
           </w:rPr>
-          <w:instrText xml:space="preserve"> PAGEREF _Toc234865995 \h </w:instrText>
+          <w:instrText xml:space="preserve"> PAGEREF _Toc234918313 \h </w:instrText>
         </w:r>
         <w:r>
           <w:rPr>
@@ -1518,7 +1518,7 @@
           <w14:ligatures w14:val="standardContextual"/>
         </w:rPr>
       </w:pPr>
-      <w:hyperlink w:anchor="_Toc234865996" w:history="1">
+      <w:hyperlink w:anchor="_Toc234918314" w:history="1">
         <w:r>
           <w:rPr>
             <w:rStyle w:val="Hyperlink"/>
@@ -1545,7 +1545,7 @@
             <w:noProof/>
             <w:webHidden/>
           </w:rPr>
-          <w:instrText xml:space="preserve"> PAGEREF _Toc234865996 \h </w:instrText>
+          <w:instrText xml:space="preserve"> PAGEREF _Toc234918314 \h </w:instrText>
         </w:r>
         <w:r>
           <w:rPr>
@@ -1593,7 +1593,7 @@
           <w14:ligatures w14:val="standardContextual"/>
         </w:rPr>
       </w:pPr>
-      <w:hyperlink w:anchor="_Toc234865997" w:history="1">
+      <w:hyperlink w:anchor="_Toc234918315" w:history="1">
         <w:r>
           <w:rPr>
             <w:rStyle w:val="Hyperlink"/>
@@ -1620,7 +1620,7 @@
             <w:noProof/>
             <w:webHidden/>
           </w:rPr>
-          <w:instrText xml:space="preserve"> PAGEREF _Toc234865997 \h </w:instrText>
+          <w:instrText xml:space="preserve"> PAGEREF _Toc234918315 \h </w:instrText>
         </w:r>
         <w:r>
           <w:rPr>
@@ -1668,7 +1668,7 @@
           <w14:ligatures w14:val="standardContextual"/>
         </w:rPr>
       </w:pPr>
-      <w:hyperlink w:anchor="_Toc234865998" w:history="1">
+      <w:hyperlink w:anchor="_Toc234918316" w:history="1">
         <w:r>
           <w:rPr>
             <w:rStyle w:val="Hyperlink"/>
@@ -1695,7 +1695,7 @@
             <w:noProof/>
             <w:webHidden/>
           </w:rPr>
-          <w:instrText xml:space="preserve"> PAGEREF _Toc234865998 \h </w:instrText>
+          <w:instrText xml:space="preserve"> PAGEREF _Toc234918316 \h </w:instrText>
         </w:r>
         <w:r>
           <w:rPr>
@@ -1743,7 +1743,7 @@
           <w14:ligatures w14:val="standardContextual"/>
         </w:rPr>
       </w:pPr>
-      <w:hyperlink w:anchor="_Toc234865999" w:history="1">
+      <w:hyperlink w:anchor="_Toc234918317" w:history="1">
         <w:r>
           <w:rPr>
             <w:rStyle w:val="Hyperlink"/>
@@ -1770,7 +1770,7 @@
             <w:noProof/>
             <w:webHidden/>
           </w:rPr>
-          <w:instrText xml:space="preserve"> PAGEREF _Toc234865999 \h </w:instrText>
+          <w:instrText xml:space="preserve"> PAGEREF _Toc234918317 \h </w:instrText>
         </w:r>
         <w:r>
           <w:rPr>
@@ -1818,7 +1818,7 @@
           <w14:ligatures w14:val="standardContextual"/>
         </w:rPr>
       </w:pPr>
-      <w:hyperlink w:anchor="_Toc234866000" w:history="1">
+      <w:hyperlink w:anchor="_Toc234918318" w:history="1">
         <w:r>
           <w:rPr>
             <w:rStyle w:val="Hyperlink"/>
@@ -1845,7 +1845,7 @@
             <w:noProof/>
             <w:webHidden/>
           </w:rPr>
-          <w:instrText xml:space="preserve"> PAGEREF _Toc234866000 \h </w:instrText>
+          <w:instrText xml:space="preserve"> PAGEREF _Toc234918318 \h </w:instrText>
         </w:r>
         <w:r>
           <w:rPr>
@@ -1893,7 +1893,7 @@
           <w14:ligatures w14:val="standardContextual"/>
         </w:rPr>
       </w:pPr>
-      <w:hyperlink w:anchor="_Toc234866001" w:history="1">
+      <w:hyperlink w:anchor="_Toc234918319" w:history="1">
         <w:r>
           <w:rPr>
             <w:rStyle w:val="Hyperlink"/>
@@ -1920,7 +1920,7 @@
             <w:noProof/>
             <w:webHidden/>
           </w:rPr>
-          <w:instrText xml:space="preserve"> PAGEREF _Toc234866001 \h </w:instrText>
+          <w:instrText xml:space="preserve"> PAGEREF _Toc234918319 \h </w:instrText>
         </w:r>
         <w:r>
           <w:rPr>
@@ -1968,7 +1968,7 @@
           <w14:ligatures w14:val="standardContextual"/>
         </w:rPr>
       </w:pPr>
-      <w:hyperlink w:anchor="_Toc234866002" w:history="1">
+      <w:hyperlink w:anchor="_Toc234918320" w:history="1">
         <w:r>
           <w:rPr>
             <w:rStyle w:val="Hyperlink"/>
@@ -1995,7 +1995,7 @@
             <w:noProof/>
             <w:webHidden/>
           </w:rPr>
-          <w:instrText xml:space="preserve"> PAGEREF _Toc234866002 \h </w:instrText>
+          <w:instrText xml:space="preserve"> PAGEREF _Toc234918320 \h </w:instrText>
         </w:r>
         <w:r>
           <w:rPr>
@@ -2043,7 +2043,7 @@
           <w14:ligatures w14:val="standardContextual"/>
         </w:rPr>
       </w:pPr>
-      <w:hyperlink w:anchor="_Toc234866003" w:history="1">
+      <w:hyperlink w:anchor="_Toc234918321" w:history="1">
         <w:r>
           <w:rPr>
             <w:rStyle w:val="Hyperlink"/>
@@ -2070,7 +2070,7 @@
             <w:noProof/>
             <w:webHidden/>
           </w:rPr>
-          <w:instrText xml:space="preserve"> PAGEREF _Toc234866003 \h </w:instrText>
+          <w:instrText xml:space="preserve"> PAGEREF _Toc234918321 \h </w:instrText>
         </w:r>
         <w:r>
           <w:rPr>
@@ -2118,7 +2118,7 @@
           <w14:ligatures w14:val="standardContextual"/>
         </w:rPr>
       </w:pPr>
-      <w:hyperlink w:anchor="_Toc234866004" w:history="1">
+      <w:hyperlink w:anchor="_Toc234918322" w:history="1">
         <w:r>
           <w:rPr>
             <w:rStyle w:val="Hyperlink"/>
@@ -2145,7 +2145,7 @@
             <w:noProof/>
             <w:webHidden/>
           </w:rPr>
-          <w:instrText xml:space="preserve"> PAGEREF _Toc234866004 \h </w:instrText>
+          <w:instrText xml:space="preserve"> PAGEREF _Toc234918322 \h </w:instrText>
         </w:r>
         <w:r>
           <w:rPr>
@@ -2193,7 +2193,7 @@
           <w14:ligatures w14:val="standardContextual"/>
         </w:rPr>
       </w:pPr>
-      <w:hyperlink w:anchor="_Toc234866005" w:history="1">
+      <w:hyperlink w:anchor="_Toc234918323" w:history="1">
         <w:r>
           <w:rPr>
             <w:rStyle w:val="Hyperlink"/>
@@ -2220,7 +2220,7 @@
             <w:noProof/>
             <w:webHidden/>
           </w:rPr>
-          <w:instrText xml:space="preserve"> PAGEREF _Toc234866005 \h </w:instrText>
+          <w:instrText xml:space="preserve"> PAGEREF _Toc234918323 \h </w:instrText>
         </w:r>
         <w:r>
           <w:rPr>
@@ -2240,7 +2240,7 @@
             <w:noProof/>
             <w:webHidden/>
           </w:rPr>
-          <w:t>24</w:t>
+          <w:t>23</w:t>
         </w:r>
         <w:r>
           <w:rPr>
@@ -2268,7 +2268,7 @@
           <w14:ligatures w14:val="standardContextual"/>
         </w:rPr>
       </w:pPr>
-      <w:hyperlink w:anchor="_Toc234866006" w:history="1">
+      <w:hyperlink w:anchor="_Toc234918324" w:history="1">
         <w:r>
           <w:rPr>
             <w:rStyle w:val="Hyperlink"/>
@@ -2295,7 +2295,7 @@
             <w:noProof/>
             <w:webHidden/>
           </w:rPr>
-          <w:instrText xml:space="preserve"> PAGEREF _Toc234866006 \h </w:instrText>
+          <w:instrText xml:space="preserve"> PAGEREF _Toc234918324 \h </w:instrText>
         </w:r>
         <w:r>
           <w:rPr>
@@ -2343,7 +2343,7 @@
           <w14:ligatures w14:val="standardContextual"/>
         </w:rPr>
       </w:pPr>
-      <w:hyperlink w:anchor="_Toc234866007" w:history="1">
+      <w:hyperlink w:anchor="_Toc234918325" w:history="1">
         <w:r>
           <w:rPr>
             <w:rStyle w:val="Hyperlink"/>
@@ -2370,7 +2370,7 @@
             <w:noProof/>
             <w:webHidden/>
           </w:rPr>
-          <w:instrText xml:space="preserve"> PAGEREF _Toc234866007 \h </w:instrText>
+          <w:instrText xml:space="preserve"> PAGEREF _Toc234918325 \h </w:instrText>
         </w:r>
         <w:r>
           <w:rPr>
@@ -2418,7 +2418,7 @@
           <w14:ligatures w14:val="standardContextual"/>
         </w:rPr>
       </w:pPr>
-      <w:hyperlink w:anchor="_Toc234866008" w:history="1">
+      <w:hyperlink w:anchor="_Toc234918326" w:history="1">
         <w:r>
           <w:rPr>
             <w:rStyle w:val="Hyperlink"/>
@@ -2445,7 +2445,7 @@
             <w:noProof/>
             <w:webHidden/>
           </w:rPr>
-          <w:instrText xml:space="preserve"> PAGEREF _Toc234866008 \h </w:instrText>
+          <w:instrText xml:space="preserve"> PAGEREF _Toc234918326 \h </w:instrText>
         </w:r>
         <w:r>
           <w:rPr>
@@ -2493,7 +2493,7 @@
           <w14:ligatures w14:val="standardContextual"/>
         </w:rPr>
       </w:pPr>
-      <w:hyperlink w:anchor="_Toc234866009" w:history="1">
+      <w:hyperlink w:anchor="_Toc234918327" w:history="1">
         <w:r>
           <w:rPr>
             <w:rStyle w:val="Hyperlink"/>
@@ -2520,7 +2520,7 @@
             <w:noProof/>
             <w:webHidden/>
           </w:rPr>
-          <w:instrText xml:space="preserve"> PAGEREF _Toc234866009 \h </w:instrText>
+          <w:instrText xml:space="preserve"> PAGEREF _Toc234918327 \h </w:instrText>
         </w:r>
         <w:r>
           <w:rPr>
@@ -2568,7 +2568,7 @@
           <w14:ligatures w14:val="standardContextual"/>
         </w:rPr>
       </w:pPr>
-      <w:hyperlink w:anchor="_Toc234866010" w:history="1">
+      <w:hyperlink w:anchor="_Toc234918328" w:history="1">
         <w:r>
           <w:rPr>
             <w:rStyle w:val="Hyperlink"/>
@@ -2595,7 +2595,7 @@
             <w:noProof/>
             <w:webHidden/>
           </w:rPr>
-          <w:instrText xml:space="preserve"> PAGEREF _Toc234866010 \h </w:instrText>
+          <w:instrText xml:space="preserve"> PAGEREF _Toc234918328 \h </w:instrText>
         </w:r>
         <w:r>
           <w:rPr>
@@ -2643,7 +2643,7 @@
           <w14:ligatures w14:val="standardContextual"/>
         </w:rPr>
       </w:pPr>
-      <w:hyperlink w:anchor="_Toc234866011" w:history="1">
+      <w:hyperlink w:anchor="_Toc234918329" w:history="1">
         <w:r>
           <w:rPr>
             <w:rStyle w:val="Hyperlink"/>
@@ -2670,7 +2670,7 @@
             <w:noProof/>
             <w:webHidden/>
           </w:rPr>
-          <w:instrText xml:space="preserve"> PAGEREF _Toc234866011 \h </w:instrText>
+          <w:instrText xml:space="preserve"> PAGEREF _Toc234918329 \h </w:instrText>
         </w:r>
         <w:r>
           <w:rPr>
@@ -2710,7 +2710,7 @@
       <w:pPr>
         <w:pStyle w:val="Heading2"/>
       </w:pPr>
-      <w:bookmarkStart w:id="1" w:name="_Toc234865983"/>
+      <w:bookmarkStart w:id="1" w:name="_Toc234918301"/>
       <w:r>
         <w:t>Dokumentenlenkung</w:t>
       </w:r>
@@ -2887,7 +2887,7 @@
               <w:rPr>
                 <w:sz w:val="18"/>
               </w:rPr>
-              <w:t>1.5</w:t>
+              <w:t>1.6</w:t>
             </w:r>
           </w:p>
         </w:tc>
@@ -2939,7 +2939,7 @@
               <w:rPr>
                 <w:sz w:val="18"/>
               </w:rPr>
-              <w:t>13. Juli 2026</w:t>
+              <w:t>14. Juli 2026</w:t>
             </w:r>
           </w:p>
         </w:tc>
@@ -3440,7 +3440,7 @@
       <w:pPr>
         <w:pStyle w:val="Heading3"/>
       </w:pPr>
-      <w:bookmarkStart w:id="2" w:name="_Toc234865984"/>
+      <w:bookmarkStart w:id="2" w:name="_Toc234918302"/>
       <w:r>
         <w:t>Verbindliche Projektquellen</w:t>
       </w:r>
@@ -3605,9 +3605,21 @@
         <w:ind w:hanging="259"/>
       </w:pPr>
       <w:r>
-        <w:t xml:space="preserve">Letzter abgeschlossener historischer Nachweis: </w:t>
+        <w:t xml:space="preserve">Historische Nachweise: </w:t>
       </w:r>
       <w:hyperlink r:id="rId17">
+        <w:r>
+          <w:rPr>
+            <w:color w:val="167D86"/>
+            <w:u w:val="single"/>
+          </w:rPr>
+          <w:t>`system-validation-2026-07-13.md`</w:t>
+        </w:r>
+      </w:hyperlink>
+      <w:r>
+        <w:t xml:space="preserve"> und </w:t>
+      </w:r>
+      <w:hyperlink r:id="rId18">
         <w:r>
           <w:rPr>
             <w:color w:val="167D86"/>
@@ -3627,13 +3639,13 @@
       <w:r>
         <w:t xml:space="preserve">Aktueller Live- und Release-Nachweis: </w:t>
       </w:r>
-      <w:hyperlink r:id="rId18">
+      <w:hyperlink r:id="rId19">
         <w:r>
           <w:rPr>
             <w:color w:val="167D86"/>
             <w:u w:val="single"/>
           </w:rPr>
-          <w:t>`system-validation-2026-07-13.md`</w:t>
+          <w:t>`system-validation-2026-07-14.md`</w:t>
         </w:r>
       </w:hyperlink>
     </w:p>
@@ -3641,7 +3653,7 @@
       <w:pPr>
         <w:pStyle w:val="Heading2"/>
       </w:pPr>
-      <w:bookmarkStart w:id="3" w:name="_Toc234865985"/>
+      <w:bookmarkStart w:id="3" w:name="_Toc234918303"/>
       <w:r>
         <w:t>Wie dieses Handbuch zu lesen ist</w:t>
       </w:r>
@@ -3782,7 +3794,7 @@
       <w:pPr>
         <w:pStyle w:val="Heading3"/>
       </w:pPr>
-      <w:bookmarkStart w:id="4" w:name="_Toc234865986"/>
+      <w:bookmarkStart w:id="4" w:name="_Toc234918304"/>
       <w:r>
         <w:t>Inhaltsübersicht</w:t>
       </w:r>
@@ -3845,7 +3857,7 @@
       <w:pPr>
         <w:pStyle w:val="Heading2"/>
       </w:pPr>
-      <w:bookmarkStart w:id="5" w:name="_Toc234865987"/>
+      <w:bookmarkStart w:id="5" w:name="_Toc234918305"/>
       <w:r>
         <w:t>Teil A – Marketing-Anwendung</w:t>
       </w:r>
@@ -3855,7 +3867,7 @@
       <w:pPr>
         <w:pStyle w:val="Heading3"/>
       </w:pPr>
-      <w:bookmarkStart w:id="6" w:name="_Toc234865988"/>
+      <w:bookmarkStart w:id="6" w:name="_Toc234918306"/>
       <w:r>
         <w:t>1. Rollen, Verantwortung und nicht verhandelbare Regeln</w:t>
       </w:r>
@@ -4469,7 +4481,7 @@
       <w:pPr>
         <w:pStyle w:val="Heading3"/>
       </w:pPr>
-      <w:bookmarkStart w:id="7" w:name="_Toc234865989"/>
+      <w:bookmarkStart w:id="7" w:name="_Toc234918307"/>
       <w:r>
         <w:t>2. Die fünf echten Kampagnen</w:t>
       </w:r>
@@ -4480,7 +4492,7 @@
         <w:keepLines/>
       </w:pPr>
       <w:r>
-        <w:t xml:space="preserve">Am 13. Juli 2026 sind K1, K2 und K4 zeitlich aktiv. Ihr wirksames Wochenziel beträgt zusammen </w:t>
+        <w:t xml:space="preserve">Am 14. Juli 2026 sind K1, K2 und K4 zeitlich aktiv. Ihr wirksames Wochenziel beträgt zusammen </w:t>
       </w:r>
       <w:r>
         <w:rPr>
@@ -4675,7 +4687,7 @@
                 <w:color w:val="FFFFFF"/>
                 <w:sz w:val="16"/>
               </w:rPr>
-              <w:t>Wirksam am 13.07.</w:t>
+              <w:t>Wirksam am 14.07.</w:t>
             </w:r>
           </w:p>
         </w:tc>
@@ -5579,7 +5591,7 @@
       <w:pPr>
         <w:pStyle w:val="Heading3"/>
       </w:pPr>
-      <w:bookmarkStart w:id="8" w:name="_Toc234865990"/>
+      <w:bookmarkStart w:id="8" w:name="_Toc234918308"/>
       <w:r>
         <w:t>3. Sicherer Schnellstart</w:t>
       </w:r>
@@ -5949,10 +5961,10 @@
               <w:rPr>
                 <w:b/>
               </w:rPr>
-              <w:t>Aktueller Stopp am 13. Juli 2026:</w:t>
-            </w:r>
-            <w:r>
-              <w:t xml:space="preserve"> Diese Voraussetzungen sind im Live-System nicht erfüllt. Der alte HTTP-Endpunkt antwortete beim früheren Audit, beim abschließenden Check war Nvidia-1 jedoch nicht erreichbar. HTTPS und namentliche Konten fehlen. Arbeitsanweisung A1 endet daher bei Schritt 2 beziehungsweise 3.</w:t>
+              <w:t>Aktueller Stopp am 14. Juli 2026:</w:t>
+            </w:r>
+            <w:r>
+              <w:t xml:space="preserve"> Diese Voraussetzungen sind im Live-System nicht erfüllt. Nvidia-1 ist technisch erreichbar, der alte HTTP-Endpunkt besitzt jedoch weiterhin weder HTTPS noch namentliche Konten. Arbeitsanweisung A1 endet daher bei Schritt 2 beziehungsweise 3.</w:t>
             </w:r>
           </w:p>
         </w:tc>
@@ -5967,7 +5979,7 @@
       <w:pPr>
         <w:pStyle w:val="Heading3"/>
       </w:pPr>
-      <w:bookmarkStart w:id="9" w:name="_Toc234865991"/>
+      <w:bookmarkStart w:id="9" w:name="_Toc234918309"/>
       <w:r>
         <w:t>4. Täglicher Marketing-Ablauf</w:t>
       </w:r>
@@ -6058,7 +6070,7 @@
         <w:t xml:space="preserve">2. </w:t>
       </w:r>
       <w:r>
-        <w:t>Lesen Sie für jede Kampagne Status, wirksames Wochenziel, erreichten Fortschritt, Quellenlage, wartende Freigaben und Blocker. Am 13. Juli sind dies insgesamt 9 Inhalte für K1, K2 und K4; K3 und K5 zählen bis 1. August jeweils 0.</w:t>
+        <w:t>Lesen Sie für jede Kampagne Status, wirksames Wochenziel, erreichten Fortschritt, Quellenlage, wartende Freigaben und Blocker. Am 14. Juli sind dies insgesamt 9 Inhalte für K1, K2 und K4; K3 und K5 zählen bis 1. August jeweils 0.</w:t>
       </w:r>
     </w:p>
     <w:p>
@@ -6307,7 +6319,7 @@
       <w:pPr>
         <w:pStyle w:val="Heading3"/>
       </w:pPr>
-      <w:bookmarkStart w:id="10" w:name="_Toc234865992"/>
+      <w:bookmarkStart w:id="10" w:name="_Toc234918310"/>
       <w:r>
         <w:t>5. Recherche, Trends und zitierfähige Quellen</w:t>
       </w:r>
@@ -7162,7 +7174,10 @@
         <w:t>Aktueller Stand:</w:t>
       </w:r>
       <w:r>
-        <w:t xml:space="preserve"> SearxNG wurde vor dem Verbindungsverlust erfolgreich verwendet; seine aktuelle Erreichbarkeit ist nicht bestätigt. Firecrawl ist weder als lokaler Dienst nachgewiesen noch mit einem Cloud-Schlüssel konfiguriert. Im Produktionsspeicher fehlt weiterhin eine aktuelle freigabefähige Recherche für K1 bis K5. Ein getrennter historischer Kandidatenlauf recherchierte K1 bis K5 über SearxNG und bewahrte neun zitierte Treffer auf; jeder Gegenstand blieb wegen nur einer unabhängigen Quelldomain korrekt </w:t>
+        <w:t xml:space="preserve"> Eine frische SearxNG-JSON-Suche und eine minimale lokale Qwen-Inferenz waren am 14. Juli erfolgreich. Im Produktionsspeicher fehlt dennoch eine aktuelle freigabefähige Recherche für K1 bis K5. Ein separater selbst gehosteter Firecrawl-Dienst ist gesund, aber nicht mit der Marketing-Anwendung verbunden; Firecrawl Cloud besitzt weiterhin keinen Schlüssel. Ein historischer K1-bis-K5-Kandidatenlauf über SearxNG bewahrte neun zitierte Treffer auf; jeder Gegenstand blieb wegen nur einer unabhängigen Quelldomain </w:t>
+      </w:r>
+      <w:r>
+        <w:t xml:space="preserve">korrekt </w:t>
       </w:r>
       <w:r>
         <w:rPr>
@@ -7184,7 +7199,7 @@
         <w:t>source_verified_date_unconfirmed</w:t>
       </w:r>
       <w:r>
-        <w:t xml:space="preserve">. Beide Nachweise belegen sicheres Blockierverhalten, aber keinen aktuellen Trend. Vor jeder aktuellen Trendbehauptung bleiben mindestens zwei unabhängige Domains </w:t>
+        <w:t xml:space="preserve">. Diese Nachweise belegen Adapterfunktion und sicheres Blockierverhalten, aber keinen aktuellen Trend. Vor jeder aktuellen Trendbehauptung bleiben mindestens zwei unabhängige Domains </w:t>
       </w:r>
       <w:r>
         <w:rPr>
@@ -7200,7 +7215,7 @@
       <w:pPr>
         <w:pStyle w:val="Heading3"/>
       </w:pPr>
-      <w:bookmarkStart w:id="11" w:name="_Toc234865993"/>
+      <w:bookmarkStart w:id="11" w:name="_Toc234918311"/>
       <w:r>
         <w:t>6. KI-Entwurf, Reel-Idee und Content-Paket</w:t>
       </w:r>
@@ -7817,17 +7832,17 @@
         <w:keepLines/>
       </w:pPr>
       <w:r>
-        <w:t>Die technische Herkunft bleibt im geschützten Auditverlauf erhalten. Die Anwenderoberfläche zeigt bewusst keine Provider-/Modellnamen, Laufzeiten, Roh-Hashes oder internen IDs. Am 13. Juli sind fünf W29-Entwürfe – je einer pro Kampagne – mit bestätigter früherer lokaler KI-Erstellung im Produktionsbestand gespeichert. Zusätzlich erzeugte ein isolierter aktueller Quellkandidat echte lokale Qwen-Entwürfe für K1 bis K5; kontrollierte Revisionen bestanden die deterministische Qualitätsprüfung. Diese Nachweise b</w:t>
-      </w:r>
-      <w:r>
-        <w:t>elegen lokale KI-Erstellung, aber weder sichere Einsatzbereitschaft der Live-Konsole noch menschliche Freigabe, Veröffentlichung oder Produktionsqualifikation. Im Produktionsbestand sind insgesamt elf Nicht-Demo-Contentstände vorhanden; K4 wartet auf Belege.</w:t>
+        <w:t>Die technische Herkunft bleibt im geschützten Auditverlauf erhalten. Die Anwenderoberfläche zeigt bewusst keine Provider-/Modellnamen, Laufzeiten, Roh-Hashes oder internen IDs. Am 13. Juli sind fünf W29-Entwürfe – je einer pro Kampagne – mit bestätigter früherer lokaler KI-Erstellung im Produktionsbestand gespeichert. Zusätzliche isolierte Prüfläufe erzeugten für einzelne Kampagnen echte lokale Qwen-Entwürfe; mehrere kontrollierte Ergebnisse bestanden die deterministische Qualitätsprüfung. Es gibt jedoch ke</w:t>
+      </w:r>
+      <w:r>
+        <w:t>inen vollständigen, auf dem exakten finalen Quellstand bestandenen Drei-Runden-Lauf für alle fünf Kampagnen. Diese Nachweise belegen lokale KI-Erstellung, aber weder sichere Einsatzbereitschaft der Live-Konsole noch menschliche Freigabe, Veröffentlichung oder Produktionsqualifikation. Im Produktionsbestand sind insgesamt elf Nicht-Demo-Contentstände vorhanden; K4 wartet auf Belege.</w:t>
       </w:r>
     </w:p>
     <w:p>
       <w:pPr>
         <w:pStyle w:val="Heading3"/>
       </w:pPr>
-      <w:bookmarkStart w:id="12" w:name="_Toc234865994"/>
+      <w:bookmarkStart w:id="12" w:name="_Toc234918312"/>
       <w:r>
         <w:t>7. Menschliche Prüfung und Freigabe</w:t>
       </w:r>
@@ -8116,7 +8131,7 @@
       <w:pPr>
         <w:pStyle w:val="Heading3"/>
       </w:pPr>
-      <w:bookmarkStart w:id="13" w:name="_Toc234865995"/>
+      <w:bookmarkStart w:id="13" w:name="_Toc234918313"/>
       <w:r>
         <w:t>8. K4: reales Medium und Einwilligung</w:t>
       </w:r>
@@ -8341,7 +8356,7 @@
       <w:pPr>
         <w:pStyle w:val="Heading3"/>
       </w:pPr>
-      <w:bookmarkStart w:id="14" w:name="_Toc234865996"/>
+      <w:bookmarkStart w:id="14" w:name="_Toc234918314"/>
       <w:r>
         <w:t>9. Postiz: ausschließlich Entwurfsübergabe</w:t>
       </w:r>
@@ -9326,7 +9341,7 @@
       <w:pPr>
         <w:pStyle w:val="Heading3"/>
       </w:pPr>
-      <w:bookmarkStart w:id="15" w:name="_Toc234865997"/>
+      <w:bookmarkStart w:id="15" w:name="_Toc234918315"/>
       <w:r>
         <w:t>10. Ergebnisse und Messfenster</w:t>
       </w:r>
@@ -9994,7 +10009,7 @@
       <w:pPr>
         <w:pStyle w:val="Heading3"/>
       </w:pPr>
-      <w:bookmarkStart w:id="16" w:name="_Toc234865998"/>
+      <w:bookmarkStart w:id="16" w:name="_Toc234918316"/>
       <w:r>
         <w:t>11. Statusglossar</w:t>
       </w:r>
@@ -11657,7 +11672,7 @@
       <w:pPr>
         <w:pStyle w:val="Heading3"/>
       </w:pPr>
-      <w:bookmarkStart w:id="17" w:name="_Toc234865999"/>
+      <w:bookmarkStart w:id="17" w:name="_Toc234918317"/>
       <w:r>
         <w:t>12. Fehlerhilfe für Marketing-Anwender</w:t>
       </w:r>
@@ -12749,7 +12764,7 @@
       <w:pPr>
         <w:pStyle w:val="Heading2"/>
       </w:pPr>
-      <w:bookmarkStart w:id="18" w:name="_Toc234866000"/>
+      <w:bookmarkStart w:id="18" w:name="_Toc234918318"/>
       <w:r>
         <w:t>Teil B – Administration und Betrieb</w:t>
       </w:r>
@@ -12759,7 +12774,7 @@
       <w:pPr>
         <w:pStyle w:val="Heading3"/>
       </w:pPr>
-      <w:bookmarkStart w:id="19" w:name="_Toc234866001"/>
+      <w:bookmarkStart w:id="19" w:name="_Toc234918319"/>
       <w:r>
         <w:t>13. Aktueller Umgebungs- und Risikostand</w:t>
       </w:r>
@@ -12770,3370 +12785,7 @@
         <w:keepLines/>
       </w:pPr>
       <w:r>
-        <w:t>Die folgende Tabelle trennt die schreibgeschützte Live-Inventur vom 13. Juli 2026 ausdrücklich von lokalen und isolierten Kandidatennachweisen. Es wurden dabei keine Remote-Schreibvorgänge ausgeführt.</w:t>
-      </w:r>
-    </w:p>
-    <w:tbl>
-      <w:tblPr>
-        <w:tblStyle w:val="TableGrid"/>
-        <w:tblW w:w="0" w:type="auto"/>
-        <w:jc w:val="center"/>
-        <w:tblLook w:val="04A0" w:firstRow="1" w:lastRow="0" w:firstColumn="1" w:lastColumn="0" w:noHBand="0" w:noVBand="1"/>
-      </w:tblPr>
-      <w:tblGrid>
-        <w:gridCol w:w="1464"/>
-        <w:gridCol w:w="6364"/>
-        <w:gridCol w:w="2164"/>
-      </w:tblGrid>
-      <w:tr>
-        <w:trPr>
-          <w:cantSplit/>
-          <w:tblHeader/>
-          <w:jc w:val="center"/>
-        </w:trPr>
-        <w:tc>
-          <w:tcPr>
-            <w:tcW w:w="3264" w:type="dxa"/>
-            <w:shd w:val="clear" w:color="auto" w:fill="17324D"/>
-            <w:tcMar>
-              <w:top w:w="90" w:type="dxa"/>
-              <w:left w:w="100" w:type="dxa"/>
-              <w:bottom w:w="90" w:type="dxa"/>
-              <w:right w:w="100" w:type="dxa"/>
-            </w:tcMar>
-            <w:vAlign w:val="center"/>
-          </w:tcPr>
-          <w:p>
-            <w:pPr>
-              <w:spacing w:after="0"/>
-            </w:pPr>
-            <w:r>
-              <w:rPr>
-                <w:b/>
-                <w:color w:val="FFFFFF"/>
-                <w:sz w:val="18"/>
-              </w:rPr>
-              <w:t>Bereich</w:t>
-            </w:r>
-          </w:p>
-        </w:tc>
-        <w:tc>
-          <w:tcPr>
-            <w:tcW w:w="3264" w:type="dxa"/>
-            <w:shd w:val="clear" w:color="auto" w:fill="17324D"/>
-            <w:tcMar>
-              <w:top w:w="90" w:type="dxa"/>
-              <w:left w:w="100" w:type="dxa"/>
-              <w:bottom w:w="90" w:type="dxa"/>
-              <w:right w:w="100" w:type="dxa"/>
-            </w:tcMar>
-            <w:vAlign w:val="center"/>
-          </w:tcPr>
-          <w:p>
-            <w:pPr>
-              <w:spacing w:after="0"/>
-            </w:pPr>
-            <w:r>
-              <w:rPr>
-                <w:b/>
-                <w:color w:val="FFFFFF"/>
-                <w:sz w:val="18"/>
-              </w:rPr>
-              <w:t>Festgestellter Istzustand</w:t>
-            </w:r>
-          </w:p>
-        </w:tc>
-        <w:tc>
-          <w:tcPr>
-            <w:tcW w:w="3264" w:type="dxa"/>
-            <w:shd w:val="clear" w:color="auto" w:fill="17324D"/>
-            <w:tcMar>
-              <w:top w:w="90" w:type="dxa"/>
-              <w:left w:w="100" w:type="dxa"/>
-              <w:bottom w:w="90" w:type="dxa"/>
-              <w:right w:w="100" w:type="dxa"/>
-            </w:tcMar>
-            <w:vAlign w:val="center"/>
-          </w:tcPr>
-          <w:p>
-            <w:pPr>
-              <w:spacing w:after="0"/>
-            </w:pPr>
-            <w:r>
-              <w:rPr>
-                <w:b/>
-                <w:color w:val="FFFFFF"/>
-                <w:sz w:val="18"/>
-              </w:rPr>
-              <w:t>Freigabeauswirkung</w:t>
-            </w:r>
-          </w:p>
-        </w:tc>
-      </w:tr>
-      <w:tr>
-        <w:trPr>
-          <w:cantSplit/>
-          <w:jc w:val="center"/>
-        </w:trPr>
-        <w:tc>
-          <w:tcPr>
-            <w:tcW w:w="3264" w:type="dxa"/>
-            <w:tcMar>
-              <w:top w:w="90" w:type="dxa"/>
-              <w:left w:w="100" w:type="dxa"/>
-              <w:bottom w:w="90" w:type="dxa"/>
-              <w:right w:w="100" w:type="dxa"/>
-            </w:tcMar>
-            <w:vAlign w:val="center"/>
-          </w:tcPr>
-          <w:p>
-            <w:pPr>
-              <w:spacing w:after="0"/>
-            </w:pPr>
-            <w:r>
-              <w:rPr>
-                <w:sz w:val="18"/>
-              </w:rPr>
-              <w:t>Nvidia-1</w:t>
-            </w:r>
-          </w:p>
-        </w:tc>
-        <w:tc>
-          <w:tcPr>
-            <w:tcW w:w="3264" w:type="dxa"/>
-            <w:tcMar>
-              <w:top w:w="90" w:type="dxa"/>
-              <w:left w:w="100" w:type="dxa"/>
-              <w:bottom w:w="90" w:type="dxa"/>
-              <w:right w:w="100" w:type="dxa"/>
-            </w:tcMar>
-            <w:vAlign w:val="center"/>
-          </w:tcPr>
-          <w:p>
-            <w:pPr>
-              <w:spacing w:after="0"/>
-            </w:pPr>
-            <w:r>
-              <w:rPr>
-                <w:sz w:val="18"/>
-              </w:rPr>
-              <w:t>Beim früheren Audit intern erreichbar mit etwa 2,3 TB freiem Datenträger und 98 GiB freiem RAM; beim abschließenden Bürocheck nicht mehr auflösbar oder per SSH erreichbar</w:t>
-            </w:r>
-          </w:p>
-        </w:tc>
-        <w:tc>
-          <w:tcPr>
-            <w:tcW w:w="3264" w:type="dxa"/>
-            <w:tcMar>
-              <w:top w:w="90" w:type="dxa"/>
-              <w:left w:w="100" w:type="dxa"/>
-              <w:bottom w:w="90" w:type="dxa"/>
-              <w:right w:w="100" w:type="dxa"/>
-            </w:tcMar>
-            <w:vAlign w:val="center"/>
-          </w:tcPr>
-          <w:p>
-            <w:pPr>
-              <w:spacing w:after="0"/>
-            </w:pPr>
-            <w:r>
-              <w:rPr>
-                <w:b/>
-                <w:sz w:val="18"/>
-              </w:rPr>
-              <w:t>Blocker:</w:t>
-            </w:r>
-            <w:r>
-              <w:rPr>
-                <w:sz w:val="18"/>
-              </w:rPr>
-              <w:t xml:space="preserve"> aktuellen Zustand und alle Produktionspfade nach stabiler Verbindungswiederherstellung erneut attestieren</w:t>
-            </w:r>
-          </w:p>
-        </w:tc>
-      </w:tr>
-      <w:tr>
-        <w:trPr>
-          <w:cantSplit/>
-          <w:jc w:val="center"/>
-        </w:trPr>
-        <w:tc>
-          <w:tcPr>
-            <w:tcW w:w="3264" w:type="dxa"/>
-            <w:shd w:val="clear" w:color="auto" w:fill="F5F8FA"/>
-            <w:tcMar>
-              <w:top w:w="90" w:type="dxa"/>
-              <w:left w:w="100" w:type="dxa"/>
-              <w:bottom w:w="90" w:type="dxa"/>
-              <w:right w:w="100" w:type="dxa"/>
-            </w:tcMar>
-            <w:vAlign w:val="center"/>
-          </w:tcPr>
-          <w:p>
-            <w:pPr>
-              <w:spacing w:after="0"/>
-            </w:pPr>
-            <w:r>
-              <w:rPr>
-                <w:sz w:val="18"/>
-              </w:rPr>
-              <w:t>Produktionskonsole</w:t>
-            </w:r>
-          </w:p>
-        </w:tc>
-        <w:tc>
-          <w:tcPr>
-            <w:tcW w:w="3264" w:type="dxa"/>
-            <w:shd w:val="clear" w:color="auto" w:fill="F5F8FA"/>
-            <w:tcMar>
-              <w:top w:w="90" w:type="dxa"/>
-              <w:left w:w="100" w:type="dxa"/>
-              <w:bottom w:w="90" w:type="dxa"/>
-              <w:right w:w="100" w:type="dxa"/>
-            </w:tcMar>
-            <w:vAlign w:val="center"/>
-          </w:tcPr>
-          <w:p>
-            <w:pPr>
-              <w:spacing w:after="0"/>
-            </w:pPr>
-            <w:r>
-              <w:rPr>
-                <w:sz w:val="18"/>
-              </w:rPr>
-              <w:t xml:space="preserve">Beim früheren Audit antwortete HTTP-LAN </w:t>
-            </w:r>
-            <w:r>
-              <w:rPr>
-                <w:rFonts w:ascii="Consolas" w:hAnsi="Consolas"/>
-                <w:color w:val="17324D"/>
-                <w:sz w:val="18"/>
-              </w:rPr>
-              <w:t>:18117</w:t>
-            </w:r>
-            <w:r>
-              <w:rPr>
-                <w:sz w:val="18"/>
-              </w:rPr>
-              <w:t xml:space="preserve">; HTTPS scheiterte; </w:t>
-            </w:r>
-            <w:r>
-              <w:rPr>
-                <w:rFonts w:ascii="Consolas" w:hAnsi="Consolas"/>
-                <w:color w:val="17324D"/>
-                <w:sz w:val="18"/>
-              </w:rPr>
-              <w:t>/session</w:t>
-            </w:r>
-            <w:r>
-              <w:rPr>
-                <w:sz w:val="18"/>
-              </w:rPr>
-              <w:t xml:space="preserve"> lieferte 404; HSTS, CSP und X-Frame-Options fehlten. Aktuelle Erreichbarkeit nicht bestätigt</w:t>
-            </w:r>
-          </w:p>
-        </w:tc>
-        <w:tc>
-          <w:tcPr>
-            <w:tcW w:w="3264" w:type="dxa"/>
-            <w:shd w:val="clear" w:color="auto" w:fill="F5F8FA"/>
-            <w:tcMar>
-              <w:top w:w="90" w:type="dxa"/>
-              <w:left w:w="100" w:type="dxa"/>
-              <w:bottom w:w="90" w:type="dxa"/>
-              <w:right w:w="100" w:type="dxa"/>
-            </w:tcMar>
-            <w:vAlign w:val="center"/>
-          </w:tcPr>
-          <w:p>
-            <w:pPr>
-              <w:spacing w:after="0"/>
-            </w:pPr>
-            <w:r>
-              <w:rPr>
-                <w:b/>
-                <w:sz w:val="18"/>
-              </w:rPr>
-              <w:t>Blocker:</w:t>
-            </w:r>
-            <w:r>
-              <w:rPr>
-                <w:sz w:val="18"/>
-              </w:rPr>
-              <w:t xml:space="preserve"> keine sichere Operatornutzung, keine aktuelle Freigabe</w:t>
-            </w:r>
-          </w:p>
-        </w:tc>
-      </w:tr>
-      <w:tr>
-        <w:trPr>
-          <w:cantSplit/>
-          <w:jc w:val="center"/>
-        </w:trPr>
-        <w:tc>
-          <w:tcPr>
-            <w:tcW w:w="3264" w:type="dxa"/>
-            <w:tcMar>
-              <w:top w:w="90" w:type="dxa"/>
-              <w:left w:w="100" w:type="dxa"/>
-              <w:bottom w:w="90" w:type="dxa"/>
-              <w:right w:w="100" w:type="dxa"/>
-            </w:tcMar>
-            <w:vAlign w:val="center"/>
-          </w:tcPr>
-          <w:p>
-            <w:pPr>
-              <w:spacing w:after="0"/>
-            </w:pPr>
-            <w:r>
-              <w:rPr>
-                <w:sz w:val="18"/>
-              </w:rPr>
-              <w:t>Produktionsimage</w:t>
-            </w:r>
-          </w:p>
-        </w:tc>
-        <w:tc>
-          <w:tcPr>
-            <w:tcW w:w="3264" w:type="dxa"/>
-            <w:tcMar>
-              <w:top w:w="90" w:type="dxa"/>
-              <w:left w:w="100" w:type="dxa"/>
-              <w:bottom w:w="90" w:type="dxa"/>
-              <w:right w:w="100" w:type="dxa"/>
-            </w:tcMar>
-            <w:vAlign w:val="center"/>
-          </w:tcPr>
-          <w:p>
-            <w:pPr>
-              <w:spacing w:after="0"/>
-            </w:pPr>
-            <w:r>
-              <w:rPr>
-                <w:sz w:val="18"/>
-              </w:rPr>
-              <w:t xml:space="preserve">Älteres Image mit Digest-Präfix </w:t>
-            </w:r>
-            <w:r>
-              <w:rPr>
-                <w:rFonts w:ascii="Consolas" w:hAnsi="Consolas"/>
-                <w:color w:val="17324D"/>
-                <w:sz w:val="18"/>
-              </w:rPr>
-              <w:t>sha256:a5442c…</w:t>
-            </w:r>
-          </w:p>
-        </w:tc>
-        <w:tc>
-          <w:tcPr>
-            <w:tcW w:w="3264" w:type="dxa"/>
-            <w:tcMar>
-              <w:top w:w="90" w:type="dxa"/>
-              <w:left w:w="100" w:type="dxa"/>
-              <w:bottom w:w="90" w:type="dxa"/>
-              <w:right w:w="100" w:type="dxa"/>
-            </w:tcMar>
-            <w:vAlign w:val="center"/>
-          </w:tcPr>
-          <w:p>
-            <w:pPr>
-              <w:spacing w:after="0"/>
-            </w:pPr>
-            <w:r>
-              <w:rPr>
-                <w:sz w:val="18"/>
-              </w:rPr>
-              <w:t>Nicht der gehärtete Kandidat</w:t>
-            </w:r>
-          </w:p>
-        </w:tc>
-      </w:tr>
-      <w:tr>
-        <w:trPr>
-          <w:cantSplit/>
-          <w:jc w:val="center"/>
-        </w:trPr>
-        <w:tc>
-          <w:tcPr>
-            <w:tcW w:w="3264" w:type="dxa"/>
-            <w:shd w:val="clear" w:color="auto" w:fill="F5F8FA"/>
-            <w:tcMar>
-              <w:top w:w="90" w:type="dxa"/>
-              <w:left w:w="100" w:type="dxa"/>
-              <w:bottom w:w="90" w:type="dxa"/>
-              <w:right w:w="100" w:type="dxa"/>
-            </w:tcMar>
-            <w:vAlign w:val="center"/>
-          </w:tcPr>
-          <w:p>
-            <w:pPr>
-              <w:spacing w:after="0"/>
-            </w:pPr>
-            <w:r>
-              <w:rPr>
-                <w:sz w:val="18"/>
-              </w:rPr>
-              <w:t>Alter Kandidat</w:t>
-            </w:r>
-          </w:p>
-        </w:tc>
-        <w:tc>
-          <w:tcPr>
-            <w:tcW w:w="3264" w:type="dxa"/>
-            <w:shd w:val="clear" w:color="auto" w:fill="F5F8FA"/>
-            <w:tcMar>
-              <w:top w:w="90" w:type="dxa"/>
-              <w:left w:w="100" w:type="dxa"/>
-              <w:bottom w:w="90" w:type="dxa"/>
-              <w:right w:w="100" w:type="dxa"/>
-            </w:tcMar>
-            <w:vAlign w:val="center"/>
-          </w:tcPr>
-          <w:p>
-            <w:pPr>
-              <w:spacing w:after="0"/>
-            </w:pPr>
-            <w:r>
-              <w:rPr>
-                <w:sz w:val="18"/>
-              </w:rPr>
-              <w:t xml:space="preserve">Loopback </w:t>
-            </w:r>
-            <w:r>
-              <w:rPr>
-                <w:rFonts w:ascii="Consolas" w:hAnsi="Consolas"/>
-                <w:color w:val="17324D"/>
-                <w:sz w:val="18"/>
-              </w:rPr>
-              <w:t>:18118</w:t>
-            </w:r>
-            <w:r>
-              <w:rPr>
-                <w:sz w:val="18"/>
-              </w:rPr>
-              <w:t xml:space="preserve">, Digest-Präfix </w:t>
-            </w:r>
-            <w:r>
-              <w:rPr>
-                <w:rFonts w:ascii="Consolas" w:hAnsi="Consolas"/>
-                <w:color w:val="17324D"/>
-                <w:sz w:val="18"/>
-              </w:rPr>
-              <w:t>sha256:1c7a6d…</w:t>
-            </w:r>
-            <w:r>
-              <w:rPr>
-                <w:sz w:val="18"/>
-              </w:rPr>
-              <w:t>; Sicherheitsdrift zum Default-Root erkannt</w:t>
-            </w:r>
-          </w:p>
-        </w:tc>
-        <w:tc>
-          <w:tcPr>
-            <w:tcW w:w="3264" w:type="dxa"/>
-            <w:shd w:val="clear" w:color="auto" w:fill="F5F8FA"/>
-            <w:tcMar>
-              <w:top w:w="90" w:type="dxa"/>
-              <w:left w:w="100" w:type="dxa"/>
-              <w:bottom w:w="90" w:type="dxa"/>
-              <w:right w:w="100" w:type="dxa"/>
-            </w:tcMar>
-            <w:vAlign w:val="center"/>
-          </w:tcPr>
-          <w:p>
-            <w:pPr>
-              <w:spacing w:after="0"/>
-            </w:pPr>
-            <w:r>
-              <w:rPr>
-                <w:sz w:val="18"/>
-              </w:rPr>
-              <w:t>Neu bauen und vollständig neu qualifizieren</w:t>
-            </w:r>
-          </w:p>
-        </w:tc>
-      </w:tr>
-      <w:tr>
-        <w:trPr>
-          <w:cantSplit/>
-          <w:jc w:val="center"/>
-        </w:trPr>
-        <w:tc>
-          <w:tcPr>
-            <w:tcW w:w="3264" w:type="dxa"/>
-            <w:tcMar>
-              <w:top w:w="90" w:type="dxa"/>
-              <w:left w:w="100" w:type="dxa"/>
-              <w:bottom w:w="90" w:type="dxa"/>
-              <w:right w:w="100" w:type="dxa"/>
-            </w:tcMar>
-            <w:vAlign w:val="center"/>
-          </w:tcPr>
-          <w:p>
-            <w:pPr>
-              <w:spacing w:after="0"/>
-            </w:pPr>
-            <w:r>
-              <w:rPr>
-                <w:sz w:val="18"/>
-              </w:rPr>
-              <w:t>Lokaler gehärteter Prüfstand</w:t>
-            </w:r>
-          </w:p>
-        </w:tc>
-        <w:tc>
-          <w:tcPr>
-            <w:tcW w:w="3264" w:type="dxa"/>
-            <w:tcMar>
-              <w:top w:w="90" w:type="dxa"/>
-              <w:left w:w="100" w:type="dxa"/>
-              <w:bottom w:w="90" w:type="dxa"/>
-              <w:right w:w="100" w:type="dxa"/>
-            </w:tcMar>
-            <w:vAlign w:val="center"/>
-          </w:tcPr>
-          <w:p>
-            <w:pPr>
-              <w:spacing w:after="0"/>
-            </w:pPr>
-            <w:r>
-              <w:rPr>
-                <w:sz w:val="18"/>
-              </w:rPr>
-              <w:t>Vollständige Regression mit 452 erfassten Tests: 450 bestanden und 2 übersprungen; Ruff, mypy, Abhängigkeits- und Konfigurationsprüfungen grün; authentifizierte Operator- und sichere Degradationsabläufe auf Desktop/Mobil bestanden; null WCAG-A/AA-Verstöße</w:t>
-            </w:r>
-          </w:p>
-        </w:tc>
-        <w:tc>
-          <w:tcPr>
-            <w:tcW w:w="3264" w:type="dxa"/>
-            <w:tcMar>
-              <w:top w:w="90" w:type="dxa"/>
-              <w:left w:w="100" w:type="dxa"/>
-              <w:bottom w:w="90" w:type="dxa"/>
-              <w:right w:w="100" w:type="dxa"/>
-            </w:tcMar>
-            <w:vAlign w:val="center"/>
-          </w:tcPr>
-          <w:p>
-            <w:pPr>
-              <w:spacing w:after="0"/>
-            </w:pPr>
-            <w:r>
-              <w:rPr>
-                <w:sz w:val="18"/>
-              </w:rPr>
-              <w:t>Abschließende UI-Evidenz für den isolierten Kandidaten, aber keine Produktions-, TLS-, Nvidia- oder Abhängigkeitsfreigabe</w:t>
-            </w:r>
-          </w:p>
-        </w:tc>
-      </w:tr>
-      <w:tr>
-        <w:trPr>
-          <w:cantSplit/>
-          <w:jc w:val="center"/>
-        </w:trPr>
-        <w:tc>
-          <w:tcPr>
-            <w:tcW w:w="3264" w:type="dxa"/>
-            <w:shd w:val="clear" w:color="auto" w:fill="F5F8FA"/>
-            <w:tcMar>
-              <w:top w:w="90" w:type="dxa"/>
-              <w:left w:w="100" w:type="dxa"/>
-              <w:bottom w:w="90" w:type="dxa"/>
-              <w:right w:w="100" w:type="dxa"/>
-            </w:tcMar>
-            <w:vAlign w:val="center"/>
-          </w:tcPr>
-          <w:p>
-            <w:pPr>
-              <w:spacing w:after="0"/>
-            </w:pPr>
-            <w:r>
-              <w:rPr>
-                <w:sz w:val="18"/>
-              </w:rPr>
-              <w:t>Lokale Plattformimages</w:t>
-            </w:r>
-          </w:p>
-        </w:tc>
-        <w:tc>
-          <w:tcPr>
-            <w:tcW w:w="3264" w:type="dxa"/>
-            <w:shd w:val="clear" w:color="auto" w:fill="F5F8FA"/>
-            <w:tcMar>
-              <w:top w:w="90" w:type="dxa"/>
-              <w:left w:w="100" w:type="dxa"/>
-              <w:bottom w:w="90" w:type="dxa"/>
-              <w:right w:w="100" w:type="dxa"/>
-            </w:tcMar>
-            <w:vAlign w:val="center"/>
-          </w:tcPr>
-          <w:p>
-            <w:pPr>
-              <w:spacing w:after="0"/>
-            </w:pPr>
-            <w:r>
-              <w:rPr>
-                <w:sz w:val="18"/>
-              </w:rPr>
-              <w:t xml:space="preserve">Exakte aktuelle amd64-Identität </w:t>
-            </w:r>
-            <w:r>
-              <w:rPr>
-                <w:rFonts w:ascii="Consolas" w:hAnsi="Consolas"/>
-                <w:color w:val="17324D"/>
-                <w:sz w:val="18"/>
-              </w:rPr>
-              <w:t>sha256:0ae6c4c57d2564f83929aec844bb54be5e6bca297c1b6efc00b38074478929f8</w:t>
-            </w:r>
-            <w:r>
-              <w:rPr>
-                <w:sz w:val="18"/>
-              </w:rPr>
-              <w:t xml:space="preserve"> und arm64-Identität </w:t>
-            </w:r>
-            <w:r>
-              <w:rPr>
-                <w:rFonts w:ascii="Consolas" w:hAnsi="Consolas"/>
-                <w:color w:val="17324D"/>
-                <w:sz w:val="18"/>
-              </w:rPr>
-              <w:t>sha256:7527599ee25d47a9475f60df763e479ce62de205cd8dd7d89737f712c5068d70</w:t>
-            </w:r>
-            <w:r>
-              <w:rPr>
-                <w:sz w:val="18"/>
-              </w:rPr>
-              <w:t xml:space="preserve">; jeweils 97 Pakete und Docker Scout 0 kritisch/0 hoch/0 mittel/0 niedrig; SPDX-SBOMs neu erzeugt; beide lokal mit schreibgeschütztem Dateisystem, UID/GID </w:t>
-            </w:r>
-            <w:r>
-              <w:rPr>
-                <w:rFonts w:ascii="Consolas" w:hAnsi="Consolas"/>
-                <w:color w:val="17324D"/>
-                <w:sz w:val="18"/>
-              </w:rPr>
-              <w:t>10001</w:t>
-            </w:r>
-            <w:r>
-              <w:rPr>
-                <w:sz w:val="18"/>
-              </w:rPr>
-              <w:t xml:space="preserve">, </w:t>
-            </w:r>
-            <w:r>
-              <w:rPr>
-                <w:rFonts w:ascii="Consolas" w:hAnsi="Consolas"/>
-                <w:color w:val="17324D"/>
-                <w:sz w:val="18"/>
-              </w:rPr>
-              <w:t>no-new-privileges</w:t>
-            </w:r>
-            <w:r>
-              <w:rPr>
-                <w:sz w:val="18"/>
-              </w:rPr>
-              <w:t>, Authentifizierungsablehnung 401 sowie genau K1 bis K5 ohne Demos bestanden</w:t>
-            </w:r>
-          </w:p>
-        </w:tc>
-        <w:tc>
-          <w:tcPr>
-            <w:tcW w:w="3264" w:type="dxa"/>
-            <w:shd w:val="clear" w:color="auto" w:fill="F5F8FA"/>
-            <w:tcMar>
-              <w:top w:w="90" w:type="dxa"/>
-              <w:left w:w="100" w:type="dxa"/>
-              <w:bottom w:w="90" w:type="dxa"/>
-              <w:right w:w="100" w:type="dxa"/>
-            </w:tcMar>
-            <w:vAlign w:val="center"/>
-          </w:tcPr>
-          <w:p>
-            <w:pPr>
-              <w:spacing w:after="0"/>
-            </w:pPr>
-            <w:r>
-              <w:rPr>
-                <w:sz w:val="18"/>
-              </w:rPr>
-              <w:t xml:space="preserve">Arm64 lief über QEMU und meldete </w:t>
-            </w:r>
-            <w:r>
-              <w:rPr>
-                <w:rFonts w:ascii="Consolas" w:hAnsi="Consolas"/>
-                <w:color w:val="17324D"/>
-                <w:sz w:val="18"/>
-              </w:rPr>
-              <w:t>aarch64</w:t>
-            </w:r>
-            <w:r>
-              <w:rPr>
-                <w:sz w:val="18"/>
-              </w:rPr>
-              <w:t>, nicht auf echter Nvidia-Hardware. Die Identitäten belegen den aktuellen lokalen Quellstand; nach jeder relevanten Änderung Images/SBOMs neu bauen und betroffene Prüfungen wiederholen. Keine Produktionsfreigabe ableiten</w:t>
-            </w:r>
-          </w:p>
-        </w:tc>
-      </w:tr>
-      <w:tr>
-        <w:trPr>
-          <w:cantSplit/>
-          <w:jc w:val="center"/>
-        </w:trPr>
-        <w:tc>
-          <w:tcPr>
-            <w:tcW w:w="3264" w:type="dxa"/>
-            <w:tcMar>
-              <w:top w:w="90" w:type="dxa"/>
-              <w:left w:w="100" w:type="dxa"/>
-              <w:bottom w:w="90" w:type="dxa"/>
-              <w:right w:w="100" w:type="dxa"/>
-            </w:tcMar>
-            <w:vAlign w:val="center"/>
-          </w:tcPr>
-          <w:p>
-            <w:pPr>
-              <w:spacing w:after="0"/>
-            </w:pPr>
-            <w:r>
-              <w:rPr>
-                <w:sz w:val="18"/>
-              </w:rPr>
-              <w:t>Mutationen</w:t>
-            </w:r>
-          </w:p>
-        </w:tc>
-        <w:tc>
-          <w:tcPr>
-            <w:tcW w:w="3264" w:type="dxa"/>
-            <w:tcMar>
-              <w:top w:w="90" w:type="dxa"/>
-              <w:left w:w="100" w:type="dxa"/>
-              <w:bottom w:w="90" w:type="dxa"/>
-              <w:right w:w="100" w:type="dxa"/>
-            </w:tcMar>
-            <w:vAlign w:val="center"/>
-          </w:tcPr>
-          <w:p>
-            <w:pPr>
-              <w:spacing w:after="0"/>
-            </w:pPr>
-            <w:r>
-              <w:rPr>
-                <w:sz w:val="18"/>
-              </w:rPr>
-              <w:t xml:space="preserve">Externe Writes sind </w:t>
-            </w:r>
-            <w:r>
-              <w:rPr>
-                <w:rFonts w:ascii="Consolas" w:hAnsi="Consolas"/>
-                <w:color w:val="17324D"/>
-                <w:sz w:val="18"/>
-              </w:rPr>
-              <w:t>false</w:t>
-            </w:r>
-          </w:p>
-        </w:tc>
-        <w:tc>
-          <w:tcPr>
-            <w:tcW w:w="3264" w:type="dxa"/>
-            <w:tcMar>
-              <w:top w:w="90" w:type="dxa"/>
-              <w:left w:w="100" w:type="dxa"/>
-              <w:bottom w:w="90" w:type="dxa"/>
-              <w:right w:w="100" w:type="dxa"/>
-            </w:tcMar>
-            <w:vAlign w:val="center"/>
-          </w:tcPr>
-          <w:p>
-            <w:pPr>
-              <w:spacing w:after="0"/>
-            </w:pPr>
-            <w:r>
-              <w:rPr>
-                <w:sz w:val="18"/>
-              </w:rPr>
-              <w:t>Korrekte sichere Sperre; beibehalten</w:t>
-            </w:r>
-          </w:p>
-        </w:tc>
-      </w:tr>
-      <w:tr>
-        <w:trPr>
-          <w:cantSplit/>
-          <w:jc w:val="center"/>
-        </w:trPr>
-        <w:tc>
-          <w:tcPr>
-            <w:tcW w:w="3264" w:type="dxa"/>
-            <w:shd w:val="clear" w:color="auto" w:fill="F5F8FA"/>
-            <w:tcMar>
-              <w:top w:w="90" w:type="dxa"/>
-              <w:left w:w="100" w:type="dxa"/>
-              <w:bottom w:w="90" w:type="dxa"/>
-              <w:right w:w="100" w:type="dxa"/>
-            </w:tcMar>
-            <w:vAlign w:val="center"/>
-          </w:tcPr>
-          <w:p>
-            <w:pPr>
-              <w:spacing w:after="0"/>
-            </w:pPr>
-            <w:r>
-              <w:rPr>
-                <w:sz w:val="18"/>
-              </w:rPr>
-              <w:t>Live-Contentdaten, zuletzt beobachtet</w:t>
-            </w:r>
-          </w:p>
-        </w:tc>
-        <w:tc>
-          <w:tcPr>
-            <w:tcW w:w="3264" w:type="dxa"/>
-            <w:shd w:val="clear" w:color="auto" w:fill="F5F8FA"/>
-            <w:tcMar>
-              <w:top w:w="90" w:type="dxa"/>
-              <w:left w:w="100" w:type="dxa"/>
-              <w:bottom w:w="90" w:type="dxa"/>
-              <w:right w:w="100" w:type="dxa"/>
-            </w:tcMar>
-            <w:vAlign w:val="center"/>
-          </w:tcPr>
-          <w:p>
-            <w:pPr>
-              <w:spacing w:after="0"/>
-            </w:pPr>
-            <w:r>
-              <w:rPr>
-                <w:sz w:val="18"/>
-              </w:rPr>
-              <w:t>Genau K1 bis K5; elf Nicht-Demo-Zustände; fünf W29-Entwürfe mit lokaler-Qwen-Provenienz; K4 braucht Belege</w:t>
-            </w:r>
-          </w:p>
-        </w:tc>
-        <w:tc>
-          <w:tcPr>
-            <w:tcW w:w="3264" w:type="dxa"/>
-            <w:shd w:val="clear" w:color="auto" w:fill="F5F8FA"/>
-            <w:tcMar>
-              <w:top w:w="90" w:type="dxa"/>
-              <w:left w:w="100" w:type="dxa"/>
-              <w:bottom w:w="90" w:type="dxa"/>
-              <w:right w:w="100" w:type="dxa"/>
-            </w:tcMar>
-            <w:vAlign w:val="center"/>
-          </w:tcPr>
-          <w:p>
-            <w:pPr>
-              <w:spacing w:after="0"/>
-            </w:pPr>
-            <w:r>
-              <w:rPr>
-                <w:sz w:val="18"/>
-              </w:rPr>
-              <w:t>Nicht mit isolierten Kandidaten-/Evaluatorläufen verwechseln; Daten erhalten, frisch sichern und keine Green-Aussage ableiten</w:t>
-            </w:r>
-          </w:p>
-        </w:tc>
-      </w:tr>
-      <w:tr>
-        <w:trPr>
-          <w:cantSplit/>
-          <w:jc w:val="center"/>
-        </w:trPr>
-        <w:tc>
-          <w:tcPr>
-            <w:tcW w:w="3264" w:type="dxa"/>
-            <w:tcMar>
-              <w:top w:w="90" w:type="dxa"/>
-              <w:left w:w="100" w:type="dxa"/>
-              <w:bottom w:w="90" w:type="dxa"/>
-              <w:right w:w="100" w:type="dxa"/>
-            </w:tcMar>
-            <w:vAlign w:val="center"/>
-          </w:tcPr>
-          <w:p>
-            <w:pPr>
-              <w:spacing w:after="0"/>
-            </w:pPr>
-            <w:r>
-              <w:rPr>
-                <w:sz w:val="18"/>
-              </w:rPr>
-              <w:t>Trenddaten in Produktion</w:t>
-            </w:r>
-          </w:p>
-        </w:tc>
-        <w:tc>
-          <w:tcPr>
-            <w:tcW w:w="3264" w:type="dxa"/>
-            <w:tcMar>
-              <w:top w:w="90" w:type="dxa"/>
-              <w:left w:w="100" w:type="dxa"/>
-              <w:bottom w:w="90" w:type="dxa"/>
-              <w:right w:w="100" w:type="dxa"/>
-            </w:tcMar>
-            <w:vAlign w:val="center"/>
-          </w:tcPr>
-          <w:p>
-            <w:pPr>
-              <w:spacing w:after="0"/>
-            </w:pPr>
-            <w:r>
-              <w:rPr>
-                <w:sz w:val="18"/>
-              </w:rPr>
-              <w:t>Nur QA-/Testläufe, keine aktuelle freigabefähige K1-bis-K5-Recherche</w:t>
-            </w:r>
-          </w:p>
-        </w:tc>
-        <w:tc>
-          <w:tcPr>
-            <w:tcW w:w="3264" w:type="dxa"/>
-            <w:tcMar>
-              <w:top w:w="90" w:type="dxa"/>
-              <w:left w:w="100" w:type="dxa"/>
-              <w:bottom w:w="90" w:type="dxa"/>
-              <w:right w:w="100" w:type="dxa"/>
-            </w:tcMar>
-            <w:vAlign w:val="center"/>
-          </w:tcPr>
-          <w:p>
-            <w:pPr>
-              <w:spacing w:after="0"/>
-            </w:pPr>
-            <w:r>
-              <w:rPr>
-                <w:sz w:val="18"/>
-              </w:rPr>
-              <w:t>Keine aktuelle Trendaussage zulässig</w:t>
-            </w:r>
-          </w:p>
-        </w:tc>
-      </w:tr>
-      <w:tr>
-        <w:trPr>
-          <w:cantSplit/>
-          <w:jc w:val="center"/>
-        </w:trPr>
-        <w:tc>
-          <w:tcPr>
-            <w:tcW w:w="3264" w:type="dxa"/>
-            <w:shd w:val="clear" w:color="auto" w:fill="F5F8FA"/>
-            <w:tcMar>
-              <w:top w:w="90" w:type="dxa"/>
-              <w:left w:w="100" w:type="dxa"/>
-              <w:bottom w:w="90" w:type="dxa"/>
-              <w:right w:w="100" w:type="dxa"/>
-            </w:tcMar>
-            <w:vAlign w:val="center"/>
-          </w:tcPr>
-          <w:p>
-            <w:pPr>
-              <w:spacing w:after="0"/>
-            </w:pPr>
-            <w:r>
-              <w:rPr>
-                <w:sz w:val="18"/>
-              </w:rPr>
-              <w:t>Isolierte Recherche</w:t>
-            </w:r>
-          </w:p>
-        </w:tc>
-        <w:tc>
-          <w:tcPr>
-            <w:tcW w:w="3264" w:type="dxa"/>
-            <w:shd w:val="clear" w:color="auto" w:fill="F5F8FA"/>
-            <w:tcMar>
-              <w:top w:w="90" w:type="dxa"/>
-              <w:left w:w="100" w:type="dxa"/>
-              <w:bottom w:w="90" w:type="dxa"/>
-              <w:right w:w="100" w:type="dxa"/>
-            </w:tcMar>
-            <w:vAlign w:val="center"/>
-          </w:tcPr>
-          <w:p>
-            <w:pPr>
-              <w:spacing w:after="0"/>
-            </w:pPr>
-            <w:r>
-              <w:rPr>
-                <w:sz w:val="18"/>
-              </w:rPr>
-              <w:t>Historischer K1-bis-K5-Lauf: neun zitierte Treffer, je Gegenstand eine Domain. Neuester K1-Lauf: vier Domains für eine Idee, aber null vertrauenswürdige datierte Quellen im Zeitraum</w:t>
-            </w:r>
-          </w:p>
-        </w:tc>
-        <w:tc>
-          <w:tcPr>
-            <w:tcW w:w="3264" w:type="dxa"/>
-            <w:shd w:val="clear" w:color="auto" w:fill="F5F8FA"/>
-            <w:tcMar>
-              <w:top w:w="90" w:type="dxa"/>
-              <w:left w:w="100" w:type="dxa"/>
-              <w:bottom w:w="90" w:type="dxa"/>
-              <w:right w:w="100" w:type="dxa"/>
-            </w:tcMar>
-            <w:vAlign w:val="center"/>
-          </w:tcPr>
-          <w:p>
-            <w:pPr>
-              <w:spacing w:after="0"/>
-            </w:pPr>
-            <w:r>
-              <w:rPr>
-                <w:sz w:val="18"/>
-              </w:rPr>
-              <w:t>Beide Ergebnisse korrekt blockiert; für Grün sind je Gegenstand zwei unabhängige Domains und eine aktuelle datierte Quelle nötig</w:t>
-            </w:r>
-          </w:p>
-        </w:tc>
-      </w:tr>
-      <w:tr>
-        <w:trPr>
-          <w:cantSplit/>
-          <w:jc w:val="center"/>
-        </w:trPr>
-        <w:tc>
-          <w:tcPr>
-            <w:tcW w:w="3264" w:type="dxa"/>
-            <w:tcMar>
-              <w:top w:w="90" w:type="dxa"/>
-              <w:left w:w="100" w:type="dxa"/>
-              <w:bottom w:w="90" w:type="dxa"/>
-              <w:right w:w="100" w:type="dxa"/>
-            </w:tcMar>
-            <w:vAlign w:val="center"/>
-          </w:tcPr>
-          <w:p>
-            <w:pPr>
-              <w:spacing w:after="0"/>
-            </w:pPr>
-            <w:r>
-              <w:rPr>
-                <w:sz w:val="18"/>
-              </w:rPr>
-              <w:t>n8n Edge</w:t>
-            </w:r>
-          </w:p>
-        </w:tc>
-        <w:tc>
-          <w:tcPr>
-            <w:tcW w:w="3264" w:type="dxa"/>
-            <w:tcMar>
-              <w:top w:w="90" w:type="dxa"/>
-              <w:left w:w="100" w:type="dxa"/>
-              <w:bottom w:w="90" w:type="dxa"/>
-              <w:right w:w="100" w:type="dxa"/>
-            </w:tcMar>
-            <w:vAlign w:val="center"/>
-          </w:tcPr>
-          <w:p>
-            <w:pPr>
-              <w:spacing w:after="0"/>
-            </w:pPr>
-            <w:r>
-              <w:rPr>
-                <w:sz w:val="18"/>
-              </w:rPr>
-              <w:t xml:space="preserve">LAN </w:t>
-            </w:r>
-            <w:r>
-              <w:rPr>
-                <w:rFonts w:ascii="Consolas" w:hAnsi="Consolas"/>
-                <w:color w:val="17324D"/>
-                <w:sz w:val="18"/>
-              </w:rPr>
-              <w:t>:15678</w:t>
-            </w:r>
-            <w:r>
-              <w:rPr>
-                <w:sz w:val="18"/>
-              </w:rPr>
-              <w:t xml:space="preserve"> liefert 502; Proxy hält veraltete Container-IP</w:t>
-            </w:r>
-          </w:p>
-        </w:tc>
-        <w:tc>
-          <w:tcPr>
-            <w:tcW w:w="3264" w:type="dxa"/>
-            <w:tcMar>
-              <w:top w:w="90" w:type="dxa"/>
-              <w:left w:w="100" w:type="dxa"/>
-              <w:bottom w:w="90" w:type="dxa"/>
-              <w:right w:w="100" w:type="dxa"/>
-            </w:tcMar>
-            <w:vAlign w:val="center"/>
-          </w:tcPr>
-          <w:p>
-            <w:pPr>
-              <w:spacing w:after="0"/>
-            </w:pPr>
-            <w:r>
-              <w:rPr>
-                <w:b/>
-                <w:sz w:val="18"/>
-              </w:rPr>
-              <w:t>Blocker:</w:t>
-            </w:r>
-            <w:r>
-              <w:rPr>
-                <w:sz w:val="18"/>
-              </w:rPr>
-              <w:t xml:space="preserve"> Proxy-/Namensauflösung korrigieren und neu prüfen</w:t>
-            </w:r>
-          </w:p>
-        </w:tc>
-      </w:tr>
-      <w:tr>
-        <w:trPr>
-          <w:cantSplit/>
-          <w:jc w:val="center"/>
-        </w:trPr>
-        <w:tc>
-          <w:tcPr>
-            <w:tcW w:w="3264" w:type="dxa"/>
-            <w:shd w:val="clear" w:color="auto" w:fill="F5F8FA"/>
-            <w:tcMar>
-              <w:top w:w="90" w:type="dxa"/>
-              <w:left w:w="100" w:type="dxa"/>
-              <w:bottom w:w="90" w:type="dxa"/>
-              <w:right w:w="100" w:type="dxa"/>
-            </w:tcMar>
-            <w:vAlign w:val="center"/>
-          </w:tcPr>
-          <w:p>
-            <w:pPr>
-              <w:spacing w:after="0"/>
-            </w:pPr>
-            <w:r>
-              <w:rPr>
-                <w:sz w:val="18"/>
-              </w:rPr>
-              <w:t>n8n Runtime</w:t>
-            </w:r>
-          </w:p>
-        </w:tc>
-        <w:tc>
-          <w:tcPr>
-            <w:tcW w:w="3264" w:type="dxa"/>
-            <w:shd w:val="clear" w:color="auto" w:fill="F5F8FA"/>
-            <w:tcMar>
-              <w:top w:w="90" w:type="dxa"/>
-              <w:left w:w="100" w:type="dxa"/>
-              <w:bottom w:w="90" w:type="dxa"/>
-              <w:right w:w="100" w:type="dxa"/>
-            </w:tcMar>
-            <w:vAlign w:val="center"/>
-          </w:tcPr>
-          <w:p>
-            <w:pPr>
-              <w:spacing w:after="0"/>
-            </w:pPr>
-            <w:r>
-              <w:rPr>
-                <w:sz w:val="18"/>
-              </w:rPr>
-              <w:t>Zuletzt live Version 2.29.10 mit anderem Digest; 13 Workflows, davon 11 aktiv und 2 inaktiv. Der geprüfte Migrationskandidat pinnt dagegen 2.29.9 (</w:t>
-            </w:r>
-            <w:r>
-              <w:rPr>
-                <w:rFonts w:ascii="Consolas" w:hAnsi="Consolas"/>
-                <w:color w:val="17324D"/>
-                <w:sz w:val="18"/>
-              </w:rPr>
-              <w:t>e0d959…</w:t>
-            </w:r>
-            <w:r>
-              <w:rPr>
-                <w:sz w:val="18"/>
-              </w:rPr>
-              <w:t>)</w:t>
-            </w:r>
-          </w:p>
-        </w:tc>
-        <w:tc>
-          <w:tcPr>
-            <w:tcW w:w="3264" w:type="dxa"/>
-            <w:shd w:val="clear" w:color="auto" w:fill="F5F8FA"/>
-            <w:tcMar>
-              <w:top w:w="90" w:type="dxa"/>
-              <w:left w:w="100" w:type="dxa"/>
-              <w:bottom w:w="90" w:type="dxa"/>
-              <w:right w:w="100" w:type="dxa"/>
-            </w:tcMar>
-            <w:vAlign w:val="center"/>
-          </w:tcPr>
-          <w:p>
-            <w:pPr>
-              <w:spacing w:after="0"/>
-            </w:pPr>
-            <w:r>
-              <w:rPr>
-                <w:b/>
-                <w:sz w:val="18"/>
-              </w:rPr>
-              <w:t>Blocker:</w:t>
-            </w:r>
-            <w:r>
-              <w:rPr>
-                <w:sz w:val="18"/>
-              </w:rPr>
-              <w:t xml:space="preserve"> eine exakte Version/Digest freigeben; Tombstone fälschlich aktiv, Retention-Workflow fehlt, Wahrheitsflags falsch</w:t>
-            </w:r>
-          </w:p>
-        </w:tc>
-      </w:tr>
-      <w:tr>
-        <w:trPr>
-          <w:cantSplit/>
-          <w:jc w:val="center"/>
-        </w:trPr>
-        <w:tc>
-          <w:tcPr>
-            <w:tcW w:w="3264" w:type="dxa"/>
-            <w:tcMar>
-              <w:top w:w="90" w:type="dxa"/>
-              <w:left w:w="100" w:type="dxa"/>
-              <w:bottom w:w="90" w:type="dxa"/>
-              <w:right w:w="100" w:type="dxa"/>
-            </w:tcMar>
-            <w:vAlign w:val="center"/>
-          </w:tcPr>
-          <w:p>
-            <w:pPr>
-              <w:spacing w:after="0"/>
-            </w:pPr>
-            <w:r>
-              <w:rPr>
-                <w:sz w:val="18"/>
-              </w:rPr>
-              <w:t>TLS/Identität</w:t>
-            </w:r>
-          </w:p>
-        </w:tc>
-        <w:tc>
-          <w:tcPr>
-            <w:tcW w:w="3264" w:type="dxa"/>
-            <w:tcMar>
-              <w:top w:w="90" w:type="dxa"/>
-              <w:left w:w="100" w:type="dxa"/>
-              <w:bottom w:w="90" w:type="dxa"/>
-              <w:right w:w="100" w:type="dxa"/>
-            </w:tcMar>
-            <w:vAlign w:val="center"/>
-          </w:tcPr>
-          <w:p>
-            <w:pPr>
-              <w:spacing w:after="0"/>
-            </w:pPr>
-            <w:r>
-              <w:rPr>
-                <w:sz w:val="18"/>
-              </w:rPr>
-              <w:t>CA, Zertifikat, Schlüssel, htpasswd, namentliche Konten und read-only n8n-API-Key fehlen</w:t>
-            </w:r>
-          </w:p>
-        </w:tc>
-        <w:tc>
-          <w:tcPr>
-            <w:tcW w:w="3264" w:type="dxa"/>
-            <w:tcMar>
-              <w:top w:w="90" w:type="dxa"/>
-              <w:left w:w="100" w:type="dxa"/>
-              <w:bottom w:w="90" w:type="dxa"/>
-              <w:right w:w="100" w:type="dxa"/>
-            </w:tcMar>
-            <w:vAlign w:val="center"/>
-          </w:tcPr>
-          <w:p>
-            <w:pPr>
-              <w:spacing w:after="0"/>
-            </w:pPr>
-            <w:r>
-              <w:rPr>
-                <w:b/>
-                <w:sz w:val="18"/>
-              </w:rPr>
-              <w:t>Blocker:</w:t>
-            </w:r>
-            <w:r>
-              <w:rPr>
-                <w:sz w:val="18"/>
-              </w:rPr>
-              <w:t xml:space="preserve"> Material sicher bereitstellen, Rechte und persönliche Konten prüfen</w:t>
-            </w:r>
-          </w:p>
-        </w:tc>
-      </w:tr>
-      <w:tr>
-        <w:trPr>
-          <w:cantSplit/>
-          <w:jc w:val="center"/>
-        </w:trPr>
-        <w:tc>
-          <w:tcPr>
-            <w:tcW w:w="3264" w:type="dxa"/>
-            <w:shd w:val="clear" w:color="auto" w:fill="F5F8FA"/>
-            <w:tcMar>
-              <w:top w:w="90" w:type="dxa"/>
-              <w:left w:w="100" w:type="dxa"/>
-              <w:bottom w:w="90" w:type="dxa"/>
-              <w:right w:w="100" w:type="dxa"/>
-            </w:tcMar>
-            <w:vAlign w:val="center"/>
-          </w:tcPr>
-          <w:p>
-            <w:pPr>
-              <w:spacing w:after="0"/>
-            </w:pPr>
-            <w:r>
-              <w:rPr>
-                <w:sz w:val="18"/>
-              </w:rPr>
-              <w:t>Lokale KI</w:t>
-            </w:r>
-          </w:p>
-        </w:tc>
-        <w:tc>
-          <w:tcPr>
-            <w:tcW w:w="3264" w:type="dxa"/>
-            <w:shd w:val="clear" w:color="auto" w:fill="F5F8FA"/>
-            <w:tcMar>
-              <w:top w:w="90" w:type="dxa"/>
-              <w:left w:w="100" w:type="dxa"/>
-              <w:bottom w:w="90" w:type="dxa"/>
-              <w:right w:w="100" w:type="dxa"/>
-            </w:tcMar>
-            <w:vAlign w:val="center"/>
-          </w:tcPr>
-          <w:p>
-            <w:pPr>
-              <w:spacing w:after="0"/>
-            </w:pPr>
-            <w:r>
-              <w:rPr>
-                <w:sz w:val="18"/>
-              </w:rPr>
-              <w:t>Vor dem Verbindungsverlust erzeugte ein isolierter Kandidat über Qwen auf Nvidia-2 echte strukturierte K1-bis-K5-Entwürfe und bestand kontrollierte Qualitätsrevisionen; aktuell nicht erreichbar</w:t>
-            </w:r>
-          </w:p>
-        </w:tc>
-        <w:tc>
-          <w:tcPr>
-            <w:tcW w:w="3264" w:type="dxa"/>
-            <w:shd w:val="clear" w:color="auto" w:fill="F5F8FA"/>
-            <w:tcMar>
-              <w:top w:w="90" w:type="dxa"/>
-              <w:left w:w="100" w:type="dxa"/>
-              <w:bottom w:w="90" w:type="dxa"/>
-              <w:right w:w="100" w:type="dxa"/>
-            </w:tcMar>
-            <w:vAlign w:val="center"/>
-          </w:tcPr>
-          <w:p>
-            <w:pPr>
-              <w:spacing w:after="0"/>
-            </w:pPr>
-            <w:r>
-              <w:rPr>
-                <w:sz w:val="18"/>
-              </w:rPr>
-              <w:t>Historische Provenienz bewahren; Verbindung, echte Nvidia-ARM64-Ausführung und Abhängigkeitspfad am exakten finalen Artefakt erneut prüfen. Lokales QEMU ersetzt diese Abnahme nicht</w:t>
-            </w:r>
-          </w:p>
-        </w:tc>
-      </w:tr>
-      <w:tr>
-        <w:trPr>
-          <w:cantSplit/>
-          <w:jc w:val="center"/>
-        </w:trPr>
-        <w:tc>
-          <w:tcPr>
-            <w:tcW w:w="3264" w:type="dxa"/>
-            <w:tcMar>
-              <w:top w:w="90" w:type="dxa"/>
-              <w:left w:w="100" w:type="dxa"/>
-              <w:bottom w:w="90" w:type="dxa"/>
-              <w:right w:w="100" w:type="dxa"/>
-            </w:tcMar>
-            <w:vAlign w:val="center"/>
-          </w:tcPr>
-          <w:p>
-            <w:pPr>
-              <w:spacing w:after="0"/>
-            </w:pPr>
-            <w:r>
-              <w:rPr>
-                <w:sz w:val="18"/>
-              </w:rPr>
-              <w:t>ComfyUI</w:t>
-            </w:r>
-          </w:p>
-        </w:tc>
-        <w:tc>
-          <w:tcPr>
-            <w:tcW w:w="3264" w:type="dxa"/>
-            <w:tcMar>
-              <w:top w:w="90" w:type="dxa"/>
-              <w:left w:w="100" w:type="dxa"/>
-              <w:bottom w:w="90" w:type="dxa"/>
-              <w:right w:w="100" w:type="dxa"/>
-            </w:tcMar>
-            <w:vAlign w:val="center"/>
-          </w:tcPr>
-          <w:p>
-            <w:pPr>
-              <w:spacing w:after="0"/>
-            </w:pPr>
-            <w:r>
-              <w:rPr>
-                <w:sz w:val="18"/>
-              </w:rPr>
-              <w:t>Isolierter Nvidia-2-FLUX-Kandidat hat einen echten API-Lauf mit strikt dekodiertem 512×512-Ergebnis und gebundenen Modell-/Runtime-/Workflow-Hashes bestanden; Produktion blieb unverändert</w:t>
-            </w:r>
-          </w:p>
-        </w:tc>
-        <w:tc>
-          <w:tcPr>
-            <w:tcW w:w="3264" w:type="dxa"/>
-            <w:tcMar>
-              <w:top w:w="90" w:type="dxa"/>
-              <w:left w:w="100" w:type="dxa"/>
-              <w:bottom w:w="90" w:type="dxa"/>
-              <w:right w:w="100" w:type="dxa"/>
-            </w:tcMar>
-            <w:vAlign w:val="center"/>
-          </w:tcPr>
-          <w:p>
-            <w:pPr>
-              <w:spacing w:after="0"/>
-            </w:pPr>
-            <w:r>
-              <w:rPr>
-                <w:b/>
-                <w:sz w:val="18"/>
-              </w:rPr>
-              <w:t>Technisch qualifiziert, aber nicht release-freigegeben:</w:t>
-            </w:r>
-            <w:r>
-              <w:rPr>
-                <w:sz w:val="18"/>
-              </w:rPr>
-              <w:t xml:space="preserve"> namentliche Sichtentscheidung und Lizenzbestätigung fehlen</w:t>
-            </w:r>
-          </w:p>
-        </w:tc>
-      </w:tr>
-      <w:tr>
-        <w:trPr>
-          <w:cantSplit/>
-          <w:jc w:val="center"/>
-        </w:trPr>
-        <w:tc>
-          <w:tcPr>
-            <w:tcW w:w="3264" w:type="dxa"/>
-            <w:shd w:val="clear" w:color="auto" w:fill="F5F8FA"/>
-            <w:tcMar>
-              <w:top w:w="90" w:type="dxa"/>
-              <w:left w:w="100" w:type="dxa"/>
-              <w:bottom w:w="90" w:type="dxa"/>
-              <w:right w:w="100" w:type="dxa"/>
-            </w:tcMar>
-            <w:vAlign w:val="center"/>
-          </w:tcPr>
-          <w:p>
-            <w:pPr>
-              <w:spacing w:after="0"/>
-            </w:pPr>
-            <w:r>
-              <w:rPr>
-                <w:sz w:val="18"/>
-              </w:rPr>
-              <w:t>SearxNG</w:t>
-            </w:r>
-          </w:p>
-        </w:tc>
-        <w:tc>
-          <w:tcPr>
-            <w:tcW w:w="3264" w:type="dxa"/>
-            <w:shd w:val="clear" w:color="auto" w:fill="F5F8FA"/>
-            <w:tcMar>
-              <w:top w:w="90" w:type="dxa"/>
-              <w:left w:w="100" w:type="dxa"/>
-              <w:bottom w:w="90" w:type="dxa"/>
-              <w:right w:w="100" w:type="dxa"/>
-            </w:tcMar>
-            <w:vAlign w:val="center"/>
-          </w:tcPr>
-          <w:p>
-            <w:pPr>
-              <w:spacing w:after="0"/>
-            </w:pPr>
-            <w:r>
-              <w:rPr>
-                <w:sz w:val="18"/>
-              </w:rPr>
-              <w:t>Vor dem Verbindungsverlust erfolgreich verwendet; aktuelle Erreichbarkeit nicht bestätigt</w:t>
-            </w:r>
-          </w:p>
-        </w:tc>
-        <w:tc>
-          <w:tcPr>
-            <w:tcW w:w="3264" w:type="dxa"/>
-            <w:shd w:val="clear" w:color="auto" w:fill="F5F8FA"/>
-            <w:tcMar>
-              <w:top w:w="90" w:type="dxa"/>
-              <w:left w:w="100" w:type="dxa"/>
-              <w:bottom w:w="90" w:type="dxa"/>
-              <w:right w:w="100" w:type="dxa"/>
-            </w:tcMar>
-            <w:vAlign w:val="center"/>
-          </w:tcPr>
-          <w:p>
-            <w:pPr>
-              <w:spacing w:after="0"/>
-            </w:pPr>
-            <w:r>
-              <w:rPr>
-                <w:sz w:val="18"/>
-              </w:rPr>
-              <w:t>Adapterfunktion historisch belegt; jüngster K1-Lauf bestand die Domain-, aber nicht die Datumsgrenze und ist nicht freigabefähig</w:t>
-            </w:r>
-          </w:p>
-        </w:tc>
-      </w:tr>
-      <w:tr>
-        <w:trPr>
-          <w:cantSplit/>
-          <w:jc w:val="center"/>
-        </w:trPr>
-        <w:tc>
-          <w:tcPr>
-            <w:tcW w:w="3264" w:type="dxa"/>
-            <w:tcMar>
-              <w:top w:w="90" w:type="dxa"/>
-              <w:left w:w="100" w:type="dxa"/>
-              <w:bottom w:w="90" w:type="dxa"/>
-              <w:right w:w="100" w:type="dxa"/>
-            </w:tcMar>
-            <w:vAlign w:val="center"/>
-          </w:tcPr>
-          <w:p>
-            <w:pPr>
-              <w:spacing w:after="0"/>
-            </w:pPr>
-            <w:r>
-              <w:rPr>
-                <w:sz w:val="18"/>
-              </w:rPr>
-              <w:t>Firecrawl</w:t>
-            </w:r>
-          </w:p>
-        </w:tc>
-        <w:tc>
-          <w:tcPr>
-            <w:tcW w:w="3264" w:type="dxa"/>
-            <w:tcMar>
-              <w:top w:w="90" w:type="dxa"/>
-              <w:left w:w="100" w:type="dxa"/>
-              <w:bottom w:w="90" w:type="dxa"/>
-              <w:right w:w="100" w:type="dxa"/>
-            </w:tcMar>
-            <w:vAlign w:val="center"/>
-          </w:tcPr>
-          <w:p>
-            <w:pPr>
-              <w:spacing w:after="0"/>
-            </w:pPr>
-            <w:r>
-              <w:rPr>
-                <w:sz w:val="18"/>
-              </w:rPr>
-              <w:t>Kein lokaler Dienst nachgewiesen; Cloud-Key fehlt</w:t>
-            </w:r>
-          </w:p>
-        </w:tc>
-        <w:tc>
-          <w:tcPr>
-            <w:tcW w:w="3264" w:type="dxa"/>
-            <w:tcMar>
-              <w:top w:w="90" w:type="dxa"/>
-              <w:left w:w="100" w:type="dxa"/>
-              <w:bottom w:w="90" w:type="dxa"/>
-              <w:right w:w="100" w:type="dxa"/>
-            </w:tcMar>
-            <w:vAlign w:val="center"/>
-          </w:tcPr>
-          <w:p>
-            <w:pPr>
-              <w:spacing w:after="0"/>
-            </w:pPr>
-            <w:r>
-              <w:rPr>
-                <w:sz w:val="18"/>
-              </w:rPr>
-              <w:t>Optionaler Adapter nicht verfügbar; nicht als aktiv anzeigen</w:t>
-            </w:r>
-          </w:p>
-        </w:tc>
-      </w:tr>
-      <w:tr>
-        <w:trPr>
-          <w:cantSplit/>
-          <w:jc w:val="center"/>
-        </w:trPr>
-        <w:tc>
-          <w:tcPr>
-            <w:tcW w:w="3264" w:type="dxa"/>
-            <w:shd w:val="clear" w:color="auto" w:fill="F5F8FA"/>
-            <w:tcMar>
-              <w:top w:w="90" w:type="dxa"/>
-              <w:left w:w="100" w:type="dxa"/>
-              <w:bottom w:w="90" w:type="dxa"/>
-              <w:right w:w="100" w:type="dxa"/>
-            </w:tcMar>
-            <w:vAlign w:val="center"/>
-          </w:tcPr>
-          <w:p>
-            <w:pPr>
-              <w:spacing w:after="0"/>
-            </w:pPr>
-            <w:r>
-              <w:rPr>
-                <w:sz w:val="18"/>
-              </w:rPr>
-              <w:t>Postiz</w:t>
-            </w:r>
-          </w:p>
-        </w:tc>
-        <w:tc>
-          <w:tcPr>
-            <w:tcW w:w="3264" w:type="dxa"/>
-            <w:shd w:val="clear" w:color="auto" w:fill="F5F8FA"/>
-            <w:tcMar>
-              <w:top w:w="90" w:type="dxa"/>
-              <w:left w:w="100" w:type="dxa"/>
-              <w:bottom w:w="90" w:type="dxa"/>
-              <w:right w:w="100" w:type="dxa"/>
-            </w:tcMar>
-            <w:vAlign w:val="center"/>
-          </w:tcPr>
-          <w:p>
-            <w:pPr>
-              <w:spacing w:after="0"/>
-            </w:pPr>
-            <w:r>
-              <w:rPr>
-                <w:sz w:val="18"/>
-              </w:rPr>
-              <w:t>Vertrag/Credentials nicht release-qualifiziert; Registrierung offen</w:t>
-            </w:r>
-          </w:p>
-        </w:tc>
-        <w:tc>
-          <w:tcPr>
-            <w:tcW w:w="3264" w:type="dxa"/>
-            <w:shd w:val="clear" w:color="auto" w:fill="F5F8FA"/>
-            <w:tcMar>
-              <w:top w:w="90" w:type="dxa"/>
-              <w:left w:w="100" w:type="dxa"/>
-              <w:bottom w:w="90" w:type="dxa"/>
-              <w:right w:w="100" w:type="dxa"/>
-            </w:tcMar>
-            <w:vAlign w:val="center"/>
-          </w:tcPr>
-          <w:p>
-            <w:pPr>
-              <w:spacing w:after="0"/>
-            </w:pPr>
-            <w:r>
-              <w:rPr>
-                <w:b/>
-                <w:sz w:val="18"/>
-              </w:rPr>
-              <w:t>Sicherheitsblocker für externe Übergabe</w:t>
-            </w:r>
-          </w:p>
-        </w:tc>
-      </w:tr>
-      <w:tr>
-        <w:trPr>
-          <w:cantSplit/>
-          <w:jc w:val="center"/>
-        </w:trPr>
-        <w:tc>
-          <w:tcPr>
-            <w:tcW w:w="3264" w:type="dxa"/>
-            <w:tcMar>
-              <w:top w:w="90" w:type="dxa"/>
-              <w:left w:w="100" w:type="dxa"/>
-              <w:bottom w:w="90" w:type="dxa"/>
-              <w:right w:w="100" w:type="dxa"/>
-            </w:tcMar>
-            <w:vAlign w:val="center"/>
-          </w:tcPr>
-          <w:p>
-            <w:pPr>
-              <w:spacing w:after="0"/>
-            </w:pPr>
-            <w:r>
-              <w:rPr>
-                <w:sz w:val="18"/>
-              </w:rPr>
-              <w:t>Twenty</w:t>
-            </w:r>
-          </w:p>
-        </w:tc>
-        <w:tc>
-          <w:tcPr>
-            <w:tcW w:w="3264" w:type="dxa"/>
-            <w:tcMar>
-              <w:top w:w="90" w:type="dxa"/>
-              <w:left w:w="100" w:type="dxa"/>
-              <w:bottom w:w="90" w:type="dxa"/>
-              <w:right w:w="100" w:type="dxa"/>
-            </w:tcMar>
-            <w:vAlign w:val="center"/>
-          </w:tcPr>
-          <w:p>
-            <w:pPr>
-              <w:spacing w:after="0"/>
-            </w:pPr>
-            <w:r>
-              <w:rPr>
-                <w:sz w:val="18"/>
-              </w:rPr>
-              <w:t xml:space="preserve">Version 2.20.0 aus mutable </w:t>
-            </w:r>
-            <w:r>
-              <w:rPr>
-                <w:rFonts w:ascii="Consolas" w:hAnsi="Consolas"/>
-                <w:color w:val="17324D"/>
-                <w:sz w:val="18"/>
-              </w:rPr>
-              <w:t>latest</w:t>
-            </w:r>
-            <w:r>
-              <w:rPr>
-                <w:sz w:val="18"/>
-              </w:rPr>
-              <w:t>; Drift zur Sollfassung</w:t>
-            </w:r>
-          </w:p>
-        </w:tc>
-        <w:tc>
-          <w:tcPr>
-            <w:tcW w:w="3264" w:type="dxa"/>
-            <w:tcMar>
-              <w:top w:w="90" w:type="dxa"/>
-              <w:left w:w="100" w:type="dxa"/>
-              <w:bottom w:w="90" w:type="dxa"/>
-              <w:right w:w="100" w:type="dxa"/>
-            </w:tcMar>
-            <w:vAlign w:val="center"/>
-          </w:tcPr>
-          <w:p>
-            <w:pPr>
-              <w:spacing w:after="0"/>
-            </w:pPr>
-            <w:r>
-              <w:rPr>
-                <w:sz w:val="18"/>
-              </w:rPr>
-              <w:t>Keine Produktionswrites; unveränderlichen Digest qualifizieren</w:t>
-            </w:r>
-          </w:p>
-        </w:tc>
-      </w:tr>
-      <w:tr>
-        <w:trPr>
-          <w:cantSplit/>
-          <w:jc w:val="center"/>
-        </w:trPr>
-        <w:tc>
-          <w:tcPr>
-            <w:tcW w:w="3264" w:type="dxa"/>
-            <w:shd w:val="clear" w:color="auto" w:fill="F5F8FA"/>
-            <w:tcMar>
-              <w:top w:w="90" w:type="dxa"/>
-              <w:left w:w="100" w:type="dxa"/>
-              <w:bottom w:w="90" w:type="dxa"/>
-              <w:right w:w="100" w:type="dxa"/>
-            </w:tcMar>
-            <w:vAlign w:val="center"/>
-          </w:tcPr>
-          <w:p>
-            <w:pPr>
-              <w:spacing w:after="0"/>
-            </w:pPr>
-            <w:r>
-              <w:rPr>
-                <w:sz w:val="18"/>
-              </w:rPr>
-              <w:t>Mautic</w:t>
-            </w:r>
-          </w:p>
-        </w:tc>
-        <w:tc>
-          <w:tcPr>
-            <w:tcW w:w="3264" w:type="dxa"/>
-            <w:shd w:val="clear" w:color="auto" w:fill="F5F8FA"/>
-            <w:tcMar>
-              <w:top w:w="90" w:type="dxa"/>
-              <w:left w:w="100" w:type="dxa"/>
-              <w:bottom w:w="90" w:type="dxa"/>
-              <w:right w:w="100" w:type="dxa"/>
-            </w:tcMar>
-            <w:vAlign w:val="center"/>
-          </w:tcPr>
-          <w:p>
-            <w:pPr>
-              <w:spacing w:after="0"/>
-            </w:pPr>
-            <w:r>
-              <w:rPr>
-                <w:sz w:val="18"/>
-              </w:rPr>
-              <w:t>Installer endet HTTP 500</w:t>
-            </w:r>
-          </w:p>
-        </w:tc>
-        <w:tc>
-          <w:tcPr>
-            <w:tcW w:w="3264" w:type="dxa"/>
-            <w:shd w:val="clear" w:color="auto" w:fill="F5F8FA"/>
-            <w:tcMar>
-              <w:top w:w="90" w:type="dxa"/>
-              <w:left w:w="100" w:type="dxa"/>
-              <w:bottom w:w="90" w:type="dxa"/>
-              <w:right w:w="100" w:type="dxa"/>
-            </w:tcMar>
-            <w:vAlign w:val="center"/>
-          </w:tcPr>
-          <w:p>
-            <w:pPr>
-              <w:spacing w:after="0"/>
-            </w:pPr>
-            <w:r>
-              <w:rPr>
-                <w:sz w:val="18"/>
-              </w:rPr>
-              <w:t>Nicht betriebsbereit; keine CRM-Integration aktivieren</w:t>
-            </w:r>
-          </w:p>
-        </w:tc>
-      </w:tr>
-      <w:tr>
-        <w:trPr>
-          <w:cantSplit/>
-          <w:jc w:val="center"/>
-        </w:trPr>
-        <w:tc>
-          <w:tcPr>
-            <w:tcW w:w="3264" w:type="dxa"/>
-            <w:tcMar>
-              <w:top w:w="90" w:type="dxa"/>
-              <w:left w:w="100" w:type="dxa"/>
-              <w:bottom w:w="90" w:type="dxa"/>
-              <w:right w:w="100" w:type="dxa"/>
-            </w:tcMar>
-            <w:vAlign w:val="center"/>
-          </w:tcPr>
-          <w:p>
-            <w:pPr>
-              <w:spacing w:after="0"/>
-            </w:pPr>
-            <w:r>
-              <w:rPr>
-                <w:sz w:val="18"/>
-              </w:rPr>
-              <w:t>Observability</w:t>
-            </w:r>
-          </w:p>
-        </w:tc>
-        <w:tc>
-          <w:tcPr>
-            <w:tcW w:w="3264" w:type="dxa"/>
-            <w:tcMar>
-              <w:top w:w="90" w:type="dxa"/>
-              <w:left w:w="100" w:type="dxa"/>
-              <w:bottom w:w="90" w:type="dxa"/>
-              <w:right w:w="100" w:type="dxa"/>
-            </w:tcMar>
-            <w:vAlign w:val="center"/>
-          </w:tcPr>
-          <w:p>
-            <w:pPr>
-              <w:spacing w:after="0"/>
-            </w:pPr>
-            <w:r>
-              <w:rPr>
-                <w:sz w:val="18"/>
-              </w:rPr>
-              <w:t>Prometheus/Grafana gestoppt</w:t>
-            </w:r>
-          </w:p>
-        </w:tc>
-        <w:tc>
-          <w:tcPr>
-            <w:tcW w:w="3264" w:type="dxa"/>
-            <w:tcMar>
-              <w:top w:w="90" w:type="dxa"/>
-              <w:left w:w="100" w:type="dxa"/>
-              <w:bottom w:w="90" w:type="dxa"/>
-              <w:right w:w="100" w:type="dxa"/>
-            </w:tcMar>
-            <w:vAlign w:val="center"/>
-          </w:tcPr>
-          <w:p>
-            <w:pPr>
-              <w:spacing w:after="0"/>
-            </w:pPr>
-            <w:r>
-              <w:rPr>
-                <w:sz w:val="18"/>
-              </w:rPr>
-              <w:t>Betriebsüberwachung unvollständig</w:t>
-            </w:r>
-          </w:p>
-        </w:tc>
-      </w:tr>
-      <w:tr>
-        <w:trPr>
-          <w:cantSplit/>
-          <w:jc w:val="center"/>
-        </w:trPr>
-        <w:tc>
-          <w:tcPr>
-            <w:tcW w:w="3264" w:type="dxa"/>
-            <w:shd w:val="clear" w:color="auto" w:fill="F5F8FA"/>
-            <w:tcMar>
-              <w:top w:w="90" w:type="dxa"/>
-              <w:left w:w="100" w:type="dxa"/>
-              <w:bottom w:w="90" w:type="dxa"/>
-              <w:right w:w="100" w:type="dxa"/>
-            </w:tcMar>
-            <w:vAlign w:val="center"/>
-          </w:tcPr>
-          <w:p>
-            <w:pPr>
-              <w:spacing w:after="0"/>
-            </w:pPr>
-            <w:r>
-              <w:rPr>
-                <w:sz w:val="18"/>
-              </w:rPr>
-              <w:t>Kimi-Cloudroute</w:t>
-            </w:r>
-          </w:p>
-        </w:tc>
-        <w:tc>
-          <w:tcPr>
-            <w:tcW w:w="3264" w:type="dxa"/>
-            <w:shd w:val="clear" w:color="auto" w:fill="F5F8FA"/>
-            <w:tcMar>
-              <w:top w:w="90" w:type="dxa"/>
-              <w:left w:w="100" w:type="dxa"/>
-              <w:bottom w:w="90" w:type="dxa"/>
-              <w:right w:w="100" w:type="dxa"/>
-            </w:tcMar>
-            <w:vAlign w:val="center"/>
-          </w:tcPr>
-          <w:p>
-            <w:pPr>
-              <w:spacing w:after="0"/>
-            </w:pPr>
-            <w:r>
-              <w:rPr>
-                <w:sz w:val="18"/>
-              </w:rPr>
-              <w:t>Credential lokal konfiguriert; externe Rotation/Neuausgabe und erneute Qualifikation fehlen</w:t>
-            </w:r>
-          </w:p>
-        </w:tc>
-        <w:tc>
-          <w:tcPr>
-            <w:tcW w:w="3264" w:type="dxa"/>
-            <w:shd w:val="clear" w:color="auto" w:fill="F5F8FA"/>
-            <w:tcMar>
-              <w:top w:w="90" w:type="dxa"/>
-              <w:left w:w="100" w:type="dxa"/>
-              <w:bottom w:w="90" w:type="dxa"/>
-              <w:right w:w="100" w:type="dxa"/>
-            </w:tcMar>
-            <w:vAlign w:val="center"/>
-          </w:tcPr>
-          <w:p>
-            <w:pPr>
-              <w:spacing w:after="0"/>
-            </w:pPr>
-            <w:r>
-              <w:rPr>
-                <w:b/>
-                <w:sz w:val="18"/>
-              </w:rPr>
-              <w:t>Blocker für Cloudnutzung:</w:t>
-            </w:r>
-            <w:r>
-              <w:rPr>
-                <w:sz w:val="18"/>
-              </w:rPr>
-              <w:t xml:space="preserve"> beim Anbieter rotieren oder neu ausgeben; Fallback bis danach deaktiviert lassen</w:t>
-            </w:r>
-          </w:p>
-        </w:tc>
-      </w:tr>
-      <w:tr>
-        <w:trPr>
-          <w:cantSplit/>
-          <w:jc w:val="center"/>
-        </w:trPr>
-        <w:tc>
-          <w:tcPr>
-            <w:tcW w:w="3264" w:type="dxa"/>
-            <w:tcMar>
-              <w:top w:w="90" w:type="dxa"/>
-              <w:left w:w="100" w:type="dxa"/>
-              <w:bottom w:w="90" w:type="dxa"/>
-              <w:right w:w="100" w:type="dxa"/>
-            </w:tcMar>
-            <w:vAlign w:val="center"/>
-          </w:tcPr>
-          <w:p>
-            <w:pPr>
-              <w:spacing w:after="0"/>
-            </w:pPr>
-            <w:r>
-              <w:rPr>
-                <w:sz w:val="18"/>
-              </w:rPr>
-              <w:t>GitHub-Repository</w:t>
-            </w:r>
-          </w:p>
-        </w:tc>
-        <w:tc>
-          <w:tcPr>
-            <w:tcW w:w="3264" w:type="dxa"/>
-            <w:tcMar>
-              <w:top w:w="90" w:type="dxa"/>
-              <w:left w:w="100" w:type="dxa"/>
-              <w:bottom w:w="90" w:type="dxa"/>
-              <w:right w:w="100" w:type="dxa"/>
-            </w:tcMar>
-            <w:vAlign w:val="center"/>
-          </w:tcPr>
-          <w:p>
-            <w:pPr>
-              <w:spacing w:after="0"/>
-            </w:pPr>
-            <w:r>
-              <w:rPr>
-                <w:sz w:val="18"/>
-              </w:rPr>
-              <w:t xml:space="preserve">Öffentlich; für </w:t>
-            </w:r>
-            <w:r>
-              <w:rPr>
-                <w:rFonts w:ascii="Consolas" w:hAnsi="Consolas"/>
-                <w:color w:val="17324D"/>
-                <w:sz w:val="18"/>
-              </w:rPr>
-              <w:t>main</w:t>
-            </w:r>
-            <w:r>
-              <w:rPr>
-                <w:sz w:val="18"/>
-              </w:rPr>
-              <w:t xml:space="preserve"> ist keine Branch-Protection beziehungsweise kein Ruleset aktiv</w:t>
-            </w:r>
-          </w:p>
-        </w:tc>
-        <w:tc>
-          <w:tcPr>
-            <w:tcW w:w="3264" w:type="dxa"/>
-            <w:tcMar>
-              <w:top w:w="90" w:type="dxa"/>
-              <w:left w:w="100" w:type="dxa"/>
-              <w:bottom w:w="90" w:type="dxa"/>
-              <w:right w:w="100" w:type="dxa"/>
-            </w:tcMar>
-            <w:vAlign w:val="center"/>
-          </w:tcPr>
-          <w:p>
-            <w:pPr>
-              <w:spacing w:after="0"/>
-            </w:pPr>
-            <w:r>
-              <w:rPr>
-                <w:b/>
-                <w:sz w:val="18"/>
-              </w:rPr>
-              <w:t>Release-Governance-Blocker:</w:t>
-            </w:r>
-            <w:r>
-              <w:rPr>
-                <w:sz w:val="18"/>
-              </w:rPr>
-              <w:t xml:space="preserve"> nur Pull Request, Pflicht-CI, namentliches Review und kein direkter/Force-Push</w:t>
-            </w:r>
-          </w:p>
-        </w:tc>
-      </w:tr>
-      <w:tr>
-        <w:trPr>
-          <w:cantSplit/>
-          <w:jc w:val="center"/>
-        </w:trPr>
-        <w:tc>
-          <w:tcPr>
-            <w:tcW w:w="3264" w:type="dxa"/>
-            <w:shd w:val="clear" w:color="auto" w:fill="F5F8FA"/>
-            <w:tcMar>
-              <w:top w:w="90" w:type="dxa"/>
-              <w:left w:w="100" w:type="dxa"/>
-              <w:bottom w:w="90" w:type="dxa"/>
-              <w:right w:w="100" w:type="dxa"/>
-            </w:tcMar>
-            <w:vAlign w:val="center"/>
-          </w:tcPr>
-          <w:p>
-            <w:pPr>
-              <w:spacing w:after="0"/>
-            </w:pPr>
-            <w:r>
-              <w:rPr>
-                <w:sz w:val="18"/>
-              </w:rPr>
-              <w:t>Browserbilder</w:t>
-            </w:r>
-          </w:p>
-        </w:tc>
-        <w:tc>
-          <w:tcPr>
-            <w:tcW w:w="3264" w:type="dxa"/>
-            <w:shd w:val="clear" w:color="auto" w:fill="F5F8FA"/>
-            <w:tcMar>
-              <w:top w:w="90" w:type="dxa"/>
-              <w:left w:w="100" w:type="dxa"/>
-              <w:bottom w:w="90" w:type="dxa"/>
-              <w:right w:w="100" w:type="dxa"/>
-            </w:tcMar>
-            <w:vAlign w:val="center"/>
-          </w:tcPr>
-          <w:p>
-            <w:pPr>
-              <w:spacing w:after="0"/>
-            </w:pPr>
-            <w:r>
-              <w:rPr>
-                <w:sz w:val="18"/>
-              </w:rPr>
-              <w:t>Aktuelle Desktop-/Mobilbilder nach den UI-Korrekturen; authentifizierte Operatorabläufe und sicherer Degradationspfad bestanden</w:t>
-            </w:r>
-          </w:p>
-        </w:tc>
-        <w:tc>
-          <w:tcPr>
-            <w:tcW w:w="3264" w:type="dxa"/>
-            <w:shd w:val="clear" w:color="auto" w:fill="F5F8FA"/>
-            <w:tcMar>
-              <w:top w:w="90" w:type="dxa"/>
-              <w:left w:w="100" w:type="dxa"/>
-              <w:bottom w:w="90" w:type="dxa"/>
-              <w:right w:w="100" w:type="dxa"/>
-            </w:tcMar>
-            <w:vAlign w:val="center"/>
-          </w:tcPr>
-          <w:p>
-            <w:pPr>
-              <w:spacing w:after="0"/>
-            </w:pPr>
-            <w:r>
-              <w:rPr>
-                <w:sz w:val="18"/>
-              </w:rPr>
-              <w:t>Finale UI-Evidenz für den geprüften isolierten Kandidaten; kein Beleg für Produktion, TLS oder einen erfolgreichen abhängigkeitsgestützten aktuellen Trendlauf</w:t>
-            </w:r>
-          </w:p>
-        </w:tc>
-      </w:tr>
-      <w:tr>
-        <w:trPr>
-          <w:cantSplit/>
-          <w:jc w:val="center"/>
-        </w:trPr>
-        <w:tc>
-          <w:tcPr>
-            <w:tcW w:w="3264" w:type="dxa"/>
-            <w:tcMar>
-              <w:top w:w="90" w:type="dxa"/>
-              <w:left w:w="100" w:type="dxa"/>
-              <w:bottom w:w="90" w:type="dxa"/>
-              <w:right w:w="100" w:type="dxa"/>
-            </w:tcMar>
-            <w:vAlign w:val="center"/>
-          </w:tcPr>
-          <w:p>
-            <w:pPr>
-              <w:spacing w:after="0"/>
-            </w:pPr>
-            <w:r>
-              <w:rPr>
-                <w:sz w:val="18"/>
-              </w:rPr>
-              <w:t>Release-Archiv</w:t>
-            </w:r>
-          </w:p>
-        </w:tc>
-        <w:tc>
-          <w:tcPr>
-            <w:tcW w:w="3264" w:type="dxa"/>
-            <w:tcMar>
-              <w:top w:w="90" w:type="dxa"/>
-              <w:left w:w="100" w:type="dxa"/>
-              <w:bottom w:w="90" w:type="dxa"/>
-              <w:right w:w="100" w:type="dxa"/>
-            </w:tcMar>
-            <w:vAlign w:val="center"/>
-          </w:tcPr>
-          <w:p>
-            <w:pPr>
-              <w:spacing w:after="0"/>
-            </w:pPr>
-            <w:r>
-              <w:rPr>
-                <w:sz w:val="18"/>
-              </w:rPr>
-              <w:t>Das finale lokale Quellarchiv für diesen dokumentierten Stand enthält 190 gesteuerte Quelldateien plus eingebettetes Inventar; externer Hash und Inventar stimmen, Pflichtdateien sind vorhanden, verbotene Laufzeit-/Secret-/Git-/Cache-/QA-Pfade fehlen und Gitleaks meldet keine Funde</w:t>
-            </w:r>
-          </w:p>
-        </w:tc>
-        <w:tc>
-          <w:tcPr>
-            <w:tcW w:w="3264" w:type="dxa"/>
-            <w:tcMar>
-              <w:top w:w="90" w:type="dxa"/>
-              <w:left w:w="100" w:type="dxa"/>
-              <w:bottom w:w="90" w:type="dxa"/>
-              <w:right w:w="100" w:type="dxa"/>
-            </w:tcMar>
-            <w:vAlign w:val="center"/>
-          </w:tcPr>
-          <w:p>
-            <w:pPr>
-              <w:spacing w:after="0"/>
-            </w:pPr>
-            <w:r>
-              <w:rPr>
-                <w:sz w:val="18"/>
-              </w:rPr>
-              <w:t xml:space="preserve">Lokales Packaging-Gate bestanden. Die maßgebliche Identität steht nur in den externen Sidecars unter </w:t>
-            </w:r>
-            <w:r>
-              <w:rPr>
-                <w:rFonts w:ascii="Consolas" w:hAnsi="Consolas"/>
-                <w:color w:val="17324D"/>
-                <w:sz w:val="18"/>
-              </w:rPr>
-              <w:t>qa_output/release/</w:t>
-            </w:r>
-            <w:r>
-              <w:rPr>
-                <w:sz w:val="18"/>
-              </w:rPr>
-              <w:t>, nicht selbstbezüglich in diesem Handbuch. Exakt dieses Archiv genehmigt übertragen, Zielhash prüfen und isoliert auf Nvidia bauen; jede spätere gesteuerte Änderung macht es ungültig</w:t>
-            </w:r>
-          </w:p>
-        </w:tc>
-      </w:tr>
-      <w:tr>
-        <w:trPr>
-          <w:cantSplit/>
-          <w:jc w:val="center"/>
-        </w:trPr>
-        <w:tc>
-          <w:tcPr>
-            <w:tcW w:w="3264" w:type="dxa"/>
-            <w:shd w:val="clear" w:color="auto" w:fill="F5F8FA"/>
-            <w:tcMar>
-              <w:top w:w="90" w:type="dxa"/>
-              <w:left w:w="100" w:type="dxa"/>
-              <w:bottom w:w="90" w:type="dxa"/>
-              <w:right w:w="100" w:type="dxa"/>
-            </w:tcMar>
-            <w:vAlign w:val="center"/>
-          </w:tcPr>
-          <w:p>
-            <w:pPr>
-              <w:spacing w:after="0"/>
-            </w:pPr>
-            <w:r>
-              <w:rPr>
-                <w:sz w:val="18"/>
-              </w:rPr>
-              <w:t>Backup</w:t>
-            </w:r>
-          </w:p>
-        </w:tc>
-        <w:tc>
-          <w:tcPr>
-            <w:tcW w:w="3264" w:type="dxa"/>
-            <w:shd w:val="clear" w:color="auto" w:fill="F5F8FA"/>
-            <w:tcMar>
-              <w:top w:w="90" w:type="dxa"/>
-              <w:left w:w="100" w:type="dxa"/>
-              <w:bottom w:w="90" w:type="dxa"/>
-              <w:right w:w="100" w:type="dxa"/>
-            </w:tcMar>
-            <w:vAlign w:val="center"/>
-          </w:tcPr>
-          <w:p>
-            <w:pPr>
-              <w:spacing w:after="0"/>
-            </w:pPr>
-            <w:r>
-              <w:rPr>
-                <w:sz w:val="18"/>
-              </w:rPr>
-              <w:t>Backup vom 10. Juli: 980.954.960 Bytes; 29/29 Prüfsummen gültig; nach neuen Entwürfen veraltet</w:t>
-            </w:r>
-          </w:p>
-        </w:tc>
-        <w:tc>
-          <w:tcPr>
-            <w:tcW w:w="3264" w:type="dxa"/>
-            <w:shd w:val="clear" w:color="auto" w:fill="F5F8FA"/>
-            <w:tcMar>
-              <w:top w:w="90" w:type="dxa"/>
-              <w:left w:w="100" w:type="dxa"/>
-              <w:bottom w:w="90" w:type="dxa"/>
-              <w:right w:w="100" w:type="dxa"/>
-            </w:tcMar>
-            <w:vAlign w:val="center"/>
-          </w:tcPr>
-          <w:p>
-            <w:pPr>
-              <w:spacing w:after="0"/>
-            </w:pPr>
-            <w:r>
-              <w:rPr>
-                <w:sz w:val="18"/>
-              </w:rPr>
-              <w:t>Frisches, verschlüsselbares Pre-Change-Backup erforderlich; Restoreprobe bleibt nötig</w:t>
-            </w:r>
-          </w:p>
-        </w:tc>
-      </w:tr>
-    </w:tbl>
-    <w:p>
-      <w:pPr>
-        <w:spacing w:after="20"/>
-      </w:pPr>
-    </w:p>
-    <w:p>
-      <w:pPr>
-        <w:pStyle w:val="Heading4"/>
-      </w:pPr>
-      <w:r>
-        <w:t>Sichere Adresskonvention</w:t>
-      </w:r>
-    </w:p>
-    <w:tbl>
-      <w:tblPr>
-        <w:tblStyle w:val="TableGrid"/>
-        <w:tblW w:w="0" w:type="auto"/>
-        <w:jc w:val="center"/>
-        <w:tblLook w:val="04A0" w:firstRow="1" w:lastRow="0" w:firstColumn="1" w:lastColumn="0" w:noHBand="0" w:noVBand="1"/>
-      </w:tblPr>
-      <w:tblGrid>
-        <w:gridCol w:w="4896"/>
-        <w:gridCol w:w="4896"/>
-      </w:tblGrid>
-      <w:tr>
-        <w:trPr>
-          <w:cantSplit/>
-          <w:tblHeader/>
-          <w:jc w:val="center"/>
-        </w:trPr>
-        <w:tc>
-          <w:tcPr>
-            <w:tcW w:w="4896" w:type="dxa"/>
-            <w:shd w:val="clear" w:color="auto" w:fill="17324D"/>
-            <w:tcMar>
-              <w:top w:w="90" w:type="dxa"/>
-              <w:left w:w="100" w:type="dxa"/>
-              <w:bottom w:w="90" w:type="dxa"/>
-              <w:right w:w="100" w:type="dxa"/>
-            </w:tcMar>
-            <w:vAlign w:val="center"/>
-          </w:tcPr>
-          <w:p>
-            <w:pPr>
-              <w:spacing w:after="0"/>
-            </w:pPr>
-            <w:r>
-              <w:rPr>
-                <w:b/>
-                <w:color w:val="FFFFFF"/>
-                <w:sz w:val="18"/>
-              </w:rPr>
-              <w:t>Platzhalter</w:t>
-            </w:r>
-          </w:p>
-        </w:tc>
-        <w:tc>
-          <w:tcPr>
-            <w:tcW w:w="4896" w:type="dxa"/>
-            <w:shd w:val="clear" w:color="auto" w:fill="17324D"/>
-            <w:tcMar>
-              <w:top w:w="90" w:type="dxa"/>
-              <w:left w:w="100" w:type="dxa"/>
-              <w:bottom w:w="90" w:type="dxa"/>
-              <w:right w:w="100" w:type="dxa"/>
-            </w:tcMar>
-            <w:vAlign w:val="center"/>
-          </w:tcPr>
-          <w:p>
-            <w:pPr>
-              <w:spacing w:after="0"/>
-            </w:pPr>
-            <w:r>
-              <w:rPr>
-                <w:b/>
-                <w:color w:val="FFFFFF"/>
-                <w:sz w:val="18"/>
-              </w:rPr>
-              <w:t>Bedeutung</w:t>
-            </w:r>
-          </w:p>
-        </w:tc>
-      </w:tr>
-      <w:tr>
-        <w:trPr>
-          <w:cantSplit/>
-          <w:jc w:val="center"/>
-        </w:trPr>
-        <w:tc>
-          <w:tcPr>
-            <w:tcW w:w="4896" w:type="dxa"/>
-            <w:tcMar>
-              <w:top w:w="90" w:type="dxa"/>
-              <w:left w:w="100" w:type="dxa"/>
-              <w:bottom w:w="90" w:type="dxa"/>
-              <w:right w:w="100" w:type="dxa"/>
-            </w:tcMar>
-            <w:vAlign w:val="center"/>
-          </w:tcPr>
-          <w:p>
-            <w:pPr>
-              <w:spacing w:after="0"/>
-            </w:pPr>
-            <w:r>
-              <w:rPr>
-                <w:rFonts w:ascii="Consolas" w:hAnsi="Consolas"/>
-                <w:color w:val="17324D"/>
-                <w:sz w:val="18"/>
-              </w:rPr>
-              <w:t>&lt;KONSOLEN-URL&gt;</w:t>
-            </w:r>
-          </w:p>
-        </w:tc>
-        <w:tc>
-          <w:tcPr>
-            <w:tcW w:w="4896" w:type="dxa"/>
-            <w:tcMar>
-              <w:top w:w="90" w:type="dxa"/>
-              <w:left w:w="100" w:type="dxa"/>
-              <w:bottom w:w="90" w:type="dxa"/>
-              <w:right w:w="100" w:type="dxa"/>
-            </w:tcMar>
-            <w:vAlign w:val="center"/>
-          </w:tcPr>
-          <w:p>
-            <w:pPr>
-              <w:spacing w:after="0"/>
-            </w:pPr>
-            <w:r>
-              <w:rPr>
-                <w:sz w:val="18"/>
-              </w:rPr>
-              <w:t>Freigegebener HTTPS-LAN-Endpunkt der Marketing-Konsole</w:t>
-            </w:r>
-          </w:p>
-        </w:tc>
-      </w:tr>
-      <w:tr>
-        <w:trPr>
-          <w:cantSplit/>
-          <w:jc w:val="center"/>
-        </w:trPr>
-        <w:tc>
-          <w:tcPr>
-            <w:tcW w:w="4896" w:type="dxa"/>
-            <w:shd w:val="clear" w:color="auto" w:fill="F5F8FA"/>
-            <w:tcMar>
-              <w:top w:w="90" w:type="dxa"/>
-              <w:left w:w="100" w:type="dxa"/>
-              <w:bottom w:w="90" w:type="dxa"/>
-              <w:right w:w="100" w:type="dxa"/>
-            </w:tcMar>
-            <w:vAlign w:val="center"/>
-          </w:tcPr>
-          <w:p>
-            <w:pPr>
-              <w:spacing w:after="0"/>
-            </w:pPr>
-            <w:r>
-              <w:rPr>
-                <w:rFonts w:ascii="Consolas" w:hAnsi="Consolas"/>
-                <w:color w:val="17324D"/>
-                <w:sz w:val="18"/>
-              </w:rPr>
-              <w:t>&lt;N8N-URL&gt;</w:t>
-            </w:r>
-          </w:p>
-        </w:tc>
-        <w:tc>
-          <w:tcPr>
-            <w:tcW w:w="4896" w:type="dxa"/>
-            <w:shd w:val="clear" w:color="auto" w:fill="F5F8FA"/>
-            <w:tcMar>
-              <w:top w:w="90" w:type="dxa"/>
-              <w:left w:w="100" w:type="dxa"/>
-              <w:bottom w:w="90" w:type="dxa"/>
-              <w:right w:w="100" w:type="dxa"/>
-            </w:tcMar>
-            <w:vAlign w:val="center"/>
-          </w:tcPr>
-          <w:p>
-            <w:pPr>
-              <w:spacing w:after="0"/>
-            </w:pPr>
-            <w:r>
-              <w:rPr>
-                <w:sz w:val="18"/>
-              </w:rPr>
-              <w:t>Freigegebener HTTPS-LAN-Endpunkt für n8n-Administration</w:t>
-            </w:r>
-          </w:p>
-        </w:tc>
-      </w:tr>
-      <w:tr>
-        <w:trPr>
-          <w:cantSplit/>
-          <w:jc w:val="center"/>
-        </w:trPr>
-        <w:tc>
-          <w:tcPr>
-            <w:tcW w:w="4896" w:type="dxa"/>
-            <w:tcMar>
-              <w:top w:w="90" w:type="dxa"/>
-              <w:left w:w="100" w:type="dxa"/>
-              <w:bottom w:w="90" w:type="dxa"/>
-              <w:right w:w="100" w:type="dxa"/>
-            </w:tcMar>
-            <w:vAlign w:val="center"/>
-          </w:tcPr>
-          <w:p>
-            <w:pPr>
-              <w:spacing w:after="0"/>
-            </w:pPr>
-            <w:r>
-              <w:rPr>
-                <w:rFonts w:ascii="Consolas" w:hAnsi="Consolas"/>
-                <w:color w:val="17324D"/>
-                <w:sz w:val="18"/>
-              </w:rPr>
-              <w:t>&lt;ADMIN-HOST&gt;</w:t>
-            </w:r>
-          </w:p>
-        </w:tc>
-        <w:tc>
-          <w:tcPr>
-            <w:tcW w:w="4896" w:type="dxa"/>
-            <w:tcMar>
-              <w:top w:w="90" w:type="dxa"/>
-              <w:left w:w="100" w:type="dxa"/>
-              <w:bottom w:w="90" w:type="dxa"/>
-              <w:right w:w="100" w:type="dxa"/>
-            </w:tcMar>
-            <w:vAlign w:val="center"/>
-          </w:tcPr>
-          <w:p>
-            <w:pPr>
-              <w:spacing w:after="0"/>
-            </w:pPr>
-            <w:r>
-              <w:rPr>
-                <w:sz w:val="18"/>
-              </w:rPr>
-              <w:t>Interner Nvidia-1-Hostname aus dem geschützten Servicekatalog</w:t>
-            </w:r>
-          </w:p>
-        </w:tc>
-      </w:tr>
-      <w:tr>
-        <w:trPr>
-          <w:cantSplit/>
-          <w:jc w:val="center"/>
-        </w:trPr>
-        <w:tc>
-          <w:tcPr>
-            <w:tcW w:w="4896" w:type="dxa"/>
-            <w:shd w:val="clear" w:color="auto" w:fill="F5F8FA"/>
-            <w:tcMar>
-              <w:top w:w="90" w:type="dxa"/>
-              <w:left w:w="100" w:type="dxa"/>
-              <w:bottom w:w="90" w:type="dxa"/>
-              <w:right w:w="100" w:type="dxa"/>
-            </w:tcMar>
-            <w:vAlign w:val="center"/>
-          </w:tcPr>
-          <w:p>
-            <w:pPr>
-              <w:spacing w:after="0"/>
-            </w:pPr>
-            <w:r>
-              <w:rPr>
-                <w:rFonts w:ascii="Consolas" w:hAnsi="Consolas"/>
-                <w:color w:val="17324D"/>
-                <w:sz w:val="18"/>
-              </w:rPr>
-              <w:t>&lt;PROJECT_ROOT&gt;</w:t>
-            </w:r>
-          </w:p>
-        </w:tc>
-        <w:tc>
-          <w:tcPr>
-            <w:tcW w:w="4896" w:type="dxa"/>
-            <w:shd w:val="clear" w:color="auto" w:fill="F5F8FA"/>
-            <w:tcMar>
-              <w:top w:w="90" w:type="dxa"/>
-              <w:left w:w="100" w:type="dxa"/>
-              <w:bottom w:w="90" w:type="dxa"/>
-              <w:right w:w="100" w:type="dxa"/>
-            </w:tcMar>
-            <w:vAlign w:val="center"/>
-          </w:tcPr>
-          <w:p>
-            <w:pPr>
-              <w:spacing w:after="0"/>
-            </w:pPr>
-            <w:r>
-              <w:rPr>
-                <w:sz w:val="18"/>
-              </w:rPr>
-              <w:t>Projektpfad aus dem geschützten Servicekatalog; das öffentliche Runbook enthält nur den Platzhalter</w:t>
-            </w:r>
-          </w:p>
-        </w:tc>
-      </w:tr>
-      <w:tr>
-        <w:trPr>
-          <w:cantSplit/>
-          <w:jc w:val="center"/>
-        </w:trPr>
-        <w:tc>
-          <w:tcPr>
-            <w:tcW w:w="4896" w:type="dxa"/>
-            <w:tcMar>
-              <w:top w:w="90" w:type="dxa"/>
-              <w:left w:w="100" w:type="dxa"/>
-              <w:bottom w:w="90" w:type="dxa"/>
-              <w:right w:w="100" w:type="dxa"/>
-            </w:tcMar>
-            <w:vAlign w:val="center"/>
-          </w:tcPr>
-          <w:p>
-            <w:pPr>
-              <w:spacing w:after="0"/>
-            </w:pPr>
-            <w:r>
-              <w:rPr>
-                <w:rFonts w:ascii="Consolas" w:hAnsi="Consolas"/>
-                <w:color w:val="17324D"/>
-                <w:sz w:val="18"/>
-              </w:rPr>
-              <w:t>&lt;BACKUP_ROOT&gt;</w:t>
-            </w:r>
-          </w:p>
-        </w:tc>
-        <w:tc>
-          <w:tcPr>
-            <w:tcW w:w="4896" w:type="dxa"/>
-            <w:tcMar>
-              <w:top w:w="90" w:type="dxa"/>
-              <w:left w:w="100" w:type="dxa"/>
-              <w:bottom w:w="90" w:type="dxa"/>
-              <w:right w:w="100" w:type="dxa"/>
-            </w:tcMar>
-            <w:vAlign w:val="center"/>
-          </w:tcPr>
-          <w:p>
-            <w:pPr>
-              <w:spacing w:after="0"/>
-            </w:pPr>
-            <w:r>
-              <w:rPr>
-                <w:sz w:val="18"/>
-              </w:rPr>
-              <w:t>Geschützter Backup-Pfad außerhalb des Git-Repositories</w:t>
-            </w:r>
-          </w:p>
-        </w:tc>
-      </w:tr>
-      <w:tr>
-        <w:trPr>
-          <w:cantSplit/>
-          <w:jc w:val="center"/>
-        </w:trPr>
-        <w:tc>
-          <w:tcPr>
-            <w:tcW w:w="4896" w:type="dxa"/>
-            <w:shd w:val="clear" w:color="auto" w:fill="F5F8FA"/>
-            <w:tcMar>
-              <w:top w:w="90" w:type="dxa"/>
-              <w:left w:w="100" w:type="dxa"/>
-              <w:bottom w:w="90" w:type="dxa"/>
-              <w:right w:w="100" w:type="dxa"/>
-            </w:tcMar>
-            <w:vAlign w:val="center"/>
-          </w:tcPr>
-          <w:p>
-            <w:pPr>
-              <w:spacing w:after="0"/>
-            </w:pPr>
-            <w:r>
-              <w:rPr>
-                <w:rFonts w:ascii="Consolas" w:hAnsi="Consolas"/>
-                <w:color w:val="17324D"/>
-                <w:sz w:val="18"/>
-              </w:rPr>
-              <w:t>&lt;CHANGE_ID&gt;</w:t>
-            </w:r>
-          </w:p>
-        </w:tc>
-        <w:tc>
-          <w:tcPr>
-            <w:tcW w:w="4896" w:type="dxa"/>
-            <w:shd w:val="clear" w:color="auto" w:fill="F5F8FA"/>
-            <w:tcMar>
-              <w:top w:w="90" w:type="dxa"/>
-              <w:left w:w="100" w:type="dxa"/>
-              <w:bottom w:w="90" w:type="dxa"/>
-              <w:right w:w="100" w:type="dxa"/>
-            </w:tcMar>
-            <w:vAlign w:val="center"/>
-          </w:tcPr>
-          <w:p>
-            <w:pPr>
-              <w:spacing w:after="0"/>
-            </w:pPr>
-            <w:r>
-              <w:rPr>
-                <w:sz w:val="18"/>
-              </w:rPr>
-              <w:t>Genehmigte Change-/Wartungsfenster-ID</w:t>
-            </w:r>
-          </w:p>
-        </w:tc>
-      </w:tr>
-    </w:tbl>
-    <w:p>
-      <w:pPr>
-        <w:spacing w:after="20"/>
-      </w:pPr>
-    </w:p>
-    <w:p>
-      <w:pPr>
-        <w:keepLines/>
-      </w:pPr>
-      <w:r>
-        <w:t>Interne IP-Adressen, Benutzernamen und konkrete URL-Werte gehören in den geschützten Servicekatalog beziehungsweise das Change-Ticket, nicht in diese öffentliche Dokumentation.</w:t>
-      </w:r>
-    </w:p>
-    <w:p>
-      <w:pPr>
-        <w:pStyle w:val="Heading3"/>
-      </w:pPr>
-      <w:bookmarkStart w:id="20" w:name="_Toc234866002"/>
-      <w:r>
-        <w:t>14. Technischer Gesundheitscheck</w:t>
-      </w:r>
-      <w:bookmarkEnd w:id="20"/>
-    </w:p>
-    <w:p>
-      <w:pPr>
-        <w:pStyle w:val="Heading4"/>
-      </w:pPr>
-      <w:r>
-        <w:t>Arbeitsanweisung B1 – Read-only Preflight durchführen</w:t>
-      </w:r>
-    </w:p>
-    <w:p>
-      <w:pPr>
-        <w:keepLines/>
-      </w:pPr>
-      <w:r>
-        <w:rPr>
-          <w:b/>
-        </w:rPr>
-        <w:t>Verantwortlich:</w:t>
-      </w:r>
-      <w:r>
-        <w:t xml:space="preserve"> Primärer IT-/Plattformoperator; sekundärer Operator kontrolliert</w:t>
-      </w:r>
-    </w:p>
-    <w:p>
-      <w:pPr>
-        <w:keepLines/>
-      </w:pPr>
-      <w:r>
-        <w:rPr>
-          <w:b/>
-        </w:rPr>
-        <w:t>Voraussetzungen:</w:t>
-      </w:r>
-      <w:r>
-        <w:t xml:space="preserve"> Genehmigtes Change-/Prüfticket; persönliche SSH-Identität; verifizierter Host-Key; keine geplante Mutation; geschützter Zugriff auf Servicekatalog; sekundärer Operator informiert.</w:t>
-      </w:r>
-    </w:p>
-    <w:p>
-      <w:pPr>
-        <w:keepLines/>
-      </w:pPr>
-      <w:r>
-        <w:rPr>
-          <w:b/>
-        </w:rPr>
-        <w:t>Schritte:</w:t>
-      </w:r>
-    </w:p>
-    <w:p>
-      <w:pPr>
-        <w:keepLines/>
-        <w:spacing w:after="40"/>
-        <w:ind w:left="360" w:hanging="259"/>
-      </w:pPr>
-      <w:r>
-        <w:rPr>
-          <w:b/>
-        </w:rPr>
-        <w:t xml:space="preserve">1. </w:t>
-      </w:r>
-      <w:r>
-        <w:t>Prüfen Sie Host, Uhrzeit, Uptime, Datenträger, RAM und Dockerzustand read-only.</w:t>
-      </w:r>
-    </w:p>
-    <w:p>
-      <w:pPr>
-        <w:keepLines/>
-        <w:spacing w:after="40"/>
-        <w:ind w:left="360" w:hanging="259"/>
-      </w:pPr>
-      <w:r>
-        <w:rPr>
-          <w:b/>
-        </w:rPr>
-        <w:t xml:space="preserve">2. </w:t>
-      </w:r>
-      <w:r>
-        <w:t>Inventarisieren Sie Container, Images, Bindings, Netzwerke und Health-Status ohne Neustart.</w:t>
-      </w:r>
-    </w:p>
-    <w:p>
-      <w:pPr>
-        <w:keepLines/>
-        <w:spacing w:after="40"/>
-        <w:ind w:left="360" w:hanging="259"/>
-      </w:pPr>
-      <w:r>
-        <w:rPr>
-          <w:b/>
-        </w:rPr>
-        <w:t xml:space="preserve">3. </w:t>
-      </w:r>
-      <w:r>
-        <w:t xml:space="preserve">Prüfen Sie Produktions- und Kandidatenendpunkte getrennt: HTTP, HTTPS, </w:t>
-      </w:r>
-      <w:r>
-        <w:rPr>
-          <w:rFonts w:ascii="Consolas" w:hAnsi="Consolas"/>
-          <w:color w:val="17324D"/>
-          <w:sz w:val="18"/>
-        </w:rPr>
-        <w:t>/session</w:t>
-      </w:r>
-      <w:r>
-        <w:t xml:space="preserve">, </w:t>
-      </w:r>
-      <w:r>
-        <w:rPr>
-          <w:rFonts w:ascii="Consolas" w:hAnsi="Consolas"/>
-          <w:color w:val="17324D"/>
-          <w:sz w:val="18"/>
-        </w:rPr>
-        <w:t>/healthz</w:t>
-      </w:r>
-      <w:r>
-        <w:t xml:space="preserve">, </w:t>
-      </w:r>
-      <w:r>
-        <w:rPr>
-          <w:rFonts w:ascii="Consolas" w:hAnsi="Consolas"/>
-          <w:color w:val="17324D"/>
-          <w:sz w:val="18"/>
-        </w:rPr>
-        <w:t>/readyz</w:t>
-      </w:r>
-      <w:r>
-        <w:t xml:space="preserve"> und Sicherheitsheader.</w:t>
-      </w:r>
-    </w:p>
-    <w:p>
-      <w:pPr>
-        <w:keepLines/>
-        <w:spacing w:after="40"/>
-        <w:ind w:left="360" w:hanging="259"/>
-      </w:pPr>
-      <w:r>
-        <w:rPr>
-          <w:b/>
-        </w:rPr>
-        <w:t xml:space="preserve">4. </w:t>
-      </w:r>
-      <w:r>
-        <w:t>Prüfen Sie, dass Raw-Ports nur an Loopback gebunden sind und LAN-Zugriff ausschließlich über den geschützten Proxy erfolgt.</w:t>
-      </w:r>
-    </w:p>
-    <w:p>
-      <w:pPr>
-        <w:keepLines/>
-        <w:spacing w:after="40"/>
-        <w:ind w:left="360" w:hanging="259"/>
-      </w:pPr>
-      <w:r>
-        <w:rPr>
-          <w:b/>
-        </w:rPr>
-        <w:t xml:space="preserve">5. </w:t>
-      </w:r>
-      <w:r>
-        <w:t>Prüfen Sie externe Schreibflags, Mutationsauthentifizierung und Actor-Attestation. Secrets nur auf Existenz, Eigentümer, Modus und Mindestlänge prüfen; niemals ausgeben.</w:t>
-      </w:r>
-    </w:p>
-    <w:p>
-      <w:pPr>
-        <w:keepLines/>
-        <w:spacing w:after="40"/>
-        <w:ind w:left="360" w:hanging="259"/>
-      </w:pPr>
-      <w:r>
-        <w:rPr>
-          <w:b/>
-        </w:rPr>
-        <w:t xml:space="preserve">6. </w:t>
-      </w:r>
-      <w:r>
-        <w:t>Prüfen Sie Qwen, SearxNG, Firecrawl, ComfyUI, Postiz, Twenty, Mautic und Observability getrennt nach konfiguriert, erreichbar, erfolgreich verwendet und release-qualifiziert.</w:t>
-      </w:r>
-    </w:p>
-    <w:p>
-      <w:pPr>
-        <w:keepLines/>
-        <w:spacing w:after="40"/>
-        <w:ind w:left="360" w:hanging="259"/>
-      </w:pPr>
-      <w:r>
-        <w:rPr>
-          <w:b/>
-        </w:rPr>
-        <w:t xml:space="preserve">7. </w:t>
-      </w:r>
-      <w:r>
-        <w:t>Prüfen Sie n8n read-only gegen das exakte Manifest aus Abschnitt 15.</w:t>
-      </w:r>
-    </w:p>
-    <w:p>
-      <w:pPr>
-        <w:keepLines/>
-        <w:spacing w:after="40"/>
-        <w:ind w:left="360" w:hanging="259"/>
-      </w:pPr>
-      <w:r>
-        <w:rPr>
-          <w:b/>
-        </w:rPr>
-        <w:t xml:space="preserve">8. </w:t>
-      </w:r>
-      <w:r>
-        <w:t>Prüfen Sie Backupmanifest und Archivhash; führen Sie keine produktive Änderung aus.</w:t>
-      </w:r>
-    </w:p>
-    <w:p>
-      <w:pPr>
-        <w:keepLines/>
-      </w:pPr>
-      <w:r>
-        <w:rPr>
-          <w:b/>
-        </w:rPr>
-        <w:t>Erwartetes Ergebnis:</w:t>
-      </w:r>
-      <w:r>
-        <w:t xml:space="preserve"> Datiertes, sanitisiertes Istbild mit klaren Pass/Fail-Gates und ohne Systemänderung.</w:t>
-      </w:r>
-    </w:p>
-    <w:p>
-      <w:pPr>
-        <w:keepLines/>
-      </w:pPr>
-      <w:r>
-        <w:rPr>
-          <w:b/>
-        </w:rPr>
-        <w:t>Stoppbedingungen:</w:t>
-      </w:r>
-      <w:r>
-        <w:t xml:space="preserve"> Host-Key ändert sich; Zielhost unklar; Befehl würde schreiben/restarten; Secret könnte ausgegeben werden; Datenpfad oder Volume nicht eindeutig; Proxy zeigt auf unerwarteten Tenant/Container; Backupintegrität fehlerhaft.</w:t>
-      </w:r>
-    </w:p>
-    <w:p>
-      <w:pPr>
-        <w:keepLines/>
-      </w:pPr>
-      <w:r>
-        <w:rPr>
-          <w:b/>
-        </w:rPr>
-        <w:t>Nachweis:</w:t>
-      </w:r>
-      <w:r>
-        <w:t xml:space="preserve"> Change-ID, Operatoren, Start/Ende, Host-Fingerprintreferenz, Container-/Image-Digests, Endpointstatus, Header, n8n-Manifestvergleich, Backuphashstatus und Ressourcenwerte – sanitisiert.</w:t>
-      </w:r>
-    </w:p>
-    <w:p>
-      <w:pPr>
-        <w:keepLines/>
-      </w:pPr>
-      <w:r>
-        <w:rPr>
-          <w:b/>
-        </w:rPr>
-        <w:t>Eskalation:</w:t>
-      </w:r>
-      <w:r>
-        <w:t xml:space="preserve"> Incident-Leitung bei Sicherheits-/Datenverdacht; Service Owner bei Drift; Change-Verantwortung bei jedem Blocker.</w:t>
-      </w:r>
-    </w:p>
-    <w:p>
-      <w:pPr>
-        <w:pStyle w:val="Heading4"/>
-      </w:pPr>
-      <w:r>
-        <w:t>Minimale Admin-Ampel</w:t>
-      </w:r>
-    </w:p>
-    <w:tbl>
-      <w:tblPr>
-        <w:tblStyle w:val="TableGrid"/>
-        <w:tblW w:w="0" w:type="auto"/>
-        <w:jc w:val="center"/>
-        <w:tblLook w:val="04A0" w:firstRow="1" w:lastRow="0" w:firstColumn="1" w:lastColumn="0" w:noHBand="0" w:noVBand="1"/>
-      </w:tblPr>
-      <w:tblGrid>
-        <w:gridCol w:w="4896"/>
-        <w:gridCol w:w="4896"/>
-      </w:tblGrid>
-      <w:tr>
-        <w:trPr>
-          <w:cantSplit/>
-          <w:tblHeader/>
-          <w:jc w:val="center"/>
-        </w:trPr>
-        <w:tc>
-          <w:tcPr>
-            <w:tcW w:w="4896" w:type="dxa"/>
-            <w:shd w:val="clear" w:color="auto" w:fill="17324D"/>
-            <w:tcMar>
-              <w:top w:w="90" w:type="dxa"/>
-              <w:left w:w="100" w:type="dxa"/>
-              <w:bottom w:w="90" w:type="dxa"/>
-              <w:right w:w="100" w:type="dxa"/>
-            </w:tcMar>
-            <w:vAlign w:val="center"/>
-          </w:tcPr>
-          <w:p>
-            <w:pPr>
-              <w:spacing w:after="0"/>
-            </w:pPr>
-            <w:r>
-              <w:rPr>
-                <w:b/>
-                <w:color w:val="FFFFFF"/>
-                <w:sz w:val="18"/>
-              </w:rPr>
-              <w:t>Ampel</w:t>
-            </w:r>
-          </w:p>
-        </w:tc>
-        <w:tc>
-          <w:tcPr>
-            <w:tcW w:w="4896" w:type="dxa"/>
-            <w:shd w:val="clear" w:color="auto" w:fill="17324D"/>
-            <w:tcMar>
-              <w:top w:w="90" w:type="dxa"/>
-              <w:left w:w="100" w:type="dxa"/>
-              <w:bottom w:w="90" w:type="dxa"/>
-              <w:right w:w="100" w:type="dxa"/>
-            </w:tcMar>
-            <w:vAlign w:val="center"/>
-          </w:tcPr>
-          <w:p>
-            <w:pPr>
-              <w:spacing w:after="0"/>
-            </w:pPr>
-            <w:r>
-              <w:rPr>
-                <w:b/>
-                <w:color w:val="FFFFFF"/>
-                <w:sz w:val="18"/>
-              </w:rPr>
-              <w:t>Bedingung</w:t>
-            </w:r>
-          </w:p>
-        </w:tc>
-      </w:tr>
-      <w:tr>
-        <w:trPr>
-          <w:cantSplit/>
-          <w:jc w:val="center"/>
-        </w:trPr>
-        <w:tc>
-          <w:tcPr>
-            <w:tcW w:w="4896" w:type="dxa"/>
-            <w:tcMar>
-              <w:top w:w="90" w:type="dxa"/>
-              <w:left w:w="100" w:type="dxa"/>
-              <w:bottom w:w="90" w:type="dxa"/>
-              <w:right w:w="100" w:type="dxa"/>
-            </w:tcMar>
-            <w:vAlign w:val="center"/>
-          </w:tcPr>
-          <w:p>
-            <w:pPr>
-              <w:spacing w:after="0"/>
-            </w:pPr>
-            <w:r>
-              <w:rPr>
-                <w:sz w:val="18"/>
-              </w:rPr>
-              <w:t>Grün</w:t>
-            </w:r>
-          </w:p>
-        </w:tc>
-        <w:tc>
-          <w:tcPr>
-            <w:tcW w:w="4896" w:type="dxa"/>
-            <w:tcMar>
-              <w:top w:w="90" w:type="dxa"/>
-              <w:left w:w="100" w:type="dxa"/>
-              <w:bottom w:w="90" w:type="dxa"/>
-              <w:right w:w="100" w:type="dxa"/>
-            </w:tcMar>
-            <w:vAlign w:val="center"/>
-          </w:tcPr>
-          <w:p>
-            <w:pPr>
-              <w:spacing w:after="0"/>
-            </w:pPr>
-            <w:r>
-              <w:rPr>
-                <w:sz w:val="18"/>
-              </w:rPr>
-              <w:t>Sämtliche Release-Gates bestanden, exakte Artefakte identifiziert, Rollback verfügbar, keine offene Hoch-/Mittelabweichung</w:t>
-            </w:r>
-          </w:p>
-        </w:tc>
-      </w:tr>
-      <w:tr>
-        <w:trPr>
-          <w:cantSplit/>
-          <w:jc w:val="center"/>
-        </w:trPr>
-        <w:tc>
-          <w:tcPr>
-            <w:tcW w:w="4896" w:type="dxa"/>
-            <w:shd w:val="clear" w:color="auto" w:fill="F5F8FA"/>
-            <w:tcMar>
-              <w:top w:w="90" w:type="dxa"/>
-              <w:left w:w="100" w:type="dxa"/>
-              <w:bottom w:w="90" w:type="dxa"/>
-              <w:right w:w="100" w:type="dxa"/>
-            </w:tcMar>
-            <w:vAlign w:val="center"/>
-          </w:tcPr>
-          <w:p>
-            <w:pPr>
-              <w:spacing w:after="0"/>
-            </w:pPr>
-            <w:r>
-              <w:rPr>
-                <w:sz w:val="18"/>
-              </w:rPr>
-              <w:t>Gelb</w:t>
-            </w:r>
-          </w:p>
-        </w:tc>
-        <w:tc>
-          <w:tcPr>
-            <w:tcW w:w="4896" w:type="dxa"/>
-            <w:shd w:val="clear" w:color="auto" w:fill="F5F8FA"/>
-            <w:tcMar>
-              <w:top w:w="90" w:type="dxa"/>
-              <w:left w:w="100" w:type="dxa"/>
-              <w:bottom w:w="90" w:type="dxa"/>
-              <w:right w:w="100" w:type="dxa"/>
-            </w:tcMar>
-            <w:vAlign w:val="center"/>
-          </w:tcPr>
-          <w:p>
-            <w:pPr>
-              <w:spacing w:after="0"/>
-            </w:pPr>
-            <w:r>
-              <w:rPr>
-                <w:sz w:val="18"/>
-              </w:rPr>
-              <w:t>Nichtkritische Teilfunktion degradiert, Kernbetrieb sicher und explizit freigegeben; Einschränkung sichtbar dokumentiert</w:t>
-            </w:r>
-          </w:p>
-        </w:tc>
-      </w:tr>
-      <w:tr>
-        <w:trPr>
-          <w:cantSplit/>
-          <w:jc w:val="center"/>
-        </w:trPr>
-        <w:tc>
-          <w:tcPr>
-            <w:tcW w:w="4896" w:type="dxa"/>
-            <w:tcMar>
-              <w:top w:w="90" w:type="dxa"/>
-              <w:left w:w="100" w:type="dxa"/>
-              <w:bottom w:w="90" w:type="dxa"/>
-              <w:right w:w="100" w:type="dxa"/>
-            </w:tcMar>
-            <w:vAlign w:val="center"/>
-          </w:tcPr>
-          <w:p>
-            <w:pPr>
-              <w:spacing w:after="0"/>
-            </w:pPr>
-            <w:r>
-              <w:rPr>
-                <w:sz w:val="18"/>
-              </w:rPr>
-              <w:t>Rot</w:t>
-            </w:r>
-          </w:p>
-        </w:tc>
-        <w:tc>
-          <w:tcPr>
-            <w:tcW w:w="4896" w:type="dxa"/>
-            <w:tcMar>
-              <w:top w:w="90" w:type="dxa"/>
-              <w:left w:w="100" w:type="dxa"/>
-              <w:bottom w:w="90" w:type="dxa"/>
-              <w:right w:w="100" w:type="dxa"/>
-            </w:tcMar>
-            <w:vAlign w:val="center"/>
-          </w:tcPr>
-          <w:p>
-            <w:pPr>
-              <w:spacing w:after="0"/>
-            </w:pPr>
-            <w:r>
-              <w:rPr>
-                <w:sz w:val="18"/>
-              </w:rPr>
-              <w:t>TLS/Identität, Mutation, Datenintegrität, n8n-Manifest, kritische Abhängigkeit, Backup oder Rollback nicht nachgewiesen</w:t>
-            </w:r>
-          </w:p>
-        </w:tc>
-      </w:tr>
-    </w:tbl>
-    <w:p>
-      <w:pPr>
-        <w:spacing w:after="20"/>
-      </w:pPr>
-    </w:p>
-    <w:p>
-      <w:pPr>
-        <w:keepLines/>
-      </w:pPr>
-      <w:r>
-        <w:t xml:space="preserve">Der aktuelle Livezustand ist </w:t>
-      </w:r>
-      <w:r>
-        <w:rPr>
-          <w:b/>
-        </w:rPr>
-        <w:t>rot</w:t>
-      </w:r>
-      <w:r>
-        <w:t>.</w:t>
-      </w:r>
-    </w:p>
-    <w:p>
-      <w:pPr>
-        <w:pStyle w:val="Heading3"/>
-      </w:pPr>
-      <w:bookmarkStart w:id="21" w:name="_Toc234866003"/>
-      <w:r>
-        <w:t>15. Exaktes n8n-Manifest</w:t>
-      </w:r>
-      <w:bookmarkEnd w:id="21"/>
-    </w:p>
-    <w:p>
-      <w:pPr>
-        <w:keepLines/>
-      </w:pPr>
-      <w:r>
-        <w:t xml:space="preserve">Der maschinenlesbare Sollzustand steht in </w:t>
-      </w:r>
-      <w:hyperlink r:id="rId19">
-        <w:r>
-          <w:rPr>
-            <w:color w:val="167D86"/>
-            <w:u w:val="single"/>
-          </w:rPr>
-          <w:t>`scripts/release_acceptance.py`</w:t>
-        </w:r>
-      </w:hyperlink>
-      <w:r>
-        <w:t xml:space="preserve">. Ein Workflow muss mit der stabilen ID </w:t>
-      </w:r>
-      <w:r>
-        <w:rPr>
-          <w:b/>
-        </w:rPr>
-        <w:t>genau einmal</w:t>
-      </w:r>
-      <w:r>
-        <w:t xml:space="preserve"> vorkommen und exakt den angegebenen Aktivzustand besitzen. Dateiflag und Umgebungsvariable sind keine Live-Beweise; maßgeblich ist die read-only n8n-API nach Import, Credential-Bindung, Publikation und Neustart.</w:t>
-      </w:r>
-    </w:p>
-    <w:p>
-      <w:pPr>
-        <w:pStyle w:val="Heading4"/>
-      </w:pPr>
-      <w:r>
-        <w:t>Muss genau einmal aktiv sein</w:t>
+        <w:t>Die folgende Tabelle trennt die frische schreibgeschützte Live-Inventur vom 14. Juli 2026 ausdrücklich von historischen lokalen und isolierten Kandidatennachweisen. Es wurden dabei keine Remote-Schreibvorgänge ausgeführt.</w:t>
       </w:r>
     </w:p>
     <w:tbl>
@@ -16176,7 +12828,7 @@
                 <w:color w:val="FFFFFF"/>
                 <w:sz w:val="18"/>
               </w:rPr>
-              <w:t>Zweck</w:t>
+              <w:t>Bereich</w:t>
             </w:r>
           </w:p>
         </w:tc>
@@ -16202,7 +12854,7 @@
                 <w:color w:val="FFFFFF"/>
                 <w:sz w:val="18"/>
               </w:rPr>
-              <w:t>Stabile ID</w:t>
+              <w:t>Festgestellter Istzustand</w:t>
             </w:r>
           </w:p>
         </w:tc>
@@ -16228,7 +12880,7 @@
                 <w:color w:val="FFFFFF"/>
                 <w:sz w:val="18"/>
               </w:rPr>
-              <w:t>Versionierte Datei</w:t>
+              <w:t>Freigabeauswirkung</w:t>
             </w:r>
           </w:p>
         </w:tc>
@@ -16257,7 +12909,7 @@
               <w:rPr>
                 <w:sz w:val="18"/>
               </w:rPr>
-              <w:t>Manuelle Content-Aufnahme</w:t>
+              <w:t>Nvidia-1</w:t>
             </w:r>
           </w:p>
         </w:tc>
@@ -16278,11 +12930,9 @@
             </w:pPr>
             <w:r>
               <w:rPr>
-                <w:rFonts w:ascii="Consolas" w:hAnsi="Consolas"/>
-                <w:color w:val="17324D"/>
-                <w:sz w:val="18"/>
-              </w:rPr>
-              <w:t>lYfpV4r4oeEzPtuO</w:t>
+                <w:sz w:val="18"/>
+              </w:rPr>
+              <w:t>Über die geschützte SSH-Identität erreichbar; Docker gesund; Kapazität ausreichend</w:t>
             </w:r>
           </w:p>
         </w:tc>
@@ -16303,11 +12953,9 @@
             </w:pPr>
             <w:r>
               <w:rPr>
-                <w:rFonts w:ascii="Consolas" w:hAnsi="Consolas"/>
-                <w:color w:val="17324D"/>
-                <w:sz w:val="18"/>
-              </w:rPr>
-              <w:t>manual-content-intake.json</w:t>
+                <w:sz w:val="18"/>
+              </w:rPr>
+              <w:t>Erreichbarkeit und Kapazität sind belegt, aber keine Produktionsfreigabe</w:t>
             </w:r>
           </w:p>
         </w:tc>
@@ -16337,7 +12985,7 @@
               <w:rPr>
                 <w:sz w:val="18"/>
               </w:rPr>
-              <w:t>Integrationsgesundheit</w:t>
+              <w:t>Produktionskonsole</w:t>
             </w:r>
           </w:p>
         </w:tc>
@@ -16359,11 +13007,37 @@
             </w:pPr>
             <w:r>
               <w:rPr>
+                <w:sz w:val="18"/>
+              </w:rPr>
+              <w:t xml:space="preserve">Frisch bestätigt: HTTP-LAN </w:t>
+            </w:r>
+            <w:r>
+              <w:rPr>
                 <w:rFonts w:ascii="Consolas" w:hAnsi="Consolas"/>
                 <w:color w:val="17324D"/>
                 <w:sz w:val="18"/>
               </w:rPr>
-              <w:t>Psaft2cYujD42MAs</w:t>
+              <w:t>:18117</w:t>
+            </w:r>
+            <w:r>
+              <w:rPr>
+                <w:sz w:val="18"/>
+              </w:rPr>
+              <w:t xml:space="preserve"> antwortet unverschlüsselt; HTTPS scheitert; </w:t>
+            </w:r>
+            <w:r>
+              <w:rPr>
+                <w:rFonts w:ascii="Consolas" w:hAnsi="Consolas"/>
+                <w:color w:val="17324D"/>
+                <w:sz w:val="18"/>
+              </w:rPr>
+              <w:t>/session</w:t>
+            </w:r>
+            <w:r>
+              <w:rPr>
+                <w:sz w:val="18"/>
+              </w:rPr>
+              <w:t xml:space="preserve"> liefert 404; HSTS, CSP und X-Frame-Options fehlen</w:t>
             </w:r>
           </w:p>
         </w:tc>
@@ -16385,11 +13059,16 @@
             </w:pPr>
             <w:r>
               <w:rPr>
-                <w:rFonts w:ascii="Consolas" w:hAnsi="Consolas"/>
-                <w:color w:val="17324D"/>
-                <w:sz w:val="18"/>
-              </w:rPr>
-              <w:t>integration-health.json</w:t>
+                <w:b/>
+                <w:sz w:val="18"/>
+              </w:rPr>
+              <w:t>Blocker:</w:t>
+            </w:r>
+            <w:r>
+              <w:rPr>
+                <w:sz w:val="18"/>
+              </w:rPr>
+              <w:t xml:space="preserve"> keine sichere Operatornutzung, keine aktuelle Freigabe</w:t>
             </w:r>
           </w:p>
         </w:tc>
@@ -16418,7 +13097,7 @@
               <w:rPr>
                 <w:sz w:val="18"/>
               </w:rPr>
-              <w:t>Wöchentliche Planung</w:t>
+              <w:t>Produktionsimage</w:t>
             </w:r>
           </w:p>
         </w:tc>
@@ -16437,13 +13116,19 @@
             <w:pPr>
               <w:spacing w:after="0"/>
             </w:pPr>
+            <w:r>
+              <w:rPr>
+                <w:sz w:val="18"/>
+              </w:rPr>
+              <w:t xml:space="preserve">Älteres Image mit Digest-Präfix </w:t>
+            </w:r>
             <w:r>
               <w:rPr>
                 <w:rFonts w:ascii="Consolas" w:hAnsi="Consolas"/>
                 <w:color w:val="17324D"/>
                 <w:sz w:val="18"/>
               </w:rPr>
-              <w:t>GqGVw06F64o7rvjI</w:t>
+              <w:t>sha256:a5442c…</w:t>
             </w:r>
           </w:p>
         </w:tc>
@@ -16464,11 +13149,9 @@
             </w:pPr>
             <w:r>
               <w:rPr>
-                <w:rFonts w:ascii="Consolas" w:hAnsi="Consolas"/>
-                <w:color w:val="17324D"/>
-                <w:sz w:val="18"/>
-              </w:rPr>
-              <w:t>weekly-planning.json</w:t>
+                <w:sz w:val="18"/>
+              </w:rPr>
+              <w:t>Nicht der gehärtete Kandidat</w:t>
             </w:r>
           </w:p>
         </w:tc>
@@ -16498,7 +13181,7 @@
               <w:rPr>
                 <w:sz w:val="18"/>
               </w:rPr>
-              <w:t>Verifizierte Trendrecherche</w:t>
+              <w:t>Alter Kandidat</w:t>
             </w:r>
           </w:p>
         </w:tc>
@@ -16520,11 +13203,37 @@
             </w:pPr>
             <w:r>
               <w:rPr>
+                <w:sz w:val="18"/>
+              </w:rPr>
+              <w:t xml:space="preserve">Loopback </w:t>
+            </w:r>
+            <w:r>
+              <w:rPr>
                 <w:rFonts w:ascii="Consolas" w:hAnsi="Consolas"/>
                 <w:color w:val="17324D"/>
                 <w:sz w:val="18"/>
               </w:rPr>
-              <w:t>WMCTrendResearch01</w:t>
+              <w:t>:18118</w:t>
+            </w:r>
+            <w:r>
+              <w:rPr>
+                <w:sz w:val="18"/>
+              </w:rPr>
+              <w:t xml:space="preserve">, Digest-Präfix </w:t>
+            </w:r>
+            <w:r>
+              <w:rPr>
+                <w:rFonts w:ascii="Consolas" w:hAnsi="Consolas"/>
+                <w:color w:val="17324D"/>
+                <w:sz w:val="18"/>
+              </w:rPr>
+              <w:t>sha256:1c7a6d…</w:t>
+            </w:r>
+            <w:r>
+              <w:rPr>
+                <w:sz w:val="18"/>
+              </w:rPr>
+              <w:t>; Sicherheitsdrift zum Default-Root erkannt</w:t>
             </w:r>
           </w:p>
         </w:tc>
@@ -16546,11 +13255,9 @@
             </w:pPr>
             <w:r>
               <w:rPr>
-                <w:rFonts w:ascii="Consolas" w:hAnsi="Consolas"/>
-                <w:color w:val="17324D"/>
-                <w:sz w:val="18"/>
-              </w:rPr>
-              <w:t>trend-research-intake.json</w:t>
+                <w:sz w:val="18"/>
+              </w:rPr>
+              <w:t>Neu bauen und vollständig neu qualifizieren</w:t>
             </w:r>
           </w:p>
         </w:tc>
@@ -16579,7 +13286,7 @@
               <w:rPr>
                 <w:sz w:val="18"/>
               </w:rPr>
-              <w:t>Analytics-Fälligkeit 72 Stunden</w:t>
+              <w:t>Lokaler gehärteter Prüfstand</w:t>
             </w:r>
           </w:p>
         </w:tc>
@@ -16598,13 +13305,25 @@
             <w:pPr>
               <w:spacing w:after="0"/>
             </w:pPr>
+            <w:r>
+              <w:rPr>
+                <w:sz w:val="18"/>
+              </w:rPr>
+              <w:t xml:space="preserve">Für Commit </w:t>
+            </w:r>
             <w:r>
               <w:rPr>
                 <w:rFonts w:ascii="Consolas" w:hAnsi="Consolas"/>
                 <w:color w:val="17324D"/>
                 <w:sz w:val="18"/>
               </w:rPr>
-              <w:t>eTZSmmzKe6dJ1knR</w:t>
+              <w:t>a7b823b…</w:t>
+            </w:r>
+            <w:r>
+              <w:rPr>
+                <w:sz w:val="18"/>
+              </w:rPr>
+              <w:t>: vollständige Regression mit 452 erfassten Tests, davon 450 bestanden und 2 übersprungen; Ruff, mypy, Abhängigkeits- und Konfigurationsprüfungen grün; frische authentifizierte Operator- und sichere Degradationsabläufe auf Desktop/Mobil bestanden; null WCAG-A/AA-Verstöße</w:t>
             </w:r>
           </w:p>
         </w:tc>
@@ -16625,11 +13344,9 @@
             </w:pPr>
             <w:r>
               <w:rPr>
-                <w:rFonts w:ascii="Consolas" w:hAnsi="Consolas"/>
-                <w:color w:val="17324D"/>
-                <w:sz w:val="18"/>
-              </w:rPr>
-              <w:t>analytics-72h.json</w:t>
+                <w:sz w:val="18"/>
+              </w:rPr>
+              <w:t>Starke UI-Evidenz für genau diesen isolierten Kandidaten, aber keine Produktions-, TLS-, Nvidia- oder Abhängigkeitsfreigabe</w:t>
             </w:r>
           </w:p>
         </w:tc>
@@ -16659,7 +13376,7 @@
               <w:rPr>
                 <w:sz w:val="18"/>
               </w:rPr>
-              <w:t>Analytics-Fälligkeit 7 Tage</w:t>
+              <w:t>Lokale Plattformimages</w:t>
             </w:r>
           </w:p>
         </w:tc>
@@ -16681,11 +13398,37 @@
             </w:pPr>
             <w:r>
               <w:rPr>
+                <w:sz w:val="18"/>
+              </w:rPr>
+              <w:t xml:space="preserve">Die amd64-/arm64-Identitäten </w:t>
+            </w:r>
+            <w:r>
+              <w:rPr>
                 <w:rFonts w:ascii="Consolas" w:hAnsi="Consolas"/>
                 <w:color w:val="17324D"/>
                 <w:sz w:val="18"/>
               </w:rPr>
-              <w:t>WMCAnalytics7d01</w:t>
+              <w:t>0ae6c4…</w:t>
+            </w:r>
+            <w:r>
+              <w:rPr>
+                <w:sz w:val="18"/>
+              </w:rPr>
+              <w:t xml:space="preserve"> und </w:t>
+            </w:r>
+            <w:r>
+              <w:rPr>
+                <w:rFonts w:ascii="Consolas" w:hAnsi="Consolas"/>
+                <w:color w:val="17324D"/>
+                <w:sz w:val="18"/>
+              </w:rPr>
+              <w:t>752759…</w:t>
+            </w:r>
+            <w:r>
+              <w:rPr>
+                <w:sz w:val="18"/>
+              </w:rPr>
+              <w:t xml:space="preserve"> sowie ihre Scout-/SBOM-Nachweise gehören ausschließlich zum Quellstand vom 13. Juli</w:t>
             </w:r>
           </w:p>
         </w:tc>
@@ -16707,11 +13450,9 @@
             </w:pPr>
             <w:r>
               <w:rPr>
-                <w:rFonts w:ascii="Consolas" w:hAnsi="Consolas"/>
-                <w:color w:val="17324D"/>
-                <w:sz w:val="18"/>
-              </w:rPr>
-              <w:t>analytics-7d.json</w:t>
+                <w:sz w:val="18"/>
+              </w:rPr>
+              <w:t>Spätere gesteuerte Änderungen haben diese Artefakte als finalen Nachweis ungültig gemacht. Lokales Docker war am 14. Juli nicht lauffähig; frischer Build und Scout-Scan fehlen</w:t>
             </w:r>
           </w:p>
         </w:tc>
@@ -16740,7 +13481,7 @@
               <w:rPr>
                 <w:sz w:val="18"/>
               </w:rPr>
-              <w:t>Analytics-Fälligkeit 14 Tage</w:t>
+              <w:t>Mutationen</w:t>
             </w:r>
           </w:p>
         </w:tc>
@@ -16759,13 +13500,19 @@
             <w:pPr>
               <w:spacing w:after="0"/>
             </w:pPr>
+            <w:r>
+              <w:rPr>
+                <w:sz w:val="18"/>
+              </w:rPr>
+              <w:t xml:space="preserve">Externe Writes sind </w:t>
+            </w:r>
             <w:r>
               <w:rPr>
                 <w:rFonts w:ascii="Consolas" w:hAnsi="Consolas"/>
                 <w:color w:val="17324D"/>
                 <w:sz w:val="18"/>
               </w:rPr>
-              <w:t>WMCAnalytics14d1</w:t>
+              <w:t>false</w:t>
             </w:r>
           </w:p>
         </w:tc>
@@ -16786,11 +13533,9 @@
             </w:pPr>
             <w:r>
               <w:rPr>
-                <w:rFonts w:ascii="Consolas" w:hAnsi="Consolas"/>
-                <w:color w:val="17324D"/>
-                <w:sz w:val="18"/>
-              </w:rPr>
-              <w:t>analytics-14d.json</w:t>
+                <w:sz w:val="18"/>
+              </w:rPr>
+              <w:t>Korrekte sichere Sperre; beibehalten</w:t>
             </w:r>
           </w:p>
         </w:tc>
@@ -16820,7 +13565,7 @@
               <w:rPr>
                 <w:sz w:val="18"/>
               </w:rPr>
-              <w:t>Analytics-Fälligkeit 30 Tage</w:t>
+              <w:t>Live-Contentdaten</w:t>
             </w:r>
           </w:p>
         </w:tc>
@@ -16842,14 +13587,291 @@
             </w:pPr>
             <w:r>
               <w:rPr>
+                <w:sz w:val="18"/>
+              </w:rPr>
+              <w:t>Genau K1 bis K5; elf Nicht-Demo-Zustände; fünf Entwürfe vom 13. Juli mit lokaler-Qwen-Provenienz im älteren Schema</w:t>
+            </w:r>
+          </w:p>
+        </w:tc>
+        <w:tc>
+          <w:tcPr>
+            <w:tcW w:w="3264" w:type="dxa"/>
+            <w:shd w:val="clear" w:color="auto" w:fill="F5F8FA"/>
+            <w:tcMar>
+              <w:top w:w="90" w:type="dxa"/>
+              <w:left w:w="100" w:type="dxa"/>
+              <w:bottom w:w="90" w:type="dxa"/>
+              <w:right w:w="100" w:type="dxa"/>
+            </w:tcMar>
+            <w:vAlign w:val="center"/>
+          </w:tcPr>
+          <w:p>
+            <w:pPr>
+              <w:spacing w:after="0"/>
+            </w:pPr>
+            <w:r>
+              <w:rPr>
+                <w:sz w:val="18"/>
+              </w:rPr>
+              <w:t>Nicht mit dem finalen Kandidaten verwechseln; keine Freigabe-, Veröffentlichungs- oder Green-Aussage ableiten</w:t>
+            </w:r>
+          </w:p>
+        </w:tc>
+      </w:tr>
+      <w:tr>
+        <w:trPr>
+          <w:cantSplit/>
+          <w:jc w:val="center"/>
+        </w:trPr>
+        <w:tc>
+          <w:tcPr>
+            <w:tcW w:w="3264" w:type="dxa"/>
+            <w:tcMar>
+              <w:top w:w="90" w:type="dxa"/>
+              <w:left w:w="100" w:type="dxa"/>
+              <w:bottom w:w="90" w:type="dxa"/>
+              <w:right w:w="100" w:type="dxa"/>
+            </w:tcMar>
+            <w:vAlign w:val="center"/>
+          </w:tcPr>
+          <w:p>
+            <w:pPr>
+              <w:spacing w:after="0"/>
+            </w:pPr>
+            <w:r>
+              <w:rPr>
+                <w:sz w:val="18"/>
+              </w:rPr>
+              <w:t>Trenddaten in Produktion</w:t>
+            </w:r>
+          </w:p>
+        </w:tc>
+        <w:tc>
+          <w:tcPr>
+            <w:tcW w:w="3264" w:type="dxa"/>
+            <w:tcMar>
+              <w:top w:w="90" w:type="dxa"/>
+              <w:left w:w="100" w:type="dxa"/>
+              <w:bottom w:w="90" w:type="dxa"/>
+              <w:right w:w="100" w:type="dxa"/>
+            </w:tcMar>
+            <w:vAlign w:val="center"/>
+          </w:tcPr>
+          <w:p>
+            <w:pPr>
+              <w:spacing w:after="0"/>
+            </w:pPr>
+            <w:r>
+              <w:rPr>
+                <w:sz w:val="18"/>
+              </w:rPr>
+              <w:t>Nur ältere blockierte Nachweise; keine aktuelle freigabefähige K1-bis-K5-Recherche</w:t>
+            </w:r>
+          </w:p>
+        </w:tc>
+        <w:tc>
+          <w:tcPr>
+            <w:tcW w:w="3264" w:type="dxa"/>
+            <w:tcMar>
+              <w:top w:w="90" w:type="dxa"/>
+              <w:left w:w="100" w:type="dxa"/>
+              <w:bottom w:w="90" w:type="dxa"/>
+              <w:right w:w="100" w:type="dxa"/>
+            </w:tcMar>
+            <w:vAlign w:val="center"/>
+          </w:tcPr>
+          <w:p>
+            <w:pPr>
+              <w:spacing w:after="0"/>
+            </w:pPr>
+            <w:r>
+              <w:rPr>
+                <w:sz w:val="18"/>
+              </w:rPr>
+              <w:t>Keine aktuelle Trendaussage zulässig</w:t>
+            </w:r>
+          </w:p>
+        </w:tc>
+      </w:tr>
+      <w:tr>
+        <w:trPr>
+          <w:cantSplit/>
+          <w:jc w:val="center"/>
+        </w:trPr>
+        <w:tc>
+          <w:tcPr>
+            <w:tcW w:w="3264" w:type="dxa"/>
+            <w:shd w:val="clear" w:color="auto" w:fill="F5F8FA"/>
+            <w:tcMar>
+              <w:top w:w="90" w:type="dxa"/>
+              <w:left w:w="100" w:type="dxa"/>
+              <w:bottom w:w="90" w:type="dxa"/>
+              <w:right w:w="100" w:type="dxa"/>
+            </w:tcMar>
+            <w:vAlign w:val="center"/>
+          </w:tcPr>
+          <w:p>
+            <w:pPr>
+              <w:spacing w:after="0"/>
+            </w:pPr>
+            <w:r>
+              <w:rPr>
+                <w:sz w:val="18"/>
+              </w:rPr>
+              <w:t>Isolierte Recherche</w:t>
+            </w:r>
+          </w:p>
+        </w:tc>
+        <w:tc>
+          <w:tcPr>
+            <w:tcW w:w="3264" w:type="dxa"/>
+            <w:shd w:val="clear" w:color="auto" w:fill="F5F8FA"/>
+            <w:tcMar>
+              <w:top w:w="90" w:type="dxa"/>
+              <w:left w:w="100" w:type="dxa"/>
+              <w:bottom w:w="90" w:type="dxa"/>
+              <w:right w:w="100" w:type="dxa"/>
+            </w:tcMar>
+            <w:vAlign w:val="center"/>
+          </w:tcPr>
+          <w:p>
+            <w:pPr>
+              <w:spacing w:after="0"/>
+            </w:pPr>
+            <w:r>
+              <w:rPr>
+                <w:sz w:val="18"/>
+              </w:rPr>
+              <w:t>Historischer K1-bis-K5-Lauf: neun zitierte Treffer, je Gegenstand eine Domain. Neuester K1-Lauf: vier Domains für eine Idee, aber null vertrauenswürdige datierte Quellen im Zeitraum</w:t>
+            </w:r>
+          </w:p>
+        </w:tc>
+        <w:tc>
+          <w:tcPr>
+            <w:tcW w:w="3264" w:type="dxa"/>
+            <w:shd w:val="clear" w:color="auto" w:fill="F5F8FA"/>
+            <w:tcMar>
+              <w:top w:w="90" w:type="dxa"/>
+              <w:left w:w="100" w:type="dxa"/>
+              <w:bottom w:w="90" w:type="dxa"/>
+              <w:right w:w="100" w:type="dxa"/>
+            </w:tcMar>
+            <w:vAlign w:val="center"/>
+          </w:tcPr>
+          <w:p>
+            <w:pPr>
+              <w:spacing w:after="0"/>
+            </w:pPr>
+            <w:r>
+              <w:rPr>
+                <w:sz w:val="18"/>
+              </w:rPr>
+              <w:t>Beide Ergebnisse korrekt blockiert; für Grün sind je Gegenstand zwei unabhängige Domains und eine aktuelle datierte Quelle nötig</w:t>
+            </w:r>
+          </w:p>
+        </w:tc>
+      </w:tr>
+      <w:tr>
+        <w:trPr>
+          <w:cantSplit/>
+          <w:jc w:val="center"/>
+        </w:trPr>
+        <w:tc>
+          <w:tcPr>
+            <w:tcW w:w="3264" w:type="dxa"/>
+            <w:tcMar>
+              <w:top w:w="90" w:type="dxa"/>
+              <w:left w:w="100" w:type="dxa"/>
+              <w:bottom w:w="90" w:type="dxa"/>
+              <w:right w:w="100" w:type="dxa"/>
+            </w:tcMar>
+            <w:vAlign w:val="center"/>
+          </w:tcPr>
+          <w:p>
+            <w:pPr>
+              <w:spacing w:after="0"/>
+            </w:pPr>
+            <w:r>
+              <w:rPr>
+                <w:sz w:val="18"/>
+              </w:rPr>
+              <w:t>n8n Edge</w:t>
+            </w:r>
+          </w:p>
+        </w:tc>
+        <w:tc>
+          <w:tcPr>
+            <w:tcW w:w="3264" w:type="dxa"/>
+            <w:tcMar>
+              <w:top w:w="90" w:type="dxa"/>
+              <w:left w:w="100" w:type="dxa"/>
+              <w:bottom w:w="90" w:type="dxa"/>
+              <w:right w:w="100" w:type="dxa"/>
+            </w:tcMar>
+            <w:vAlign w:val="center"/>
+          </w:tcPr>
+          <w:p>
+            <w:pPr>
+              <w:spacing w:after="0"/>
+            </w:pPr>
+            <w:r>
+              <w:rPr>
+                <w:sz w:val="18"/>
+              </w:rPr>
+              <w:t xml:space="preserve">LAN </w:t>
+            </w:r>
+            <w:r>
+              <w:rPr>
                 <w:rFonts w:ascii="Consolas" w:hAnsi="Consolas"/>
                 <w:color w:val="17324D"/>
                 <w:sz w:val="18"/>
               </w:rPr>
-              <w:t>WMCAnalytics30d1</w:t>
-            </w:r>
-          </w:p>
-        </w:tc>
+              <w:t>:15678</w:t>
+            </w:r>
+            <w:r>
+              <w:rPr>
+                <w:sz w:val="18"/>
+              </w:rPr>
+              <w:t xml:space="preserve"> liefert 502; Proxy hält veraltete Container-IP</w:t>
+            </w:r>
+          </w:p>
+        </w:tc>
+        <w:tc>
+          <w:tcPr>
+            <w:tcW w:w="3264" w:type="dxa"/>
+            <w:tcMar>
+              <w:top w:w="90" w:type="dxa"/>
+              <w:left w:w="100" w:type="dxa"/>
+              <w:bottom w:w="90" w:type="dxa"/>
+              <w:right w:w="100" w:type="dxa"/>
+            </w:tcMar>
+            <w:vAlign w:val="center"/>
+          </w:tcPr>
+          <w:p>
+            <w:pPr>
+              <w:spacing w:after="0"/>
+            </w:pPr>
+            <w:r>
+              <w:rPr>
+                <w:b/>
+                <w:sz w:val="18"/>
+              </w:rPr>
+              <w:t>Blocker:</w:t>
+            </w:r>
+            <w:r>
+              <w:rPr>
+                <w:sz w:val="18"/>
+              </w:rPr>
+              <w:t xml:space="preserve"> Proxy-/Namensauflösung korrigieren und neu prüfen</w:t>
+            </w:r>
+          </w:p>
+        </w:tc>
+      </w:tr>
+      <w:tr>
+        <w:trPr>
+          <w:cantSplit/>
+          <w:jc w:val="center"/>
+        </w:trPr>
         <w:tc>
           <w:tcPr>
             <w:tcW w:w="3264" w:type="dxa"/>
@@ -16868,11 +13890,1227 @@
             </w:pPr>
             <w:r>
               <w:rPr>
+                <w:sz w:val="18"/>
+              </w:rPr>
+              <w:t>n8n Runtime</w:t>
+            </w:r>
+          </w:p>
+        </w:tc>
+        <w:tc>
+          <w:tcPr>
+            <w:tcW w:w="3264" w:type="dxa"/>
+            <w:shd w:val="clear" w:color="auto" w:fill="F5F8FA"/>
+            <w:tcMar>
+              <w:top w:w="90" w:type="dxa"/>
+              <w:left w:w="100" w:type="dxa"/>
+              <w:bottom w:w="90" w:type="dxa"/>
+              <w:right w:w="100" w:type="dxa"/>
+            </w:tcMar>
+            <w:vAlign w:val="center"/>
+          </w:tcPr>
+          <w:p>
+            <w:pPr>
+              <w:spacing w:after="0"/>
+            </w:pPr>
+            <w:r>
+              <w:rPr>
+                <w:sz w:val="18"/>
+              </w:rPr>
+              <w:t>Frisch live Version 2.29.11 aus mutable Deployment (</w:t>
+            </w:r>
+            <w:r>
+              <w:rPr>
                 <w:rFonts w:ascii="Consolas" w:hAnsi="Consolas"/>
                 <w:color w:val="17324D"/>
                 <w:sz w:val="18"/>
               </w:rPr>
-              <w:t>analytics-30d.json</w:t>
+              <w:t>4277…</w:t>
+            </w:r>
+            <w:r>
+              <w:rPr>
+                <w:sz w:val="18"/>
+              </w:rPr>
+              <w:t xml:space="preserve">, Registry </w:t>
+            </w:r>
+            <w:r>
+              <w:rPr>
+                <w:rFonts w:ascii="Consolas" w:hAnsi="Consolas"/>
+                <w:color w:val="17324D"/>
+                <w:sz w:val="18"/>
+              </w:rPr>
+              <w:t>ad8269…</w:t>
+            </w:r>
+            <w:r>
+              <w:rPr>
+                <w:sz w:val="18"/>
+              </w:rPr>
+              <w:t>); 13 Workflows, davon 11 aktiv und 2 inaktiv. Acht Pflicht-IDs sind aktiv, aber Tombstone aktiv, Retention fehlt, zwei unerwartete Workflows sind aktiv und zwei unerwartete inaktiv. Fünf Webhookpfade sind ungeschützt</w:t>
+            </w:r>
+          </w:p>
+        </w:tc>
+        <w:tc>
+          <w:tcPr>
+            <w:tcW w:w="3264" w:type="dxa"/>
+            <w:shd w:val="clear" w:color="auto" w:fill="F5F8FA"/>
+            <w:tcMar>
+              <w:top w:w="90" w:type="dxa"/>
+              <w:left w:w="100" w:type="dxa"/>
+              <w:bottom w:w="90" w:type="dxa"/>
+              <w:right w:w="100" w:type="dxa"/>
+            </w:tcMar>
+            <w:vAlign w:val="center"/>
+          </w:tcPr>
+          <w:p>
+            <w:pPr>
+              <w:spacing w:after="0"/>
+            </w:pPr>
+            <w:r>
+              <w:rPr>
+                <w:b/>
+                <w:sz w:val="18"/>
+              </w:rPr>
+              <w:t>Kritischer Blocker:</w:t>
+            </w:r>
+            <w:r>
+              <w:rPr>
+                <w:sz w:val="18"/>
+              </w:rPr>
+              <w:t xml:space="preserve"> exakte Version/Digest freigeben, Manifest korrigieren, alle Webhooks schützen, Credentials binden und persistierte Ausführung belegen</w:t>
+            </w:r>
+          </w:p>
+        </w:tc>
+      </w:tr>
+      <w:tr>
+        <w:trPr>
+          <w:cantSplit/>
+          <w:jc w:val="center"/>
+        </w:trPr>
+        <w:tc>
+          <w:tcPr>
+            <w:tcW w:w="3264" w:type="dxa"/>
+            <w:tcMar>
+              <w:top w:w="90" w:type="dxa"/>
+              <w:left w:w="100" w:type="dxa"/>
+              <w:bottom w:w="90" w:type="dxa"/>
+              <w:right w:w="100" w:type="dxa"/>
+            </w:tcMar>
+            <w:vAlign w:val="center"/>
+          </w:tcPr>
+          <w:p>
+            <w:pPr>
+              <w:spacing w:after="0"/>
+            </w:pPr>
+            <w:r>
+              <w:rPr>
+                <w:sz w:val="18"/>
+              </w:rPr>
+              <w:t>TLS/Identität</w:t>
+            </w:r>
+          </w:p>
+        </w:tc>
+        <w:tc>
+          <w:tcPr>
+            <w:tcW w:w="3264" w:type="dxa"/>
+            <w:tcMar>
+              <w:top w:w="90" w:type="dxa"/>
+              <w:left w:w="100" w:type="dxa"/>
+              <w:bottom w:w="90" w:type="dxa"/>
+              <w:right w:w="100" w:type="dxa"/>
+            </w:tcMar>
+            <w:vAlign w:val="center"/>
+          </w:tcPr>
+          <w:p>
+            <w:pPr>
+              <w:spacing w:after="0"/>
+            </w:pPr>
+            <w:r>
+              <w:rPr>
+                <w:sz w:val="18"/>
+              </w:rPr>
+              <w:t>CA, Zertifikat, Schlüssel, htpasswd, namentliche Konten und read-only n8n-API-Key fehlen</w:t>
+            </w:r>
+          </w:p>
+        </w:tc>
+        <w:tc>
+          <w:tcPr>
+            <w:tcW w:w="3264" w:type="dxa"/>
+            <w:tcMar>
+              <w:top w:w="90" w:type="dxa"/>
+              <w:left w:w="100" w:type="dxa"/>
+              <w:bottom w:w="90" w:type="dxa"/>
+              <w:right w:w="100" w:type="dxa"/>
+            </w:tcMar>
+            <w:vAlign w:val="center"/>
+          </w:tcPr>
+          <w:p>
+            <w:pPr>
+              <w:spacing w:after="0"/>
+            </w:pPr>
+            <w:r>
+              <w:rPr>
+                <w:b/>
+                <w:sz w:val="18"/>
+              </w:rPr>
+              <w:t>Blocker:</w:t>
+            </w:r>
+            <w:r>
+              <w:rPr>
+                <w:sz w:val="18"/>
+              </w:rPr>
+              <w:t xml:space="preserve"> Material sicher bereitstellen, Rechte und persönliche Konten prüfen</w:t>
+            </w:r>
+          </w:p>
+        </w:tc>
+      </w:tr>
+      <w:tr>
+        <w:trPr>
+          <w:cantSplit/>
+          <w:jc w:val="center"/>
+        </w:trPr>
+        <w:tc>
+          <w:tcPr>
+            <w:tcW w:w="3264" w:type="dxa"/>
+            <w:shd w:val="clear" w:color="auto" w:fill="F5F8FA"/>
+            <w:tcMar>
+              <w:top w:w="90" w:type="dxa"/>
+              <w:left w:w="100" w:type="dxa"/>
+              <w:bottom w:w="90" w:type="dxa"/>
+              <w:right w:w="100" w:type="dxa"/>
+            </w:tcMar>
+            <w:vAlign w:val="center"/>
+          </w:tcPr>
+          <w:p>
+            <w:pPr>
+              <w:spacing w:after="0"/>
+            </w:pPr>
+            <w:r>
+              <w:rPr>
+                <w:sz w:val="18"/>
+              </w:rPr>
+              <w:t>Lokale KI</w:t>
+            </w:r>
+          </w:p>
+        </w:tc>
+        <w:tc>
+          <w:tcPr>
+            <w:tcW w:w="3264" w:type="dxa"/>
+            <w:shd w:val="clear" w:color="auto" w:fill="F5F8FA"/>
+            <w:tcMar>
+              <w:top w:w="90" w:type="dxa"/>
+              <w:left w:w="100" w:type="dxa"/>
+              <w:bottom w:w="90" w:type="dxa"/>
+              <w:right w:w="100" w:type="dxa"/>
+            </w:tcMar>
+            <w:vAlign w:val="center"/>
+          </w:tcPr>
+          <w:p>
+            <w:pPr>
+              <w:spacing w:after="0"/>
+            </w:pPr>
+            <w:r>
+              <w:rPr>
+                <w:sz w:val="18"/>
+              </w:rPr>
+              <w:t>Frische minimale Qwen-Inferenz erfolgreich. Im ersten isolierten Drei-Runden-Lauf waren K3/K4 echte qualitätsgeprüfte KI-Entwürfe; K1/K2 fielen sicher in gesperrte Vorlagen zurück; K5 blieb trotz echter KI wegen Zielgruppenrelevanz gesperrt. Spätere kontrollierte Läufe lieferten weitere einzelne 100-Punkte-Ergebnisse, zeigten aber auch einen Transport-Timeout und eine unzulässige rhetorische Datenschutzfrage. Die lokale Sperrlogik wurde erweitert; ein vollständiger neuer Hardwarelauf fehlt</w:t>
+            </w:r>
+          </w:p>
+        </w:tc>
+        <w:tc>
+          <w:tcPr>
+            <w:tcW w:w="3264" w:type="dxa"/>
+            <w:shd w:val="clear" w:color="auto" w:fill="F5F8FA"/>
+            <w:tcMar>
+              <w:top w:w="90" w:type="dxa"/>
+              <w:left w:w="100" w:type="dxa"/>
+              <w:bottom w:w="90" w:type="dxa"/>
+              <w:right w:w="100" w:type="dxa"/>
+            </w:tcMar>
+            <w:vAlign w:val="center"/>
+          </w:tcPr>
+          <w:p>
+            <w:pPr>
+              <w:spacing w:after="0"/>
+            </w:pPr>
+            <w:r>
+              <w:rPr>
+                <w:b/>
+                <w:sz w:val="18"/>
+              </w:rPr>
+              <w:t>Nicht alle fünf grün:</w:t>
+            </w:r>
+            <w:r>
+              <w:rPr>
+                <w:sz w:val="18"/>
+              </w:rPr>
+              <w:t xml:space="preserve"> am exakten finalen Nvidia-Artefakt erneut drei Runden für K1 bis K5 prüfen</w:t>
+            </w:r>
+          </w:p>
+        </w:tc>
+      </w:tr>
+      <w:tr>
+        <w:trPr>
+          <w:cantSplit/>
+          <w:jc w:val="center"/>
+        </w:trPr>
+        <w:tc>
+          <w:tcPr>
+            <w:tcW w:w="3264" w:type="dxa"/>
+            <w:tcMar>
+              <w:top w:w="90" w:type="dxa"/>
+              <w:left w:w="100" w:type="dxa"/>
+              <w:bottom w:w="90" w:type="dxa"/>
+              <w:right w:w="100" w:type="dxa"/>
+            </w:tcMar>
+            <w:vAlign w:val="center"/>
+          </w:tcPr>
+          <w:p>
+            <w:pPr>
+              <w:spacing w:after="0"/>
+            </w:pPr>
+            <w:r>
+              <w:rPr>
+                <w:sz w:val="18"/>
+              </w:rPr>
+              <w:t>ComfyUI</w:t>
+            </w:r>
+          </w:p>
+        </w:tc>
+        <w:tc>
+          <w:tcPr>
+            <w:tcW w:w="3264" w:type="dxa"/>
+            <w:tcMar>
+              <w:top w:w="90" w:type="dxa"/>
+              <w:left w:w="100" w:type="dxa"/>
+              <w:bottom w:w="90" w:type="dxa"/>
+              <w:right w:w="100" w:type="dxa"/>
+            </w:tcMar>
+            <w:vAlign w:val="center"/>
+          </w:tcPr>
+          <w:p>
+            <w:pPr>
+              <w:spacing w:after="0"/>
+            </w:pPr>
+            <w:r>
+              <w:rPr>
+                <w:sz w:val="18"/>
+              </w:rPr>
+              <w:t>Produktionsdienst antwortet, Modellmetadaten liefern jedoch HTTP 500. Der isolierte Nvidia-2-FLUX-Kandidat besitzt einen historischen echten API-Nachweis</w:t>
+            </w:r>
+          </w:p>
+        </w:tc>
+        <w:tc>
+          <w:tcPr>
+            <w:tcW w:w="3264" w:type="dxa"/>
+            <w:tcMar>
+              <w:top w:w="90" w:type="dxa"/>
+              <w:left w:w="100" w:type="dxa"/>
+              <w:bottom w:w="90" w:type="dxa"/>
+              <w:right w:w="100" w:type="dxa"/>
+            </w:tcMar>
+            <w:vAlign w:val="center"/>
+          </w:tcPr>
+          <w:p>
+            <w:pPr>
+              <w:spacing w:after="0"/>
+            </w:pPr>
+            <w:r>
+              <w:rPr>
+                <w:b/>
+                <w:sz w:val="18"/>
+              </w:rPr>
+              <w:t>Nicht release-freigegeben:</w:t>
+            </w:r>
+            <w:r>
+              <w:rPr>
+                <w:sz w:val="18"/>
+              </w:rPr>
+              <w:t xml:space="preserve"> strikte aktuelle Readiness sowie namentliche Sichtentscheidung und Lizenzbestätigung fehlen</w:t>
+            </w:r>
+          </w:p>
+        </w:tc>
+      </w:tr>
+      <w:tr>
+        <w:trPr>
+          <w:cantSplit/>
+          <w:jc w:val="center"/>
+        </w:trPr>
+        <w:tc>
+          <w:tcPr>
+            <w:tcW w:w="3264" w:type="dxa"/>
+            <w:shd w:val="clear" w:color="auto" w:fill="F5F8FA"/>
+            <w:tcMar>
+              <w:top w:w="90" w:type="dxa"/>
+              <w:left w:w="100" w:type="dxa"/>
+              <w:bottom w:w="90" w:type="dxa"/>
+              <w:right w:w="100" w:type="dxa"/>
+            </w:tcMar>
+            <w:vAlign w:val="center"/>
+          </w:tcPr>
+          <w:p>
+            <w:pPr>
+              <w:spacing w:after="0"/>
+            </w:pPr>
+            <w:r>
+              <w:rPr>
+                <w:sz w:val="18"/>
+              </w:rPr>
+              <w:t>SearxNG</w:t>
+            </w:r>
+          </w:p>
+        </w:tc>
+        <w:tc>
+          <w:tcPr>
+            <w:tcW w:w="3264" w:type="dxa"/>
+            <w:shd w:val="clear" w:color="auto" w:fill="F5F8FA"/>
+            <w:tcMar>
+              <w:top w:w="90" w:type="dxa"/>
+              <w:left w:w="100" w:type="dxa"/>
+              <w:bottom w:w="90" w:type="dxa"/>
+              <w:right w:w="100" w:type="dxa"/>
+            </w:tcMar>
+            <w:vAlign w:val="center"/>
+          </w:tcPr>
+          <w:p>
+            <w:pPr>
+              <w:spacing w:after="0"/>
+            </w:pPr>
+            <w:r>
+              <w:rPr>
+                <w:sz w:val="18"/>
+              </w:rPr>
+              <w:t>Frische echte JSON-Suche erfolgreich; Produktionsspeicher enthält dennoch keine freigabefähige aktuelle K1-bis-K5-Recherche</w:t>
+            </w:r>
+          </w:p>
+        </w:tc>
+        <w:tc>
+          <w:tcPr>
+            <w:tcW w:w="3264" w:type="dxa"/>
+            <w:shd w:val="clear" w:color="auto" w:fill="F5F8FA"/>
+            <w:tcMar>
+              <w:top w:w="90" w:type="dxa"/>
+              <w:left w:w="100" w:type="dxa"/>
+              <w:bottom w:w="90" w:type="dxa"/>
+              <w:right w:w="100" w:type="dxa"/>
+            </w:tcMar>
+            <w:vAlign w:val="center"/>
+          </w:tcPr>
+          <w:p>
+            <w:pPr>
+              <w:spacing w:after="0"/>
+            </w:pPr>
+            <w:r>
+              <w:rPr>
+                <w:sz w:val="18"/>
+              </w:rPr>
+              <w:t>Adapter aktuell benutzt; Quellen-/Datumsgrenze je Gegenstand bleibt Pflicht</w:t>
+            </w:r>
+          </w:p>
+        </w:tc>
+      </w:tr>
+      <w:tr>
+        <w:trPr>
+          <w:cantSplit/>
+          <w:jc w:val="center"/>
+        </w:trPr>
+        <w:tc>
+          <w:tcPr>
+            <w:tcW w:w="3264" w:type="dxa"/>
+            <w:tcMar>
+              <w:top w:w="90" w:type="dxa"/>
+              <w:left w:w="100" w:type="dxa"/>
+              <w:bottom w:w="90" w:type="dxa"/>
+              <w:right w:w="100" w:type="dxa"/>
+            </w:tcMar>
+            <w:vAlign w:val="center"/>
+          </w:tcPr>
+          <w:p>
+            <w:pPr>
+              <w:spacing w:after="0"/>
+            </w:pPr>
+            <w:r>
+              <w:rPr>
+                <w:sz w:val="18"/>
+              </w:rPr>
+              <w:t>Firecrawl</w:t>
+            </w:r>
+          </w:p>
+        </w:tc>
+        <w:tc>
+          <w:tcPr>
+            <w:tcW w:w="3264" w:type="dxa"/>
+            <w:tcMar>
+              <w:top w:w="90" w:type="dxa"/>
+              <w:left w:w="100" w:type="dxa"/>
+              <w:bottom w:w="90" w:type="dxa"/>
+              <w:right w:w="100" w:type="dxa"/>
+            </w:tcMar>
+            <w:vAlign w:val="center"/>
+          </w:tcPr>
+          <w:p>
+            <w:pPr>
+              <w:spacing w:after="0"/>
+            </w:pPr>
+            <w:r>
+              <w:rPr>
+                <w:sz w:val="18"/>
+              </w:rPr>
+              <w:t>Separater selbst gehosteter Dienst gesund, aber nicht mit der Marketing-Anwendung verbunden; Cloud-Key fehlt</w:t>
+            </w:r>
+          </w:p>
+        </w:tc>
+        <w:tc>
+          <w:tcPr>
+            <w:tcW w:w="3264" w:type="dxa"/>
+            <w:tcMar>
+              <w:top w:w="90" w:type="dxa"/>
+              <w:left w:w="100" w:type="dxa"/>
+              <w:bottom w:w="90" w:type="dxa"/>
+              <w:right w:w="100" w:type="dxa"/>
+            </w:tcMar>
+            <w:vAlign w:val="center"/>
+          </w:tcPr>
+          <w:p>
+            <w:pPr>
+              <w:spacing w:after="0"/>
+            </w:pPr>
+            <w:r>
+              <w:rPr>
+                <w:sz w:val="18"/>
+              </w:rPr>
+              <w:t>Optionaler Adapter in der Anwendung nicht verfügbar; nicht als aktiv anzeigen</w:t>
+            </w:r>
+          </w:p>
+        </w:tc>
+      </w:tr>
+      <w:tr>
+        <w:trPr>
+          <w:cantSplit/>
+          <w:jc w:val="center"/>
+        </w:trPr>
+        <w:tc>
+          <w:tcPr>
+            <w:tcW w:w="3264" w:type="dxa"/>
+            <w:shd w:val="clear" w:color="auto" w:fill="F5F8FA"/>
+            <w:tcMar>
+              <w:top w:w="90" w:type="dxa"/>
+              <w:left w:w="100" w:type="dxa"/>
+              <w:bottom w:w="90" w:type="dxa"/>
+              <w:right w:w="100" w:type="dxa"/>
+            </w:tcMar>
+            <w:vAlign w:val="center"/>
+          </w:tcPr>
+          <w:p>
+            <w:pPr>
+              <w:spacing w:after="0"/>
+            </w:pPr>
+            <w:r>
+              <w:rPr>
+                <w:sz w:val="18"/>
+              </w:rPr>
+              <w:t>Postiz</w:t>
+            </w:r>
+          </w:p>
+        </w:tc>
+        <w:tc>
+          <w:tcPr>
+            <w:tcW w:w="3264" w:type="dxa"/>
+            <w:shd w:val="clear" w:color="auto" w:fill="F5F8FA"/>
+            <w:tcMar>
+              <w:top w:w="90" w:type="dxa"/>
+              <w:left w:w="100" w:type="dxa"/>
+              <w:bottom w:w="90" w:type="dxa"/>
+              <w:right w:w="100" w:type="dxa"/>
+            </w:tcMar>
+            <w:vAlign w:val="center"/>
+          </w:tcPr>
+          <w:p>
+            <w:pPr>
+              <w:spacing w:after="0"/>
+            </w:pPr>
+            <w:r>
+              <w:rPr>
+                <w:sz w:val="18"/>
+              </w:rPr>
+              <w:t>Version 2.21.10; Vertrag/Credentials nicht release-qualifiziert; Registrierung offen</w:t>
+            </w:r>
+          </w:p>
+        </w:tc>
+        <w:tc>
+          <w:tcPr>
+            <w:tcW w:w="3264" w:type="dxa"/>
+            <w:shd w:val="clear" w:color="auto" w:fill="F5F8FA"/>
+            <w:tcMar>
+              <w:top w:w="90" w:type="dxa"/>
+              <w:left w:w="100" w:type="dxa"/>
+              <w:bottom w:w="90" w:type="dxa"/>
+              <w:right w:w="100" w:type="dxa"/>
+            </w:tcMar>
+            <w:vAlign w:val="center"/>
+          </w:tcPr>
+          <w:p>
+            <w:pPr>
+              <w:spacing w:after="0"/>
+            </w:pPr>
+            <w:r>
+              <w:rPr>
+                <w:b/>
+                <w:sz w:val="18"/>
+              </w:rPr>
+              <w:t>Sicherheitsblocker für externe Übergabe</w:t>
+            </w:r>
+          </w:p>
+        </w:tc>
+      </w:tr>
+      <w:tr>
+        <w:trPr>
+          <w:cantSplit/>
+          <w:jc w:val="center"/>
+        </w:trPr>
+        <w:tc>
+          <w:tcPr>
+            <w:tcW w:w="3264" w:type="dxa"/>
+            <w:tcMar>
+              <w:top w:w="90" w:type="dxa"/>
+              <w:left w:w="100" w:type="dxa"/>
+              <w:bottom w:w="90" w:type="dxa"/>
+              <w:right w:w="100" w:type="dxa"/>
+            </w:tcMar>
+            <w:vAlign w:val="center"/>
+          </w:tcPr>
+          <w:p>
+            <w:pPr>
+              <w:spacing w:after="0"/>
+            </w:pPr>
+            <w:r>
+              <w:rPr>
+                <w:sz w:val="18"/>
+              </w:rPr>
+              <w:t>Twenty</w:t>
+            </w:r>
+          </w:p>
+        </w:tc>
+        <w:tc>
+          <w:tcPr>
+            <w:tcW w:w="3264" w:type="dxa"/>
+            <w:tcMar>
+              <w:top w:w="90" w:type="dxa"/>
+              <w:left w:w="100" w:type="dxa"/>
+              <w:bottom w:w="90" w:type="dxa"/>
+              <w:right w:w="100" w:type="dxa"/>
+            </w:tcMar>
+            <w:vAlign w:val="center"/>
+          </w:tcPr>
+          <w:p>
+            <w:pPr>
+              <w:spacing w:after="0"/>
+            </w:pPr>
+            <w:r>
+              <w:rPr>
+                <w:sz w:val="18"/>
+              </w:rPr>
+              <w:t>Version 2.21.0 aus mutable Deployment; Drift zur Sollfassung</w:t>
+            </w:r>
+          </w:p>
+        </w:tc>
+        <w:tc>
+          <w:tcPr>
+            <w:tcW w:w="3264" w:type="dxa"/>
+            <w:tcMar>
+              <w:top w:w="90" w:type="dxa"/>
+              <w:left w:w="100" w:type="dxa"/>
+              <w:bottom w:w="90" w:type="dxa"/>
+              <w:right w:w="100" w:type="dxa"/>
+            </w:tcMar>
+            <w:vAlign w:val="center"/>
+          </w:tcPr>
+          <w:p>
+            <w:pPr>
+              <w:spacing w:after="0"/>
+            </w:pPr>
+            <w:r>
+              <w:rPr>
+                <w:sz w:val="18"/>
+              </w:rPr>
+              <w:t>Keine Produktionswrites; unveränderlichen Digest qualifizieren</w:t>
+            </w:r>
+          </w:p>
+        </w:tc>
+      </w:tr>
+      <w:tr>
+        <w:trPr>
+          <w:cantSplit/>
+          <w:jc w:val="center"/>
+        </w:trPr>
+        <w:tc>
+          <w:tcPr>
+            <w:tcW w:w="3264" w:type="dxa"/>
+            <w:shd w:val="clear" w:color="auto" w:fill="F5F8FA"/>
+            <w:tcMar>
+              <w:top w:w="90" w:type="dxa"/>
+              <w:left w:w="100" w:type="dxa"/>
+              <w:bottom w:w="90" w:type="dxa"/>
+              <w:right w:w="100" w:type="dxa"/>
+            </w:tcMar>
+            <w:vAlign w:val="center"/>
+          </w:tcPr>
+          <w:p>
+            <w:pPr>
+              <w:spacing w:after="0"/>
+            </w:pPr>
+            <w:r>
+              <w:rPr>
+                <w:sz w:val="18"/>
+              </w:rPr>
+              <w:t>Mautic</w:t>
+            </w:r>
+          </w:p>
+        </w:tc>
+        <w:tc>
+          <w:tcPr>
+            <w:tcW w:w="3264" w:type="dxa"/>
+            <w:shd w:val="clear" w:color="auto" w:fill="F5F8FA"/>
+            <w:tcMar>
+              <w:top w:w="90" w:type="dxa"/>
+              <w:left w:w="100" w:type="dxa"/>
+              <w:bottom w:w="90" w:type="dxa"/>
+              <w:right w:w="100" w:type="dxa"/>
+            </w:tcMar>
+            <w:vAlign w:val="center"/>
+          </w:tcPr>
+          <w:p>
+            <w:pPr>
+              <w:spacing w:after="0"/>
+            </w:pPr>
+            <w:r>
+              <w:rPr>
+                <w:sz w:val="18"/>
+              </w:rPr>
+              <w:t>Installer endet HTTP 500</w:t>
+            </w:r>
+          </w:p>
+        </w:tc>
+        <w:tc>
+          <w:tcPr>
+            <w:tcW w:w="3264" w:type="dxa"/>
+            <w:shd w:val="clear" w:color="auto" w:fill="F5F8FA"/>
+            <w:tcMar>
+              <w:top w:w="90" w:type="dxa"/>
+              <w:left w:w="100" w:type="dxa"/>
+              <w:bottom w:w="90" w:type="dxa"/>
+              <w:right w:w="100" w:type="dxa"/>
+            </w:tcMar>
+            <w:vAlign w:val="center"/>
+          </w:tcPr>
+          <w:p>
+            <w:pPr>
+              <w:spacing w:after="0"/>
+            </w:pPr>
+            <w:r>
+              <w:rPr>
+                <w:sz w:val="18"/>
+              </w:rPr>
+              <w:t>Nicht betriebsbereit; keine CRM-Integration aktivieren</w:t>
+            </w:r>
+          </w:p>
+        </w:tc>
+      </w:tr>
+      <w:tr>
+        <w:trPr>
+          <w:cantSplit/>
+          <w:jc w:val="center"/>
+        </w:trPr>
+        <w:tc>
+          <w:tcPr>
+            <w:tcW w:w="3264" w:type="dxa"/>
+            <w:tcMar>
+              <w:top w:w="90" w:type="dxa"/>
+              <w:left w:w="100" w:type="dxa"/>
+              <w:bottom w:w="90" w:type="dxa"/>
+              <w:right w:w="100" w:type="dxa"/>
+            </w:tcMar>
+            <w:vAlign w:val="center"/>
+          </w:tcPr>
+          <w:p>
+            <w:pPr>
+              <w:spacing w:after="0"/>
+            </w:pPr>
+            <w:r>
+              <w:rPr>
+                <w:sz w:val="18"/>
+              </w:rPr>
+              <w:t>Observability</w:t>
+            </w:r>
+          </w:p>
+        </w:tc>
+        <w:tc>
+          <w:tcPr>
+            <w:tcW w:w="3264" w:type="dxa"/>
+            <w:tcMar>
+              <w:top w:w="90" w:type="dxa"/>
+              <w:left w:w="100" w:type="dxa"/>
+              <w:bottom w:w="90" w:type="dxa"/>
+              <w:right w:w="100" w:type="dxa"/>
+            </w:tcMar>
+            <w:vAlign w:val="center"/>
+          </w:tcPr>
+          <w:p>
+            <w:pPr>
+              <w:spacing w:after="0"/>
+            </w:pPr>
+            <w:r>
+              <w:rPr>
+                <w:sz w:val="18"/>
+              </w:rPr>
+              <w:t>Prometheus/Grafana gestoppt</w:t>
+            </w:r>
+          </w:p>
+        </w:tc>
+        <w:tc>
+          <w:tcPr>
+            <w:tcW w:w="3264" w:type="dxa"/>
+            <w:tcMar>
+              <w:top w:w="90" w:type="dxa"/>
+              <w:left w:w="100" w:type="dxa"/>
+              <w:bottom w:w="90" w:type="dxa"/>
+              <w:right w:w="100" w:type="dxa"/>
+            </w:tcMar>
+            <w:vAlign w:val="center"/>
+          </w:tcPr>
+          <w:p>
+            <w:pPr>
+              <w:spacing w:after="0"/>
+            </w:pPr>
+            <w:r>
+              <w:rPr>
+                <w:sz w:val="18"/>
+              </w:rPr>
+              <w:t>Betriebsüberwachung unvollständig</w:t>
+            </w:r>
+          </w:p>
+        </w:tc>
+      </w:tr>
+      <w:tr>
+        <w:trPr>
+          <w:cantSplit/>
+          <w:jc w:val="center"/>
+        </w:trPr>
+        <w:tc>
+          <w:tcPr>
+            <w:tcW w:w="3264" w:type="dxa"/>
+            <w:shd w:val="clear" w:color="auto" w:fill="F5F8FA"/>
+            <w:tcMar>
+              <w:top w:w="90" w:type="dxa"/>
+              <w:left w:w="100" w:type="dxa"/>
+              <w:bottom w:w="90" w:type="dxa"/>
+              <w:right w:w="100" w:type="dxa"/>
+            </w:tcMar>
+            <w:vAlign w:val="center"/>
+          </w:tcPr>
+          <w:p>
+            <w:pPr>
+              <w:spacing w:after="0"/>
+            </w:pPr>
+            <w:r>
+              <w:rPr>
+                <w:sz w:val="18"/>
+              </w:rPr>
+              <w:t>Kimi-Cloudroute</w:t>
+            </w:r>
+          </w:p>
+        </w:tc>
+        <w:tc>
+          <w:tcPr>
+            <w:tcW w:w="3264" w:type="dxa"/>
+            <w:shd w:val="clear" w:color="auto" w:fill="F5F8FA"/>
+            <w:tcMar>
+              <w:top w:w="90" w:type="dxa"/>
+              <w:left w:w="100" w:type="dxa"/>
+              <w:bottom w:w="90" w:type="dxa"/>
+              <w:right w:w="100" w:type="dxa"/>
+            </w:tcMar>
+            <w:vAlign w:val="center"/>
+          </w:tcPr>
+          <w:p>
+            <w:pPr>
+              <w:spacing w:after="0"/>
+            </w:pPr>
+            <w:r>
+              <w:rPr>
+                <w:sz w:val="18"/>
+              </w:rPr>
+              <w:t>Credential lokal konfiguriert; externe Rotation/Neuausgabe und erneute Qualifikation fehlen</w:t>
+            </w:r>
+          </w:p>
+        </w:tc>
+        <w:tc>
+          <w:tcPr>
+            <w:tcW w:w="3264" w:type="dxa"/>
+            <w:shd w:val="clear" w:color="auto" w:fill="F5F8FA"/>
+            <w:tcMar>
+              <w:top w:w="90" w:type="dxa"/>
+              <w:left w:w="100" w:type="dxa"/>
+              <w:bottom w:w="90" w:type="dxa"/>
+              <w:right w:w="100" w:type="dxa"/>
+            </w:tcMar>
+            <w:vAlign w:val="center"/>
+          </w:tcPr>
+          <w:p>
+            <w:pPr>
+              <w:spacing w:after="0"/>
+            </w:pPr>
+            <w:r>
+              <w:rPr>
+                <w:b/>
+                <w:sz w:val="18"/>
+              </w:rPr>
+              <w:t>Blocker für Cloudnutzung:</w:t>
+            </w:r>
+            <w:r>
+              <w:rPr>
+                <w:sz w:val="18"/>
+              </w:rPr>
+              <w:t xml:space="preserve"> beim Anbieter rotieren oder neu ausgeben; Fallback bis danach deaktiviert lassen</w:t>
+            </w:r>
+          </w:p>
+        </w:tc>
+      </w:tr>
+      <w:tr>
+        <w:trPr>
+          <w:cantSplit/>
+          <w:jc w:val="center"/>
+        </w:trPr>
+        <w:tc>
+          <w:tcPr>
+            <w:tcW w:w="3264" w:type="dxa"/>
+            <w:tcMar>
+              <w:top w:w="90" w:type="dxa"/>
+              <w:left w:w="100" w:type="dxa"/>
+              <w:bottom w:w="90" w:type="dxa"/>
+              <w:right w:w="100" w:type="dxa"/>
+            </w:tcMar>
+            <w:vAlign w:val="center"/>
+          </w:tcPr>
+          <w:p>
+            <w:pPr>
+              <w:spacing w:after="0"/>
+            </w:pPr>
+            <w:r>
+              <w:rPr>
+                <w:sz w:val="18"/>
+              </w:rPr>
+              <w:t>GitHub-Repository</w:t>
+            </w:r>
+          </w:p>
+        </w:tc>
+        <w:tc>
+          <w:tcPr>
+            <w:tcW w:w="3264" w:type="dxa"/>
+            <w:tcMar>
+              <w:top w:w="90" w:type="dxa"/>
+              <w:left w:w="100" w:type="dxa"/>
+              <w:bottom w:w="90" w:type="dxa"/>
+              <w:right w:w="100" w:type="dxa"/>
+            </w:tcMar>
+            <w:vAlign w:val="center"/>
+          </w:tcPr>
+          <w:p>
+            <w:pPr>
+              <w:spacing w:after="0"/>
+            </w:pPr>
+            <w:r>
+              <w:rPr>
+                <w:sz w:val="18"/>
+              </w:rPr>
+              <w:t xml:space="preserve">Öffentlich; für </w:t>
+            </w:r>
+            <w:r>
+              <w:rPr>
+                <w:rFonts w:ascii="Consolas" w:hAnsi="Consolas"/>
+                <w:color w:val="17324D"/>
+                <w:sz w:val="18"/>
+              </w:rPr>
+              <w:t>main</w:t>
+            </w:r>
+            <w:r>
+              <w:rPr>
+                <w:sz w:val="18"/>
+              </w:rPr>
+              <w:t xml:space="preserve"> ist keine Branch-Protection beziehungsweise kein Ruleset aktiv</w:t>
+            </w:r>
+          </w:p>
+        </w:tc>
+        <w:tc>
+          <w:tcPr>
+            <w:tcW w:w="3264" w:type="dxa"/>
+            <w:tcMar>
+              <w:top w:w="90" w:type="dxa"/>
+              <w:left w:w="100" w:type="dxa"/>
+              <w:bottom w:w="90" w:type="dxa"/>
+              <w:right w:w="100" w:type="dxa"/>
+            </w:tcMar>
+            <w:vAlign w:val="center"/>
+          </w:tcPr>
+          <w:p>
+            <w:pPr>
+              <w:spacing w:after="0"/>
+            </w:pPr>
+            <w:r>
+              <w:rPr>
+                <w:b/>
+                <w:sz w:val="18"/>
+              </w:rPr>
+              <w:t>Release-Governance-Blocker:</w:t>
+            </w:r>
+            <w:r>
+              <w:rPr>
+                <w:sz w:val="18"/>
+              </w:rPr>
+              <w:t xml:space="preserve"> nur Pull Request, Pflicht-CI, namentliches Review und kein direkter/Force-Push</w:t>
+            </w:r>
+          </w:p>
+        </w:tc>
+      </w:tr>
+      <w:tr>
+        <w:trPr>
+          <w:cantSplit/>
+          <w:jc w:val="center"/>
+        </w:trPr>
+        <w:tc>
+          <w:tcPr>
+            <w:tcW w:w="3264" w:type="dxa"/>
+            <w:shd w:val="clear" w:color="auto" w:fill="F5F8FA"/>
+            <w:tcMar>
+              <w:top w:w="90" w:type="dxa"/>
+              <w:left w:w="100" w:type="dxa"/>
+              <w:bottom w:w="90" w:type="dxa"/>
+              <w:right w:w="100" w:type="dxa"/>
+            </w:tcMar>
+            <w:vAlign w:val="center"/>
+          </w:tcPr>
+          <w:p>
+            <w:pPr>
+              <w:spacing w:after="0"/>
+            </w:pPr>
+            <w:r>
+              <w:rPr>
+                <w:sz w:val="18"/>
+              </w:rPr>
+              <w:t>Browserbilder</w:t>
+            </w:r>
+          </w:p>
+        </w:tc>
+        <w:tc>
+          <w:tcPr>
+            <w:tcW w:w="3264" w:type="dxa"/>
+            <w:shd w:val="clear" w:color="auto" w:fill="F5F8FA"/>
+            <w:tcMar>
+              <w:top w:w="90" w:type="dxa"/>
+              <w:left w:w="100" w:type="dxa"/>
+              <w:bottom w:w="90" w:type="dxa"/>
+              <w:right w:w="100" w:type="dxa"/>
+            </w:tcMar>
+            <w:vAlign w:val="center"/>
+          </w:tcPr>
+          <w:p>
+            <w:pPr>
+              <w:spacing w:after="0"/>
+            </w:pPr>
+            <w:r>
+              <w:rPr>
+                <w:sz w:val="18"/>
+              </w:rPr>
+              <w:t xml:space="preserve">Frische Desktop-/Mobilprüfung für den isolierten Commit </w:t>
+            </w:r>
+            <w:r>
+              <w:rPr>
+                <w:rFonts w:ascii="Consolas" w:hAnsi="Consolas"/>
+                <w:color w:val="17324D"/>
+                <w:sz w:val="18"/>
+              </w:rPr>
+              <w:t>a7b823b…</w:t>
+            </w:r>
+            <w:r>
+              <w:rPr>
+                <w:sz w:val="18"/>
+              </w:rPr>
+              <w:t>; authentifizierte Operatorabläufe und sicherer Degradationspfad bestanden</w:t>
+            </w:r>
+          </w:p>
+        </w:tc>
+        <w:tc>
+          <w:tcPr>
+            <w:tcW w:w="3264" w:type="dxa"/>
+            <w:shd w:val="clear" w:color="auto" w:fill="F5F8FA"/>
+            <w:tcMar>
+              <w:top w:w="90" w:type="dxa"/>
+              <w:left w:w="100" w:type="dxa"/>
+              <w:bottom w:w="90" w:type="dxa"/>
+              <w:right w:w="100" w:type="dxa"/>
+            </w:tcMar>
+            <w:vAlign w:val="center"/>
+          </w:tcPr>
+          <w:p>
+            <w:pPr>
+              <w:spacing w:after="0"/>
+            </w:pPr>
+            <w:r>
+              <w:rPr>
+                <w:sz w:val="18"/>
+              </w:rPr>
+              <w:t>UI-Evidenz für genau diesen Kandidaten; kein Beleg für Produktion, TLS oder einen erfolgreichen abhängigkeitsgestützten aktuellen Trendlauf</w:t>
+            </w:r>
+          </w:p>
+        </w:tc>
+      </w:tr>
+      <w:tr>
+        <w:trPr>
+          <w:cantSplit/>
+          <w:jc w:val="center"/>
+        </w:trPr>
+        <w:tc>
+          <w:tcPr>
+            <w:tcW w:w="3264" w:type="dxa"/>
+            <w:tcMar>
+              <w:top w:w="90" w:type="dxa"/>
+              <w:left w:w="100" w:type="dxa"/>
+              <w:bottom w:w="90" w:type="dxa"/>
+              <w:right w:w="100" w:type="dxa"/>
+            </w:tcMar>
+            <w:vAlign w:val="center"/>
+          </w:tcPr>
+          <w:p>
+            <w:pPr>
+              <w:spacing w:after="0"/>
+            </w:pPr>
+            <w:r>
+              <w:rPr>
+                <w:sz w:val="18"/>
+              </w:rPr>
+              <w:t>Release-Archiv</w:t>
+            </w:r>
+          </w:p>
+        </w:tc>
+        <w:tc>
+          <w:tcPr>
+            <w:tcW w:w="3264" w:type="dxa"/>
+            <w:tcMar>
+              <w:top w:w="90" w:type="dxa"/>
+              <w:left w:w="100" w:type="dxa"/>
+              <w:bottom w:w="90" w:type="dxa"/>
+              <w:right w:w="100" w:type="dxa"/>
+            </w:tcMar>
+            <w:vAlign w:val="center"/>
+          </w:tcPr>
+          <w:p>
+            <w:pPr>
+              <w:spacing w:after="0"/>
+            </w:pPr>
+            <w:r>
+              <w:rPr>
+                <w:sz w:val="18"/>
+              </w:rPr>
+              <w:t>Das 190-Dateien-Archiv gehört zum Quellstand vom 13. Juli und ist durch spätere gesteuerte Änderungen nicht mehr das finale Artefakt</w:t>
+            </w:r>
+          </w:p>
+        </w:tc>
+        <w:tc>
+          <w:tcPr>
+            <w:tcW w:w="3264" w:type="dxa"/>
+            <w:tcMar>
+              <w:top w:w="90" w:type="dxa"/>
+              <w:left w:w="100" w:type="dxa"/>
+              <w:bottom w:w="90" w:type="dxa"/>
+              <w:right w:w="100" w:type="dxa"/>
+            </w:tcMar>
+            <w:vAlign w:val="center"/>
+          </w:tcPr>
+          <w:p>
+            <w:pPr>
+              <w:spacing w:after="0"/>
+            </w:pPr>
+            <w:r>
+              <w:rPr>
+                <w:sz w:val="18"/>
+              </w:rPr>
+              <w:t>Neues indexgebundenes Archiv aus dem exakten Zielcommit bauen, prüfen, übertragen und auf Nvidia isoliert ausführen</w:t>
+            </w:r>
+          </w:p>
+        </w:tc>
+      </w:tr>
+      <w:tr>
+        <w:trPr>
+          <w:cantSplit/>
+          <w:jc w:val="center"/>
+        </w:trPr>
+        <w:tc>
+          <w:tcPr>
+            <w:tcW w:w="3264" w:type="dxa"/>
+            <w:shd w:val="clear" w:color="auto" w:fill="F5F8FA"/>
+            <w:tcMar>
+              <w:top w:w="90" w:type="dxa"/>
+              <w:left w:w="100" w:type="dxa"/>
+              <w:bottom w:w="90" w:type="dxa"/>
+              <w:right w:w="100" w:type="dxa"/>
+            </w:tcMar>
+            <w:vAlign w:val="center"/>
+          </w:tcPr>
+          <w:p>
+            <w:pPr>
+              <w:spacing w:after="0"/>
+            </w:pPr>
+            <w:r>
+              <w:rPr>
+                <w:sz w:val="18"/>
+              </w:rPr>
+              <w:t>Backup</w:t>
+            </w:r>
+          </w:p>
+        </w:tc>
+        <w:tc>
+          <w:tcPr>
+            <w:tcW w:w="3264" w:type="dxa"/>
+            <w:shd w:val="clear" w:color="auto" w:fill="F5F8FA"/>
+            <w:tcMar>
+              <w:top w:w="90" w:type="dxa"/>
+              <w:left w:w="100" w:type="dxa"/>
+              <w:bottom w:w="90" w:type="dxa"/>
+              <w:right w:w="100" w:type="dxa"/>
+            </w:tcMar>
+            <w:vAlign w:val="center"/>
+          </w:tcPr>
+          <w:p>
+            <w:pPr>
+              <w:spacing w:after="0"/>
+            </w:pPr>
+            <w:r>
+              <w:rPr>
+                <w:sz w:val="18"/>
+              </w:rPr>
+              <w:t>Backup vom 10. Juli: 980.954.960 Bytes; 29/29 Prüfsummen gültig; nach neuen Entwürfen veraltet</w:t>
+            </w:r>
+          </w:p>
+        </w:tc>
+        <w:tc>
+          <w:tcPr>
+            <w:tcW w:w="3264" w:type="dxa"/>
+            <w:shd w:val="clear" w:color="auto" w:fill="F5F8FA"/>
+            <w:tcMar>
+              <w:top w:w="90" w:type="dxa"/>
+              <w:left w:w="100" w:type="dxa"/>
+              <w:bottom w:w="90" w:type="dxa"/>
+              <w:right w:w="100" w:type="dxa"/>
+            </w:tcMar>
+            <w:vAlign w:val="center"/>
+          </w:tcPr>
+          <w:p>
+            <w:pPr>
+              <w:spacing w:after="0"/>
+            </w:pPr>
+            <w:r>
+              <w:rPr>
+                <w:sz w:val="18"/>
+              </w:rPr>
+              <w:t>Frisches, verschlüsselbares Pre-Change-Backup erforderlich; Restoreprobe bleibt nötig</w:t>
             </w:r>
           </w:p>
         </w:tc>
@@ -16888,7 +15126,1001 @@
         <w:pStyle w:val="Heading4"/>
       </w:pPr>
       <w:r>
-        <w:t>Muss genau einmal inaktiv sein</w:t>
+        <w:t>Sichere Adresskonvention</w:t>
+      </w:r>
+    </w:p>
+    <w:tbl>
+      <w:tblPr>
+        <w:tblStyle w:val="TableGrid"/>
+        <w:tblW w:w="0" w:type="auto"/>
+        <w:jc w:val="center"/>
+        <w:tblLook w:val="04A0" w:firstRow="1" w:lastRow="0" w:firstColumn="1" w:lastColumn="0" w:noHBand="0" w:noVBand="1"/>
+      </w:tblPr>
+      <w:tblGrid>
+        <w:gridCol w:w="4896"/>
+        <w:gridCol w:w="4896"/>
+      </w:tblGrid>
+      <w:tr>
+        <w:trPr>
+          <w:cantSplit/>
+          <w:tblHeader/>
+          <w:jc w:val="center"/>
+        </w:trPr>
+        <w:tc>
+          <w:tcPr>
+            <w:tcW w:w="4896" w:type="dxa"/>
+            <w:shd w:val="clear" w:color="auto" w:fill="17324D"/>
+            <w:tcMar>
+              <w:top w:w="90" w:type="dxa"/>
+              <w:left w:w="100" w:type="dxa"/>
+              <w:bottom w:w="90" w:type="dxa"/>
+              <w:right w:w="100" w:type="dxa"/>
+            </w:tcMar>
+            <w:vAlign w:val="center"/>
+          </w:tcPr>
+          <w:p>
+            <w:pPr>
+              <w:spacing w:after="0"/>
+            </w:pPr>
+            <w:r>
+              <w:rPr>
+                <w:b/>
+                <w:color w:val="FFFFFF"/>
+                <w:sz w:val="18"/>
+              </w:rPr>
+              <w:t>Platzhalter</w:t>
+            </w:r>
+          </w:p>
+        </w:tc>
+        <w:tc>
+          <w:tcPr>
+            <w:tcW w:w="4896" w:type="dxa"/>
+            <w:shd w:val="clear" w:color="auto" w:fill="17324D"/>
+            <w:tcMar>
+              <w:top w:w="90" w:type="dxa"/>
+              <w:left w:w="100" w:type="dxa"/>
+              <w:bottom w:w="90" w:type="dxa"/>
+              <w:right w:w="100" w:type="dxa"/>
+            </w:tcMar>
+            <w:vAlign w:val="center"/>
+          </w:tcPr>
+          <w:p>
+            <w:pPr>
+              <w:spacing w:after="0"/>
+            </w:pPr>
+            <w:r>
+              <w:rPr>
+                <w:b/>
+                <w:color w:val="FFFFFF"/>
+                <w:sz w:val="18"/>
+              </w:rPr>
+              <w:t>Bedeutung</w:t>
+            </w:r>
+          </w:p>
+        </w:tc>
+      </w:tr>
+      <w:tr>
+        <w:trPr>
+          <w:cantSplit/>
+          <w:jc w:val="center"/>
+        </w:trPr>
+        <w:tc>
+          <w:tcPr>
+            <w:tcW w:w="4896" w:type="dxa"/>
+            <w:tcMar>
+              <w:top w:w="90" w:type="dxa"/>
+              <w:left w:w="100" w:type="dxa"/>
+              <w:bottom w:w="90" w:type="dxa"/>
+              <w:right w:w="100" w:type="dxa"/>
+            </w:tcMar>
+            <w:vAlign w:val="center"/>
+          </w:tcPr>
+          <w:p>
+            <w:pPr>
+              <w:spacing w:after="0"/>
+            </w:pPr>
+            <w:r>
+              <w:rPr>
+                <w:rFonts w:ascii="Consolas" w:hAnsi="Consolas"/>
+                <w:color w:val="17324D"/>
+                <w:sz w:val="18"/>
+              </w:rPr>
+              <w:t>&lt;KONSOLEN-URL&gt;</w:t>
+            </w:r>
+          </w:p>
+        </w:tc>
+        <w:tc>
+          <w:tcPr>
+            <w:tcW w:w="4896" w:type="dxa"/>
+            <w:tcMar>
+              <w:top w:w="90" w:type="dxa"/>
+              <w:left w:w="100" w:type="dxa"/>
+              <w:bottom w:w="90" w:type="dxa"/>
+              <w:right w:w="100" w:type="dxa"/>
+            </w:tcMar>
+            <w:vAlign w:val="center"/>
+          </w:tcPr>
+          <w:p>
+            <w:pPr>
+              <w:spacing w:after="0"/>
+            </w:pPr>
+            <w:r>
+              <w:rPr>
+                <w:sz w:val="18"/>
+              </w:rPr>
+              <w:t>Freigegebener HTTPS-LAN-Endpunkt der Marketing-Konsole</w:t>
+            </w:r>
+          </w:p>
+        </w:tc>
+      </w:tr>
+      <w:tr>
+        <w:trPr>
+          <w:cantSplit/>
+          <w:jc w:val="center"/>
+        </w:trPr>
+        <w:tc>
+          <w:tcPr>
+            <w:tcW w:w="4896" w:type="dxa"/>
+            <w:shd w:val="clear" w:color="auto" w:fill="F5F8FA"/>
+            <w:tcMar>
+              <w:top w:w="90" w:type="dxa"/>
+              <w:left w:w="100" w:type="dxa"/>
+              <w:bottom w:w="90" w:type="dxa"/>
+              <w:right w:w="100" w:type="dxa"/>
+            </w:tcMar>
+            <w:vAlign w:val="center"/>
+          </w:tcPr>
+          <w:p>
+            <w:pPr>
+              <w:spacing w:after="0"/>
+            </w:pPr>
+            <w:r>
+              <w:rPr>
+                <w:rFonts w:ascii="Consolas" w:hAnsi="Consolas"/>
+                <w:color w:val="17324D"/>
+                <w:sz w:val="18"/>
+              </w:rPr>
+              <w:t>&lt;N8N-URL&gt;</w:t>
+            </w:r>
+          </w:p>
+        </w:tc>
+        <w:tc>
+          <w:tcPr>
+            <w:tcW w:w="4896" w:type="dxa"/>
+            <w:shd w:val="clear" w:color="auto" w:fill="F5F8FA"/>
+            <w:tcMar>
+              <w:top w:w="90" w:type="dxa"/>
+              <w:left w:w="100" w:type="dxa"/>
+              <w:bottom w:w="90" w:type="dxa"/>
+              <w:right w:w="100" w:type="dxa"/>
+            </w:tcMar>
+            <w:vAlign w:val="center"/>
+          </w:tcPr>
+          <w:p>
+            <w:pPr>
+              <w:spacing w:after="0"/>
+            </w:pPr>
+            <w:r>
+              <w:rPr>
+                <w:sz w:val="18"/>
+              </w:rPr>
+              <w:t>Freigegebener HTTPS-LAN-Endpunkt für n8n-Administration</w:t>
+            </w:r>
+          </w:p>
+        </w:tc>
+      </w:tr>
+      <w:tr>
+        <w:trPr>
+          <w:cantSplit/>
+          <w:jc w:val="center"/>
+        </w:trPr>
+        <w:tc>
+          <w:tcPr>
+            <w:tcW w:w="4896" w:type="dxa"/>
+            <w:tcMar>
+              <w:top w:w="90" w:type="dxa"/>
+              <w:left w:w="100" w:type="dxa"/>
+              <w:bottom w:w="90" w:type="dxa"/>
+              <w:right w:w="100" w:type="dxa"/>
+            </w:tcMar>
+            <w:vAlign w:val="center"/>
+          </w:tcPr>
+          <w:p>
+            <w:pPr>
+              <w:spacing w:after="0"/>
+            </w:pPr>
+            <w:r>
+              <w:rPr>
+                <w:rFonts w:ascii="Consolas" w:hAnsi="Consolas"/>
+                <w:color w:val="17324D"/>
+                <w:sz w:val="18"/>
+              </w:rPr>
+              <w:t>&lt;ADMIN-HOST&gt;</w:t>
+            </w:r>
+          </w:p>
+        </w:tc>
+        <w:tc>
+          <w:tcPr>
+            <w:tcW w:w="4896" w:type="dxa"/>
+            <w:tcMar>
+              <w:top w:w="90" w:type="dxa"/>
+              <w:left w:w="100" w:type="dxa"/>
+              <w:bottom w:w="90" w:type="dxa"/>
+              <w:right w:w="100" w:type="dxa"/>
+            </w:tcMar>
+            <w:vAlign w:val="center"/>
+          </w:tcPr>
+          <w:p>
+            <w:pPr>
+              <w:spacing w:after="0"/>
+            </w:pPr>
+            <w:r>
+              <w:rPr>
+                <w:sz w:val="18"/>
+              </w:rPr>
+              <w:t>Interner Nvidia-1-Hostname aus dem geschützten Servicekatalog</w:t>
+            </w:r>
+          </w:p>
+        </w:tc>
+      </w:tr>
+      <w:tr>
+        <w:trPr>
+          <w:cantSplit/>
+          <w:jc w:val="center"/>
+        </w:trPr>
+        <w:tc>
+          <w:tcPr>
+            <w:tcW w:w="4896" w:type="dxa"/>
+            <w:shd w:val="clear" w:color="auto" w:fill="F5F8FA"/>
+            <w:tcMar>
+              <w:top w:w="90" w:type="dxa"/>
+              <w:left w:w="100" w:type="dxa"/>
+              <w:bottom w:w="90" w:type="dxa"/>
+              <w:right w:w="100" w:type="dxa"/>
+            </w:tcMar>
+            <w:vAlign w:val="center"/>
+          </w:tcPr>
+          <w:p>
+            <w:pPr>
+              <w:spacing w:after="0"/>
+            </w:pPr>
+            <w:r>
+              <w:rPr>
+                <w:rFonts w:ascii="Consolas" w:hAnsi="Consolas"/>
+                <w:color w:val="17324D"/>
+                <w:sz w:val="18"/>
+              </w:rPr>
+              <w:t>&lt;PROJECT_ROOT&gt;</w:t>
+            </w:r>
+          </w:p>
+        </w:tc>
+        <w:tc>
+          <w:tcPr>
+            <w:tcW w:w="4896" w:type="dxa"/>
+            <w:shd w:val="clear" w:color="auto" w:fill="F5F8FA"/>
+            <w:tcMar>
+              <w:top w:w="90" w:type="dxa"/>
+              <w:left w:w="100" w:type="dxa"/>
+              <w:bottom w:w="90" w:type="dxa"/>
+              <w:right w:w="100" w:type="dxa"/>
+            </w:tcMar>
+            <w:vAlign w:val="center"/>
+          </w:tcPr>
+          <w:p>
+            <w:pPr>
+              <w:spacing w:after="0"/>
+            </w:pPr>
+            <w:r>
+              <w:rPr>
+                <w:sz w:val="18"/>
+              </w:rPr>
+              <w:t>Projektpfad aus dem geschützten Servicekatalog; das öffentliche Runbook enthält nur den Platzhalter</w:t>
+            </w:r>
+          </w:p>
+        </w:tc>
+      </w:tr>
+      <w:tr>
+        <w:trPr>
+          <w:cantSplit/>
+          <w:jc w:val="center"/>
+        </w:trPr>
+        <w:tc>
+          <w:tcPr>
+            <w:tcW w:w="4896" w:type="dxa"/>
+            <w:tcMar>
+              <w:top w:w="90" w:type="dxa"/>
+              <w:left w:w="100" w:type="dxa"/>
+              <w:bottom w:w="90" w:type="dxa"/>
+              <w:right w:w="100" w:type="dxa"/>
+            </w:tcMar>
+            <w:vAlign w:val="center"/>
+          </w:tcPr>
+          <w:p>
+            <w:pPr>
+              <w:spacing w:after="0"/>
+            </w:pPr>
+            <w:r>
+              <w:rPr>
+                <w:rFonts w:ascii="Consolas" w:hAnsi="Consolas"/>
+                <w:color w:val="17324D"/>
+                <w:sz w:val="18"/>
+              </w:rPr>
+              <w:t>&lt;BACKUP_ROOT&gt;</w:t>
+            </w:r>
+          </w:p>
+        </w:tc>
+        <w:tc>
+          <w:tcPr>
+            <w:tcW w:w="4896" w:type="dxa"/>
+            <w:tcMar>
+              <w:top w:w="90" w:type="dxa"/>
+              <w:left w:w="100" w:type="dxa"/>
+              <w:bottom w:w="90" w:type="dxa"/>
+              <w:right w:w="100" w:type="dxa"/>
+            </w:tcMar>
+            <w:vAlign w:val="center"/>
+          </w:tcPr>
+          <w:p>
+            <w:pPr>
+              <w:spacing w:after="0"/>
+            </w:pPr>
+            <w:r>
+              <w:rPr>
+                <w:sz w:val="18"/>
+              </w:rPr>
+              <w:t>Geschützter Backup-Pfad außerhalb des Git-Repositories</w:t>
+            </w:r>
+          </w:p>
+        </w:tc>
+      </w:tr>
+      <w:tr>
+        <w:trPr>
+          <w:cantSplit/>
+          <w:jc w:val="center"/>
+        </w:trPr>
+        <w:tc>
+          <w:tcPr>
+            <w:tcW w:w="4896" w:type="dxa"/>
+            <w:shd w:val="clear" w:color="auto" w:fill="F5F8FA"/>
+            <w:tcMar>
+              <w:top w:w="90" w:type="dxa"/>
+              <w:left w:w="100" w:type="dxa"/>
+              <w:bottom w:w="90" w:type="dxa"/>
+              <w:right w:w="100" w:type="dxa"/>
+            </w:tcMar>
+            <w:vAlign w:val="center"/>
+          </w:tcPr>
+          <w:p>
+            <w:pPr>
+              <w:spacing w:after="0"/>
+            </w:pPr>
+            <w:r>
+              <w:rPr>
+                <w:rFonts w:ascii="Consolas" w:hAnsi="Consolas"/>
+                <w:color w:val="17324D"/>
+                <w:sz w:val="18"/>
+              </w:rPr>
+              <w:t>&lt;CHANGE_ID&gt;</w:t>
+            </w:r>
+          </w:p>
+        </w:tc>
+        <w:tc>
+          <w:tcPr>
+            <w:tcW w:w="4896" w:type="dxa"/>
+            <w:shd w:val="clear" w:color="auto" w:fill="F5F8FA"/>
+            <w:tcMar>
+              <w:top w:w="90" w:type="dxa"/>
+              <w:left w:w="100" w:type="dxa"/>
+              <w:bottom w:w="90" w:type="dxa"/>
+              <w:right w:w="100" w:type="dxa"/>
+            </w:tcMar>
+            <w:vAlign w:val="center"/>
+          </w:tcPr>
+          <w:p>
+            <w:pPr>
+              <w:spacing w:after="0"/>
+            </w:pPr>
+            <w:r>
+              <w:rPr>
+                <w:sz w:val="18"/>
+              </w:rPr>
+              <w:t>Genehmigte Change-/Wartungsfenster-ID</w:t>
+            </w:r>
+          </w:p>
+        </w:tc>
+      </w:tr>
+    </w:tbl>
+    <w:p>
+      <w:pPr>
+        <w:spacing w:after="20"/>
+      </w:pPr>
+    </w:p>
+    <w:p>
+      <w:pPr>
+        <w:keepLines/>
+      </w:pPr>
+      <w:r>
+        <w:t>Interne IP-Adressen, Benutzernamen und konkrete URL-Werte gehören in den geschützten Servicekatalog beziehungsweise das Change-Ticket, nicht in diese öffentliche Dokumentation.</w:t>
+      </w:r>
+    </w:p>
+    <w:p>
+      <w:pPr>
+        <w:pStyle w:val="Heading3"/>
+      </w:pPr>
+      <w:bookmarkStart w:id="20" w:name="_Toc234918320"/>
+      <w:r>
+        <w:t>14. Technischer Gesundheitscheck</w:t>
+      </w:r>
+      <w:bookmarkEnd w:id="20"/>
+    </w:p>
+    <w:p>
+      <w:pPr>
+        <w:pStyle w:val="Heading4"/>
+      </w:pPr>
+      <w:r>
+        <w:t>Arbeitsanweisung B1 – Read-only Preflight durchführen</w:t>
+      </w:r>
+    </w:p>
+    <w:p>
+      <w:pPr>
+        <w:keepLines/>
+      </w:pPr>
+      <w:r>
+        <w:rPr>
+          <w:b/>
+        </w:rPr>
+        <w:t>Verantwortlich:</w:t>
+      </w:r>
+      <w:r>
+        <w:t xml:space="preserve"> Primärer IT-/Plattformoperator; sekundärer Operator kontrolliert</w:t>
+      </w:r>
+    </w:p>
+    <w:p>
+      <w:pPr>
+        <w:keepLines/>
+      </w:pPr>
+      <w:r>
+        <w:rPr>
+          <w:b/>
+        </w:rPr>
+        <w:t>Voraussetzungen:</w:t>
+      </w:r>
+      <w:r>
+        <w:t xml:space="preserve"> Genehmigtes Change-/Prüfticket; persönliche SSH-Identität; verifizierter Host-Key; keine geplante Mutation; geschützter Zugriff auf Servicekatalog; sekundärer Operator informiert.</w:t>
+      </w:r>
+    </w:p>
+    <w:p>
+      <w:pPr>
+        <w:keepLines/>
+      </w:pPr>
+      <w:r>
+        <w:rPr>
+          <w:b/>
+        </w:rPr>
+        <w:t>Schritte:</w:t>
+      </w:r>
+    </w:p>
+    <w:p>
+      <w:pPr>
+        <w:keepLines/>
+        <w:spacing w:after="40"/>
+        <w:ind w:left="360" w:hanging="259"/>
+      </w:pPr>
+      <w:r>
+        <w:rPr>
+          <w:b/>
+        </w:rPr>
+        <w:t xml:space="preserve">1. </w:t>
+      </w:r>
+      <w:r>
+        <w:t>Prüfen Sie Host, Uhrzeit, Uptime, Datenträger, RAM und Dockerzustand read-only.</w:t>
+      </w:r>
+    </w:p>
+    <w:p>
+      <w:pPr>
+        <w:keepLines/>
+        <w:spacing w:after="40"/>
+        <w:ind w:left="360" w:hanging="259"/>
+      </w:pPr>
+      <w:r>
+        <w:rPr>
+          <w:b/>
+        </w:rPr>
+        <w:t xml:space="preserve">2. </w:t>
+      </w:r>
+      <w:r>
+        <w:t>Inventarisieren Sie Container, Images, Bindings, Netzwerke und Health-Status ohne Neustart.</w:t>
+      </w:r>
+    </w:p>
+    <w:p>
+      <w:pPr>
+        <w:keepLines/>
+        <w:spacing w:after="40"/>
+        <w:ind w:left="360" w:hanging="259"/>
+      </w:pPr>
+      <w:r>
+        <w:rPr>
+          <w:b/>
+        </w:rPr>
+        <w:t xml:space="preserve">3. </w:t>
+      </w:r>
+      <w:r>
+        <w:t xml:space="preserve">Prüfen Sie Produktions- und Kandidatenendpunkte getrennt: HTTP, HTTPS, </w:t>
+      </w:r>
+      <w:r>
+        <w:rPr>
+          <w:rFonts w:ascii="Consolas" w:hAnsi="Consolas"/>
+          <w:color w:val="17324D"/>
+          <w:sz w:val="18"/>
+        </w:rPr>
+        <w:t>/session</w:t>
+      </w:r>
+      <w:r>
+        <w:t xml:space="preserve">, </w:t>
+      </w:r>
+      <w:r>
+        <w:rPr>
+          <w:rFonts w:ascii="Consolas" w:hAnsi="Consolas"/>
+          <w:color w:val="17324D"/>
+          <w:sz w:val="18"/>
+        </w:rPr>
+        <w:t>/healthz</w:t>
+      </w:r>
+      <w:r>
+        <w:t xml:space="preserve">, </w:t>
+      </w:r>
+      <w:r>
+        <w:rPr>
+          <w:rFonts w:ascii="Consolas" w:hAnsi="Consolas"/>
+          <w:color w:val="17324D"/>
+          <w:sz w:val="18"/>
+        </w:rPr>
+        <w:t>/readyz</w:t>
+      </w:r>
+      <w:r>
+        <w:t xml:space="preserve"> und Sicherheitsheader.</w:t>
+      </w:r>
+    </w:p>
+    <w:p>
+      <w:pPr>
+        <w:keepLines/>
+        <w:spacing w:after="40"/>
+        <w:ind w:left="360" w:hanging="259"/>
+      </w:pPr>
+      <w:r>
+        <w:rPr>
+          <w:b/>
+        </w:rPr>
+        <w:t xml:space="preserve">4. </w:t>
+      </w:r>
+      <w:r>
+        <w:t>Prüfen Sie, dass Raw-Ports nur an Loopback gebunden sind und LAN-Zugriff ausschließlich über den geschützten Proxy erfolgt.</w:t>
+      </w:r>
+    </w:p>
+    <w:p>
+      <w:pPr>
+        <w:keepLines/>
+        <w:spacing w:after="40"/>
+        <w:ind w:left="360" w:hanging="259"/>
+      </w:pPr>
+      <w:r>
+        <w:rPr>
+          <w:b/>
+        </w:rPr>
+        <w:t xml:space="preserve">5. </w:t>
+      </w:r>
+      <w:r>
+        <w:t>Prüfen Sie externe Schreibflags, Mutationsauthentifizierung und Actor-Attestation. Secrets nur auf Existenz, Eigentümer, Modus und Mindestlänge prüfen; niemals ausgeben.</w:t>
+      </w:r>
+    </w:p>
+    <w:p>
+      <w:pPr>
+        <w:keepLines/>
+        <w:spacing w:after="40"/>
+        <w:ind w:left="360" w:hanging="259"/>
+      </w:pPr>
+      <w:r>
+        <w:rPr>
+          <w:b/>
+        </w:rPr>
+        <w:t xml:space="preserve">6. </w:t>
+      </w:r>
+      <w:r>
+        <w:t>Prüfen Sie Qwen, SearxNG, Firecrawl, ComfyUI, Postiz, Twenty, Mautic und Observability getrennt nach konfiguriert, erreichbar, erfolgreich verwendet und release-qualifiziert.</w:t>
+      </w:r>
+    </w:p>
+    <w:p>
+      <w:pPr>
+        <w:keepLines/>
+        <w:spacing w:after="40"/>
+        <w:ind w:left="360" w:hanging="259"/>
+      </w:pPr>
+      <w:r>
+        <w:rPr>
+          <w:b/>
+        </w:rPr>
+        <w:t xml:space="preserve">7. </w:t>
+      </w:r>
+      <w:r>
+        <w:t>Prüfen Sie n8n read-only gegen das exakte Manifest aus Abschnitt 15.</w:t>
+      </w:r>
+    </w:p>
+    <w:p>
+      <w:pPr>
+        <w:keepLines/>
+        <w:spacing w:after="40"/>
+        <w:ind w:left="360" w:hanging="259"/>
+      </w:pPr>
+      <w:r>
+        <w:rPr>
+          <w:b/>
+        </w:rPr>
+        <w:t xml:space="preserve">8. </w:t>
+      </w:r>
+      <w:r>
+        <w:t>Prüfen Sie Backupmanifest und Archivhash; führen Sie keine produktive Änderung aus.</w:t>
+      </w:r>
+    </w:p>
+    <w:p>
+      <w:pPr>
+        <w:keepLines/>
+      </w:pPr>
+      <w:r>
+        <w:rPr>
+          <w:b/>
+        </w:rPr>
+        <w:t>Erwartetes Ergebnis:</w:t>
+      </w:r>
+      <w:r>
+        <w:t xml:space="preserve"> Datiertes, sanitisiertes Istbild mit klaren Pass/Fail-Gates und ohne Systemänderung.</w:t>
+      </w:r>
+    </w:p>
+    <w:p>
+      <w:pPr>
+        <w:keepLines/>
+      </w:pPr>
+      <w:r>
+        <w:rPr>
+          <w:b/>
+        </w:rPr>
+        <w:t>Stoppbedingungen:</w:t>
+      </w:r>
+      <w:r>
+        <w:t xml:space="preserve"> Host-Key ändert sich; Zielhost unklar; Befehl würde schreiben/restarten; Secret könnte ausgegeben werden; Datenpfad oder Volume nicht eindeutig; Proxy zeigt auf unerwarteten Tenant/Container; Backupintegrität fehlerhaft.</w:t>
+      </w:r>
+    </w:p>
+    <w:p>
+      <w:pPr>
+        <w:keepLines/>
+      </w:pPr>
+      <w:r>
+        <w:rPr>
+          <w:b/>
+        </w:rPr>
+        <w:t>Nachweis:</w:t>
+      </w:r>
+      <w:r>
+        <w:t xml:space="preserve"> Change-ID, Operatoren, Start/Ende, Host-Fingerprintreferenz, Container-/Image-Digests, Endpointstatus, Header, n8n-Manifestvergleich, Backuphashstatus und Ressourcenwerte – sanitisiert.</w:t>
+      </w:r>
+    </w:p>
+    <w:p>
+      <w:pPr>
+        <w:keepLines/>
+      </w:pPr>
+      <w:r>
+        <w:rPr>
+          <w:b/>
+        </w:rPr>
+        <w:t>Eskalation:</w:t>
+      </w:r>
+      <w:r>
+        <w:t xml:space="preserve"> Incident-Leitung bei Sicherheits-/Datenverdacht; Service Owner bei Drift; Change-Verantwortung bei jedem Blocker.</w:t>
+      </w:r>
+    </w:p>
+    <w:p>
+      <w:pPr>
+        <w:pStyle w:val="Heading4"/>
+      </w:pPr>
+      <w:r>
+        <w:t>Minimale Admin-Ampel</w:t>
+      </w:r>
+    </w:p>
+    <w:tbl>
+      <w:tblPr>
+        <w:tblStyle w:val="TableGrid"/>
+        <w:tblW w:w="0" w:type="auto"/>
+        <w:jc w:val="center"/>
+        <w:tblLook w:val="04A0" w:firstRow="1" w:lastRow="0" w:firstColumn="1" w:lastColumn="0" w:noHBand="0" w:noVBand="1"/>
+      </w:tblPr>
+      <w:tblGrid>
+        <w:gridCol w:w="4896"/>
+        <w:gridCol w:w="4896"/>
+      </w:tblGrid>
+      <w:tr>
+        <w:trPr>
+          <w:cantSplit/>
+          <w:tblHeader/>
+          <w:jc w:val="center"/>
+        </w:trPr>
+        <w:tc>
+          <w:tcPr>
+            <w:tcW w:w="4896" w:type="dxa"/>
+            <w:shd w:val="clear" w:color="auto" w:fill="17324D"/>
+            <w:tcMar>
+              <w:top w:w="90" w:type="dxa"/>
+              <w:left w:w="100" w:type="dxa"/>
+              <w:bottom w:w="90" w:type="dxa"/>
+              <w:right w:w="100" w:type="dxa"/>
+            </w:tcMar>
+            <w:vAlign w:val="center"/>
+          </w:tcPr>
+          <w:p>
+            <w:pPr>
+              <w:spacing w:after="0"/>
+            </w:pPr>
+            <w:r>
+              <w:rPr>
+                <w:b/>
+                <w:color w:val="FFFFFF"/>
+                <w:sz w:val="18"/>
+              </w:rPr>
+              <w:t>Ampel</w:t>
+            </w:r>
+          </w:p>
+        </w:tc>
+        <w:tc>
+          <w:tcPr>
+            <w:tcW w:w="4896" w:type="dxa"/>
+            <w:shd w:val="clear" w:color="auto" w:fill="17324D"/>
+            <w:tcMar>
+              <w:top w:w="90" w:type="dxa"/>
+              <w:left w:w="100" w:type="dxa"/>
+              <w:bottom w:w="90" w:type="dxa"/>
+              <w:right w:w="100" w:type="dxa"/>
+            </w:tcMar>
+            <w:vAlign w:val="center"/>
+          </w:tcPr>
+          <w:p>
+            <w:pPr>
+              <w:spacing w:after="0"/>
+            </w:pPr>
+            <w:r>
+              <w:rPr>
+                <w:b/>
+                <w:color w:val="FFFFFF"/>
+                <w:sz w:val="18"/>
+              </w:rPr>
+              <w:t>Bedingung</w:t>
+            </w:r>
+          </w:p>
+        </w:tc>
+      </w:tr>
+      <w:tr>
+        <w:trPr>
+          <w:cantSplit/>
+          <w:jc w:val="center"/>
+        </w:trPr>
+        <w:tc>
+          <w:tcPr>
+            <w:tcW w:w="4896" w:type="dxa"/>
+            <w:tcMar>
+              <w:top w:w="90" w:type="dxa"/>
+              <w:left w:w="100" w:type="dxa"/>
+              <w:bottom w:w="90" w:type="dxa"/>
+              <w:right w:w="100" w:type="dxa"/>
+            </w:tcMar>
+            <w:vAlign w:val="center"/>
+          </w:tcPr>
+          <w:p>
+            <w:pPr>
+              <w:spacing w:after="0"/>
+            </w:pPr>
+            <w:r>
+              <w:rPr>
+                <w:sz w:val="18"/>
+              </w:rPr>
+              <w:t>Grün</w:t>
+            </w:r>
+          </w:p>
+        </w:tc>
+        <w:tc>
+          <w:tcPr>
+            <w:tcW w:w="4896" w:type="dxa"/>
+            <w:tcMar>
+              <w:top w:w="90" w:type="dxa"/>
+              <w:left w:w="100" w:type="dxa"/>
+              <w:bottom w:w="90" w:type="dxa"/>
+              <w:right w:w="100" w:type="dxa"/>
+            </w:tcMar>
+            <w:vAlign w:val="center"/>
+          </w:tcPr>
+          <w:p>
+            <w:pPr>
+              <w:spacing w:after="0"/>
+            </w:pPr>
+            <w:r>
+              <w:rPr>
+                <w:sz w:val="18"/>
+              </w:rPr>
+              <w:t>Sämtliche Release-Gates bestanden, exakte Artefakte identifiziert, Rollback verfügbar, keine offene Hoch-/Mittelabweichung</w:t>
+            </w:r>
+          </w:p>
+        </w:tc>
+      </w:tr>
+      <w:tr>
+        <w:trPr>
+          <w:cantSplit/>
+          <w:jc w:val="center"/>
+        </w:trPr>
+        <w:tc>
+          <w:tcPr>
+            <w:tcW w:w="4896" w:type="dxa"/>
+            <w:shd w:val="clear" w:color="auto" w:fill="F5F8FA"/>
+            <w:tcMar>
+              <w:top w:w="90" w:type="dxa"/>
+              <w:left w:w="100" w:type="dxa"/>
+              <w:bottom w:w="90" w:type="dxa"/>
+              <w:right w:w="100" w:type="dxa"/>
+            </w:tcMar>
+            <w:vAlign w:val="center"/>
+          </w:tcPr>
+          <w:p>
+            <w:pPr>
+              <w:spacing w:after="0"/>
+            </w:pPr>
+            <w:r>
+              <w:rPr>
+                <w:sz w:val="18"/>
+              </w:rPr>
+              <w:t>Gelb</w:t>
+            </w:r>
+          </w:p>
+        </w:tc>
+        <w:tc>
+          <w:tcPr>
+            <w:tcW w:w="4896" w:type="dxa"/>
+            <w:shd w:val="clear" w:color="auto" w:fill="F5F8FA"/>
+            <w:tcMar>
+              <w:top w:w="90" w:type="dxa"/>
+              <w:left w:w="100" w:type="dxa"/>
+              <w:bottom w:w="90" w:type="dxa"/>
+              <w:right w:w="100" w:type="dxa"/>
+            </w:tcMar>
+            <w:vAlign w:val="center"/>
+          </w:tcPr>
+          <w:p>
+            <w:pPr>
+              <w:spacing w:after="0"/>
+            </w:pPr>
+            <w:r>
+              <w:rPr>
+                <w:sz w:val="18"/>
+              </w:rPr>
+              <w:t>Nichtkritische Teilfunktion degradiert, Kernbetrieb sicher und explizit freigegeben; Einschränkung sichtbar dokumentiert</w:t>
+            </w:r>
+          </w:p>
+        </w:tc>
+      </w:tr>
+      <w:tr>
+        <w:trPr>
+          <w:cantSplit/>
+          <w:jc w:val="center"/>
+        </w:trPr>
+        <w:tc>
+          <w:tcPr>
+            <w:tcW w:w="4896" w:type="dxa"/>
+            <w:tcMar>
+              <w:top w:w="90" w:type="dxa"/>
+              <w:left w:w="100" w:type="dxa"/>
+              <w:bottom w:w="90" w:type="dxa"/>
+              <w:right w:w="100" w:type="dxa"/>
+            </w:tcMar>
+            <w:vAlign w:val="center"/>
+          </w:tcPr>
+          <w:p>
+            <w:pPr>
+              <w:spacing w:after="0"/>
+            </w:pPr>
+            <w:r>
+              <w:rPr>
+                <w:sz w:val="18"/>
+              </w:rPr>
+              <w:t>Rot</w:t>
+            </w:r>
+          </w:p>
+        </w:tc>
+        <w:tc>
+          <w:tcPr>
+            <w:tcW w:w="4896" w:type="dxa"/>
+            <w:tcMar>
+              <w:top w:w="90" w:type="dxa"/>
+              <w:left w:w="100" w:type="dxa"/>
+              <w:bottom w:w="90" w:type="dxa"/>
+              <w:right w:w="100" w:type="dxa"/>
+            </w:tcMar>
+            <w:vAlign w:val="center"/>
+          </w:tcPr>
+          <w:p>
+            <w:pPr>
+              <w:spacing w:after="0"/>
+            </w:pPr>
+            <w:r>
+              <w:rPr>
+                <w:sz w:val="18"/>
+              </w:rPr>
+              <w:t>TLS/Identität, Mutation, Datenintegrität, n8n-Manifest, kritische Abhängigkeit, Backup oder Rollback nicht nachgewiesen</w:t>
+            </w:r>
+          </w:p>
+        </w:tc>
+      </w:tr>
+    </w:tbl>
+    <w:p>
+      <w:pPr>
+        <w:spacing w:after="20"/>
+      </w:pPr>
+    </w:p>
+    <w:p>
+      <w:pPr>
+        <w:keepLines/>
+      </w:pPr>
+      <w:r>
+        <w:t xml:space="preserve">Der aktuelle Livezustand ist </w:t>
+      </w:r>
+      <w:r>
+        <w:rPr>
+          <w:b/>
+        </w:rPr>
+        <w:t>rot</w:t>
+      </w:r>
+      <w:r>
+        <w:t>.</w:t>
+      </w:r>
+    </w:p>
+    <w:p>
+      <w:pPr>
+        <w:pStyle w:val="Heading3"/>
+      </w:pPr>
+      <w:bookmarkStart w:id="21" w:name="_Toc234918321"/>
+      <w:r>
+        <w:t>15. Exaktes n8n-Manifest</w:t>
+      </w:r>
+      <w:bookmarkEnd w:id="21"/>
+    </w:p>
+    <w:p>
+      <w:pPr>
+        <w:keepLines/>
+      </w:pPr>
+      <w:r>
+        <w:t xml:space="preserve">Der maschinenlesbare Sollzustand steht in </w:t>
+      </w:r>
+      <w:hyperlink r:id="rId20">
+        <w:r>
+          <w:rPr>
+            <w:color w:val="167D86"/>
+            <w:u w:val="single"/>
+          </w:rPr>
+          <w:t>`scripts/release_acceptance.py`</w:t>
+        </w:r>
+      </w:hyperlink>
+      <w:r>
+        <w:t xml:space="preserve">. Ein Workflow muss mit der stabilen ID </w:t>
+      </w:r>
+      <w:r>
+        <w:rPr>
+          <w:b/>
+        </w:rPr>
+        <w:t>genau einmal</w:t>
+      </w:r>
+      <w:r>
+        <w:t xml:space="preserve"> vorkommen und exakt den angegebenen Aktivzustand besitzen. Dateiflag und Umgebungsvariable sind keine Live-Beweise; maßgeblich ist die read-only n8n-API nach Import, Credential-Bindung, Publikation und Neustart.</w:t>
+      </w:r>
+    </w:p>
+    <w:p>
+      <w:pPr>
+        <w:pStyle w:val="Heading4"/>
+      </w:pPr>
+      <w:r>
+        <w:t>Muss genau einmal aktiv sein</w:t>
       </w:r>
     </w:p>
     <w:tbl>
@@ -16983,7 +16215,7 @@
                 <w:color w:val="FFFFFF"/>
                 <w:sz w:val="18"/>
               </w:rPr>
-              <w:t>Begründung</w:t>
+              <w:t>Versionierte Datei</w:t>
             </w:r>
           </w:p>
         </w:tc>
@@ -17012,7 +16244,7 @@
               <w:rPr>
                 <w:sz w:val="18"/>
               </w:rPr>
-              <w:t>Ehemaliger Shared-Token-Freigabewebhook</w:t>
+              <w:t>Manuelle Content-Aufnahme</w:t>
             </w:r>
           </w:p>
         </w:tc>
@@ -17037,7 +16269,7 @@
                 <w:color w:val="17324D"/>
                 <w:sz w:val="18"/>
               </w:rPr>
-              <w:t>5OzpL9oBMR8gpSJA</w:t>
+              <w:t>lYfpV4r4oeEzPtuO</w:t>
             </w:r>
           </w:p>
         </w:tc>
@@ -17058,9 +16290,11 @@
             </w:pPr>
             <w:r>
               <w:rPr>
-                <w:sz w:val="18"/>
-              </w:rPr>
-              <w:t>Freigabe gehört ausschließlich in die authentifizierte Konsole</w:t>
+                <w:rFonts w:ascii="Consolas" w:hAnsi="Consolas"/>
+                <w:color w:val="17324D"/>
+                <w:sz w:val="18"/>
+              </w:rPr>
+              <w:t>manual-content-intake.json</w:t>
             </w:r>
           </w:p>
         </w:tc>
@@ -17090,7 +16324,7 @@
               <w:rPr>
                 <w:sz w:val="18"/>
               </w:rPr>
-              <w:t>Gestaffelte lokale Lead-Anonymisierung</w:t>
+              <w:t>Integrationsgesundheit</w:t>
             </w:r>
           </w:p>
         </w:tc>
@@ -17116,7 +16350,7 @@
                 <w:color w:val="17324D"/>
                 <w:sz w:val="18"/>
               </w:rPr>
-              <w:t>WMCLeadRetention01</w:t>
+              <w:t>Psaft2cYujD42MAs</w:t>
             </w:r>
           </w:p>
         </w:tc>
@@ -17138,9 +16372,494 @@
             </w:pPr>
             <w:r>
               <w:rPr>
-                <w:sz w:val="18"/>
-              </w:rPr>
-              <w:t>Separater, noch nicht freigegebener Datenschutz-Release</w:t>
+                <w:rFonts w:ascii="Consolas" w:hAnsi="Consolas"/>
+                <w:color w:val="17324D"/>
+                <w:sz w:val="18"/>
+              </w:rPr>
+              <w:t>integration-health.json</w:t>
+            </w:r>
+          </w:p>
+        </w:tc>
+      </w:tr>
+      <w:tr>
+        <w:trPr>
+          <w:cantSplit/>
+          <w:jc w:val="center"/>
+        </w:trPr>
+        <w:tc>
+          <w:tcPr>
+            <w:tcW w:w="3264" w:type="dxa"/>
+            <w:tcMar>
+              <w:top w:w="90" w:type="dxa"/>
+              <w:left w:w="100" w:type="dxa"/>
+              <w:bottom w:w="90" w:type="dxa"/>
+              <w:right w:w="100" w:type="dxa"/>
+            </w:tcMar>
+            <w:vAlign w:val="center"/>
+          </w:tcPr>
+          <w:p>
+            <w:pPr>
+              <w:spacing w:after="0"/>
+            </w:pPr>
+            <w:r>
+              <w:rPr>
+                <w:sz w:val="18"/>
+              </w:rPr>
+              <w:t>Wöchentliche Planung</w:t>
+            </w:r>
+          </w:p>
+        </w:tc>
+        <w:tc>
+          <w:tcPr>
+            <w:tcW w:w="3264" w:type="dxa"/>
+            <w:tcMar>
+              <w:top w:w="90" w:type="dxa"/>
+              <w:left w:w="100" w:type="dxa"/>
+              <w:bottom w:w="90" w:type="dxa"/>
+              <w:right w:w="100" w:type="dxa"/>
+            </w:tcMar>
+            <w:vAlign w:val="center"/>
+          </w:tcPr>
+          <w:p>
+            <w:pPr>
+              <w:spacing w:after="0"/>
+            </w:pPr>
+            <w:r>
+              <w:rPr>
+                <w:rFonts w:ascii="Consolas" w:hAnsi="Consolas"/>
+                <w:color w:val="17324D"/>
+                <w:sz w:val="18"/>
+              </w:rPr>
+              <w:t>GqGVw06F64o7rvjI</w:t>
+            </w:r>
+          </w:p>
+        </w:tc>
+        <w:tc>
+          <w:tcPr>
+            <w:tcW w:w="3264" w:type="dxa"/>
+            <w:tcMar>
+              <w:top w:w="90" w:type="dxa"/>
+              <w:left w:w="100" w:type="dxa"/>
+              <w:bottom w:w="90" w:type="dxa"/>
+              <w:right w:w="100" w:type="dxa"/>
+            </w:tcMar>
+            <w:vAlign w:val="center"/>
+          </w:tcPr>
+          <w:p>
+            <w:pPr>
+              <w:spacing w:after="0"/>
+            </w:pPr>
+            <w:r>
+              <w:rPr>
+                <w:rFonts w:ascii="Consolas" w:hAnsi="Consolas"/>
+                <w:color w:val="17324D"/>
+                <w:sz w:val="18"/>
+              </w:rPr>
+              <w:t>weekly-planning.json</w:t>
+            </w:r>
+          </w:p>
+        </w:tc>
+      </w:tr>
+      <w:tr>
+        <w:trPr>
+          <w:cantSplit/>
+          <w:jc w:val="center"/>
+        </w:trPr>
+        <w:tc>
+          <w:tcPr>
+            <w:tcW w:w="3264" w:type="dxa"/>
+            <w:shd w:val="clear" w:color="auto" w:fill="F5F8FA"/>
+            <w:tcMar>
+              <w:top w:w="90" w:type="dxa"/>
+              <w:left w:w="100" w:type="dxa"/>
+              <w:bottom w:w="90" w:type="dxa"/>
+              <w:right w:w="100" w:type="dxa"/>
+            </w:tcMar>
+            <w:vAlign w:val="center"/>
+          </w:tcPr>
+          <w:p>
+            <w:pPr>
+              <w:spacing w:after="0"/>
+            </w:pPr>
+            <w:r>
+              <w:rPr>
+                <w:sz w:val="18"/>
+              </w:rPr>
+              <w:t>Verifizierte Trendrecherche</w:t>
+            </w:r>
+          </w:p>
+        </w:tc>
+        <w:tc>
+          <w:tcPr>
+            <w:tcW w:w="3264" w:type="dxa"/>
+            <w:shd w:val="clear" w:color="auto" w:fill="F5F8FA"/>
+            <w:tcMar>
+              <w:top w:w="90" w:type="dxa"/>
+              <w:left w:w="100" w:type="dxa"/>
+              <w:bottom w:w="90" w:type="dxa"/>
+              <w:right w:w="100" w:type="dxa"/>
+            </w:tcMar>
+            <w:vAlign w:val="center"/>
+          </w:tcPr>
+          <w:p>
+            <w:pPr>
+              <w:spacing w:after="0"/>
+            </w:pPr>
+            <w:r>
+              <w:rPr>
+                <w:rFonts w:ascii="Consolas" w:hAnsi="Consolas"/>
+                <w:color w:val="17324D"/>
+                <w:sz w:val="18"/>
+              </w:rPr>
+              <w:t>WMCTrendResearch01</w:t>
+            </w:r>
+          </w:p>
+        </w:tc>
+        <w:tc>
+          <w:tcPr>
+            <w:tcW w:w="3264" w:type="dxa"/>
+            <w:shd w:val="clear" w:color="auto" w:fill="F5F8FA"/>
+            <w:tcMar>
+              <w:top w:w="90" w:type="dxa"/>
+              <w:left w:w="100" w:type="dxa"/>
+              <w:bottom w:w="90" w:type="dxa"/>
+              <w:right w:w="100" w:type="dxa"/>
+            </w:tcMar>
+            <w:vAlign w:val="center"/>
+          </w:tcPr>
+          <w:p>
+            <w:pPr>
+              <w:spacing w:after="0"/>
+            </w:pPr>
+            <w:r>
+              <w:rPr>
+                <w:rFonts w:ascii="Consolas" w:hAnsi="Consolas"/>
+                <w:color w:val="17324D"/>
+                <w:sz w:val="18"/>
+              </w:rPr>
+              <w:t>trend-research-intake.json</w:t>
+            </w:r>
+          </w:p>
+        </w:tc>
+      </w:tr>
+      <w:tr>
+        <w:trPr>
+          <w:cantSplit/>
+          <w:jc w:val="center"/>
+        </w:trPr>
+        <w:tc>
+          <w:tcPr>
+            <w:tcW w:w="3264" w:type="dxa"/>
+            <w:tcMar>
+              <w:top w:w="90" w:type="dxa"/>
+              <w:left w:w="100" w:type="dxa"/>
+              <w:bottom w:w="90" w:type="dxa"/>
+              <w:right w:w="100" w:type="dxa"/>
+            </w:tcMar>
+            <w:vAlign w:val="center"/>
+          </w:tcPr>
+          <w:p>
+            <w:pPr>
+              <w:spacing w:after="0"/>
+            </w:pPr>
+            <w:r>
+              <w:rPr>
+                <w:sz w:val="18"/>
+              </w:rPr>
+              <w:t>Analytics-Fälligkeit 72 Stunden</w:t>
+            </w:r>
+          </w:p>
+        </w:tc>
+        <w:tc>
+          <w:tcPr>
+            <w:tcW w:w="3264" w:type="dxa"/>
+            <w:tcMar>
+              <w:top w:w="90" w:type="dxa"/>
+              <w:left w:w="100" w:type="dxa"/>
+              <w:bottom w:w="90" w:type="dxa"/>
+              <w:right w:w="100" w:type="dxa"/>
+            </w:tcMar>
+            <w:vAlign w:val="center"/>
+          </w:tcPr>
+          <w:p>
+            <w:pPr>
+              <w:spacing w:after="0"/>
+            </w:pPr>
+            <w:r>
+              <w:rPr>
+                <w:rFonts w:ascii="Consolas" w:hAnsi="Consolas"/>
+                <w:color w:val="17324D"/>
+                <w:sz w:val="18"/>
+              </w:rPr>
+              <w:t>eTZSmmzKe6dJ1knR</w:t>
+            </w:r>
+          </w:p>
+        </w:tc>
+        <w:tc>
+          <w:tcPr>
+            <w:tcW w:w="3264" w:type="dxa"/>
+            <w:tcMar>
+              <w:top w:w="90" w:type="dxa"/>
+              <w:left w:w="100" w:type="dxa"/>
+              <w:bottom w:w="90" w:type="dxa"/>
+              <w:right w:w="100" w:type="dxa"/>
+            </w:tcMar>
+            <w:vAlign w:val="center"/>
+          </w:tcPr>
+          <w:p>
+            <w:pPr>
+              <w:spacing w:after="0"/>
+            </w:pPr>
+            <w:r>
+              <w:rPr>
+                <w:rFonts w:ascii="Consolas" w:hAnsi="Consolas"/>
+                <w:color w:val="17324D"/>
+                <w:sz w:val="18"/>
+              </w:rPr>
+              <w:t>analytics-72h.json</w:t>
+            </w:r>
+          </w:p>
+        </w:tc>
+      </w:tr>
+      <w:tr>
+        <w:trPr>
+          <w:cantSplit/>
+          <w:jc w:val="center"/>
+        </w:trPr>
+        <w:tc>
+          <w:tcPr>
+            <w:tcW w:w="3264" w:type="dxa"/>
+            <w:shd w:val="clear" w:color="auto" w:fill="F5F8FA"/>
+            <w:tcMar>
+              <w:top w:w="90" w:type="dxa"/>
+              <w:left w:w="100" w:type="dxa"/>
+              <w:bottom w:w="90" w:type="dxa"/>
+              <w:right w:w="100" w:type="dxa"/>
+            </w:tcMar>
+            <w:vAlign w:val="center"/>
+          </w:tcPr>
+          <w:p>
+            <w:pPr>
+              <w:spacing w:after="0"/>
+            </w:pPr>
+            <w:r>
+              <w:rPr>
+                <w:sz w:val="18"/>
+              </w:rPr>
+              <w:t>Analytics-Fälligkeit 7 Tage</w:t>
+            </w:r>
+          </w:p>
+        </w:tc>
+        <w:tc>
+          <w:tcPr>
+            <w:tcW w:w="3264" w:type="dxa"/>
+            <w:shd w:val="clear" w:color="auto" w:fill="F5F8FA"/>
+            <w:tcMar>
+              <w:top w:w="90" w:type="dxa"/>
+              <w:left w:w="100" w:type="dxa"/>
+              <w:bottom w:w="90" w:type="dxa"/>
+              <w:right w:w="100" w:type="dxa"/>
+            </w:tcMar>
+            <w:vAlign w:val="center"/>
+          </w:tcPr>
+          <w:p>
+            <w:pPr>
+              <w:spacing w:after="0"/>
+            </w:pPr>
+            <w:r>
+              <w:rPr>
+                <w:rFonts w:ascii="Consolas" w:hAnsi="Consolas"/>
+                <w:color w:val="17324D"/>
+                <w:sz w:val="18"/>
+              </w:rPr>
+              <w:t>WMCAnalytics7d01</w:t>
+            </w:r>
+          </w:p>
+        </w:tc>
+        <w:tc>
+          <w:tcPr>
+            <w:tcW w:w="3264" w:type="dxa"/>
+            <w:shd w:val="clear" w:color="auto" w:fill="F5F8FA"/>
+            <w:tcMar>
+              <w:top w:w="90" w:type="dxa"/>
+              <w:left w:w="100" w:type="dxa"/>
+              <w:bottom w:w="90" w:type="dxa"/>
+              <w:right w:w="100" w:type="dxa"/>
+            </w:tcMar>
+            <w:vAlign w:val="center"/>
+          </w:tcPr>
+          <w:p>
+            <w:pPr>
+              <w:spacing w:after="0"/>
+            </w:pPr>
+            <w:r>
+              <w:rPr>
+                <w:rFonts w:ascii="Consolas" w:hAnsi="Consolas"/>
+                <w:color w:val="17324D"/>
+                <w:sz w:val="18"/>
+              </w:rPr>
+              <w:t>analytics-7d.json</w:t>
+            </w:r>
+          </w:p>
+        </w:tc>
+      </w:tr>
+      <w:tr>
+        <w:trPr>
+          <w:cantSplit/>
+          <w:jc w:val="center"/>
+        </w:trPr>
+        <w:tc>
+          <w:tcPr>
+            <w:tcW w:w="3264" w:type="dxa"/>
+            <w:tcMar>
+              <w:top w:w="90" w:type="dxa"/>
+              <w:left w:w="100" w:type="dxa"/>
+              <w:bottom w:w="90" w:type="dxa"/>
+              <w:right w:w="100" w:type="dxa"/>
+            </w:tcMar>
+            <w:vAlign w:val="center"/>
+          </w:tcPr>
+          <w:p>
+            <w:pPr>
+              <w:spacing w:after="0"/>
+            </w:pPr>
+            <w:r>
+              <w:rPr>
+                <w:sz w:val="18"/>
+              </w:rPr>
+              <w:t>Analytics-Fälligkeit 14 Tage</w:t>
+            </w:r>
+          </w:p>
+        </w:tc>
+        <w:tc>
+          <w:tcPr>
+            <w:tcW w:w="3264" w:type="dxa"/>
+            <w:tcMar>
+              <w:top w:w="90" w:type="dxa"/>
+              <w:left w:w="100" w:type="dxa"/>
+              <w:bottom w:w="90" w:type="dxa"/>
+              <w:right w:w="100" w:type="dxa"/>
+            </w:tcMar>
+            <w:vAlign w:val="center"/>
+          </w:tcPr>
+          <w:p>
+            <w:pPr>
+              <w:spacing w:after="0"/>
+            </w:pPr>
+            <w:r>
+              <w:rPr>
+                <w:rFonts w:ascii="Consolas" w:hAnsi="Consolas"/>
+                <w:color w:val="17324D"/>
+                <w:sz w:val="18"/>
+              </w:rPr>
+              <w:t>WMCAnalytics14d1</w:t>
+            </w:r>
+          </w:p>
+        </w:tc>
+        <w:tc>
+          <w:tcPr>
+            <w:tcW w:w="3264" w:type="dxa"/>
+            <w:tcMar>
+              <w:top w:w="90" w:type="dxa"/>
+              <w:left w:w="100" w:type="dxa"/>
+              <w:bottom w:w="90" w:type="dxa"/>
+              <w:right w:w="100" w:type="dxa"/>
+            </w:tcMar>
+            <w:vAlign w:val="center"/>
+          </w:tcPr>
+          <w:p>
+            <w:pPr>
+              <w:spacing w:after="0"/>
+            </w:pPr>
+            <w:r>
+              <w:rPr>
+                <w:rFonts w:ascii="Consolas" w:hAnsi="Consolas"/>
+                <w:color w:val="17324D"/>
+                <w:sz w:val="18"/>
+              </w:rPr>
+              <w:t>analytics-14d.json</w:t>
+            </w:r>
+          </w:p>
+        </w:tc>
+      </w:tr>
+      <w:tr>
+        <w:trPr>
+          <w:cantSplit/>
+          <w:jc w:val="center"/>
+        </w:trPr>
+        <w:tc>
+          <w:tcPr>
+            <w:tcW w:w="3264" w:type="dxa"/>
+            <w:shd w:val="clear" w:color="auto" w:fill="F5F8FA"/>
+            <w:tcMar>
+              <w:top w:w="90" w:type="dxa"/>
+              <w:left w:w="100" w:type="dxa"/>
+              <w:bottom w:w="90" w:type="dxa"/>
+              <w:right w:w="100" w:type="dxa"/>
+            </w:tcMar>
+            <w:vAlign w:val="center"/>
+          </w:tcPr>
+          <w:p>
+            <w:pPr>
+              <w:spacing w:after="0"/>
+            </w:pPr>
+            <w:r>
+              <w:rPr>
+                <w:sz w:val="18"/>
+              </w:rPr>
+              <w:t>Analytics-Fälligkeit 30 Tage</w:t>
+            </w:r>
+          </w:p>
+        </w:tc>
+        <w:tc>
+          <w:tcPr>
+            <w:tcW w:w="3264" w:type="dxa"/>
+            <w:shd w:val="clear" w:color="auto" w:fill="F5F8FA"/>
+            <w:tcMar>
+              <w:top w:w="90" w:type="dxa"/>
+              <w:left w:w="100" w:type="dxa"/>
+              <w:bottom w:w="90" w:type="dxa"/>
+              <w:right w:w="100" w:type="dxa"/>
+            </w:tcMar>
+            <w:vAlign w:val="center"/>
+          </w:tcPr>
+          <w:p>
+            <w:pPr>
+              <w:spacing w:after="0"/>
+            </w:pPr>
+            <w:r>
+              <w:rPr>
+                <w:rFonts w:ascii="Consolas" w:hAnsi="Consolas"/>
+                <w:color w:val="17324D"/>
+                <w:sz w:val="18"/>
+              </w:rPr>
+              <w:t>WMCAnalytics30d1</w:t>
+            </w:r>
+          </w:p>
+        </w:tc>
+        <w:tc>
+          <w:tcPr>
+            <w:tcW w:w="3264" w:type="dxa"/>
+            <w:shd w:val="clear" w:color="auto" w:fill="F5F8FA"/>
+            <w:tcMar>
+              <w:top w:w="90" w:type="dxa"/>
+              <w:left w:w="100" w:type="dxa"/>
+              <w:bottom w:w="90" w:type="dxa"/>
+              <w:right w:w="100" w:type="dxa"/>
+            </w:tcMar>
+            <w:vAlign w:val="center"/>
+          </w:tcPr>
+          <w:p>
+            <w:pPr>
+              <w:spacing w:after="0"/>
+            </w:pPr>
+            <w:r>
+              <w:rPr>
+                <w:rFonts w:ascii="Consolas" w:hAnsi="Consolas"/>
+                <w:color w:val="17324D"/>
+                <w:sz w:val="18"/>
+              </w:rPr>
+              <w:t>analytics-30d.json</w:t>
             </w:r>
           </w:p>
         </w:tc>
@@ -17153,16 +16872,284 @@
     </w:p>
     <w:p>
       <w:pPr>
+        <w:pStyle w:val="Heading4"/>
+      </w:pPr>
+      <w:r>
+        <w:t>Muss genau einmal inaktiv sein</w:t>
+      </w:r>
+    </w:p>
+    <w:tbl>
+      <w:tblPr>
+        <w:tblStyle w:val="TableGrid"/>
+        <w:tblW w:w="0" w:type="auto"/>
+        <w:jc w:val="center"/>
+        <w:tblLook w:val="04A0" w:firstRow="1" w:lastRow="0" w:firstColumn="1" w:lastColumn="0" w:noHBand="0" w:noVBand="1"/>
+      </w:tblPr>
+      <w:tblGrid>
+        <w:gridCol w:w="3264"/>
+        <w:gridCol w:w="3264"/>
+        <w:gridCol w:w="3264"/>
+      </w:tblGrid>
+      <w:tr>
+        <w:trPr>
+          <w:cantSplit/>
+          <w:tblHeader/>
+          <w:jc w:val="center"/>
+        </w:trPr>
+        <w:tc>
+          <w:tcPr>
+            <w:tcW w:w="3264" w:type="dxa"/>
+            <w:shd w:val="clear" w:color="auto" w:fill="17324D"/>
+            <w:tcMar>
+              <w:top w:w="90" w:type="dxa"/>
+              <w:left w:w="100" w:type="dxa"/>
+              <w:bottom w:w="90" w:type="dxa"/>
+              <w:right w:w="100" w:type="dxa"/>
+            </w:tcMar>
+            <w:vAlign w:val="center"/>
+          </w:tcPr>
+          <w:p>
+            <w:pPr>
+              <w:spacing w:after="0"/>
+            </w:pPr>
+            <w:r>
+              <w:rPr>
+                <w:b/>
+                <w:color w:val="FFFFFF"/>
+                <w:sz w:val="18"/>
+              </w:rPr>
+              <w:t>Zweck</w:t>
+            </w:r>
+          </w:p>
+        </w:tc>
+        <w:tc>
+          <w:tcPr>
+            <w:tcW w:w="3264" w:type="dxa"/>
+            <w:shd w:val="clear" w:color="auto" w:fill="17324D"/>
+            <w:tcMar>
+              <w:top w:w="90" w:type="dxa"/>
+              <w:left w:w="100" w:type="dxa"/>
+              <w:bottom w:w="90" w:type="dxa"/>
+              <w:right w:w="100" w:type="dxa"/>
+            </w:tcMar>
+            <w:vAlign w:val="center"/>
+          </w:tcPr>
+          <w:p>
+            <w:pPr>
+              <w:spacing w:after="0"/>
+            </w:pPr>
+            <w:r>
+              <w:rPr>
+                <w:b/>
+                <w:color w:val="FFFFFF"/>
+                <w:sz w:val="18"/>
+              </w:rPr>
+              <w:t>Stabile ID</w:t>
+            </w:r>
+          </w:p>
+        </w:tc>
+        <w:tc>
+          <w:tcPr>
+            <w:tcW w:w="3264" w:type="dxa"/>
+            <w:shd w:val="clear" w:color="auto" w:fill="17324D"/>
+            <w:tcMar>
+              <w:top w:w="90" w:type="dxa"/>
+              <w:left w:w="100" w:type="dxa"/>
+              <w:bottom w:w="90" w:type="dxa"/>
+              <w:right w:w="100" w:type="dxa"/>
+            </w:tcMar>
+            <w:vAlign w:val="center"/>
+          </w:tcPr>
+          <w:p>
+            <w:pPr>
+              <w:spacing w:after="0"/>
+            </w:pPr>
+            <w:r>
+              <w:rPr>
+                <w:b/>
+                <w:color w:val="FFFFFF"/>
+                <w:sz w:val="18"/>
+              </w:rPr>
+              <w:t>Begründung</w:t>
+            </w:r>
+          </w:p>
+        </w:tc>
+      </w:tr>
+      <w:tr>
+        <w:trPr>
+          <w:cantSplit/>
+          <w:jc w:val="center"/>
+        </w:trPr>
+        <w:tc>
+          <w:tcPr>
+            <w:tcW w:w="3264" w:type="dxa"/>
+            <w:tcMar>
+              <w:top w:w="90" w:type="dxa"/>
+              <w:left w:w="100" w:type="dxa"/>
+              <w:bottom w:w="90" w:type="dxa"/>
+              <w:right w:w="100" w:type="dxa"/>
+            </w:tcMar>
+            <w:vAlign w:val="center"/>
+          </w:tcPr>
+          <w:p>
+            <w:pPr>
+              <w:spacing w:after="0"/>
+            </w:pPr>
+            <w:r>
+              <w:rPr>
+                <w:sz w:val="18"/>
+              </w:rPr>
+              <w:t>Ehemaliger Shared-Token-Freigabewebhook</w:t>
+            </w:r>
+          </w:p>
+        </w:tc>
+        <w:tc>
+          <w:tcPr>
+            <w:tcW w:w="3264" w:type="dxa"/>
+            <w:tcMar>
+              <w:top w:w="90" w:type="dxa"/>
+              <w:left w:w="100" w:type="dxa"/>
+              <w:bottom w:w="90" w:type="dxa"/>
+              <w:right w:w="100" w:type="dxa"/>
+            </w:tcMar>
+            <w:vAlign w:val="center"/>
+          </w:tcPr>
+          <w:p>
+            <w:pPr>
+              <w:spacing w:after="0"/>
+            </w:pPr>
+            <w:r>
+              <w:rPr>
+                <w:rFonts w:ascii="Consolas" w:hAnsi="Consolas"/>
+                <w:color w:val="17324D"/>
+                <w:sz w:val="18"/>
+              </w:rPr>
+              <w:t>5OzpL9oBMR8gpSJA</w:t>
+            </w:r>
+          </w:p>
+        </w:tc>
+        <w:tc>
+          <w:tcPr>
+            <w:tcW w:w="3264" w:type="dxa"/>
+            <w:tcMar>
+              <w:top w:w="90" w:type="dxa"/>
+              <w:left w:w="100" w:type="dxa"/>
+              <w:bottom w:w="90" w:type="dxa"/>
+              <w:right w:w="100" w:type="dxa"/>
+            </w:tcMar>
+            <w:vAlign w:val="center"/>
+          </w:tcPr>
+          <w:p>
+            <w:pPr>
+              <w:spacing w:after="0"/>
+            </w:pPr>
+            <w:r>
+              <w:rPr>
+                <w:sz w:val="18"/>
+              </w:rPr>
+              <w:t>Freigabe gehört ausschließlich in die authentifizierte Konsole</w:t>
+            </w:r>
+          </w:p>
+        </w:tc>
+      </w:tr>
+      <w:tr>
+        <w:trPr>
+          <w:cantSplit/>
+          <w:jc w:val="center"/>
+        </w:trPr>
+        <w:tc>
+          <w:tcPr>
+            <w:tcW w:w="3264" w:type="dxa"/>
+            <w:shd w:val="clear" w:color="auto" w:fill="F5F8FA"/>
+            <w:tcMar>
+              <w:top w:w="90" w:type="dxa"/>
+              <w:left w:w="100" w:type="dxa"/>
+              <w:bottom w:w="90" w:type="dxa"/>
+              <w:right w:w="100" w:type="dxa"/>
+            </w:tcMar>
+            <w:vAlign w:val="center"/>
+          </w:tcPr>
+          <w:p>
+            <w:pPr>
+              <w:spacing w:after="0"/>
+            </w:pPr>
+            <w:r>
+              <w:rPr>
+                <w:sz w:val="18"/>
+              </w:rPr>
+              <w:t>Gestaffelte lokale Lead-Anonymisierung</w:t>
+            </w:r>
+          </w:p>
+        </w:tc>
+        <w:tc>
+          <w:tcPr>
+            <w:tcW w:w="3264" w:type="dxa"/>
+            <w:shd w:val="clear" w:color="auto" w:fill="F5F8FA"/>
+            <w:tcMar>
+              <w:top w:w="90" w:type="dxa"/>
+              <w:left w:w="100" w:type="dxa"/>
+              <w:bottom w:w="90" w:type="dxa"/>
+              <w:right w:w="100" w:type="dxa"/>
+            </w:tcMar>
+            <w:vAlign w:val="center"/>
+          </w:tcPr>
+          <w:p>
+            <w:pPr>
+              <w:spacing w:after="0"/>
+            </w:pPr>
+            <w:r>
+              <w:rPr>
+                <w:rFonts w:ascii="Consolas" w:hAnsi="Consolas"/>
+                <w:color w:val="17324D"/>
+                <w:sz w:val="18"/>
+              </w:rPr>
+              <w:t>WMCLeadRetention01</w:t>
+            </w:r>
+          </w:p>
+        </w:tc>
+        <w:tc>
+          <w:tcPr>
+            <w:tcW w:w="3264" w:type="dxa"/>
+            <w:shd w:val="clear" w:color="auto" w:fill="F5F8FA"/>
+            <w:tcMar>
+              <w:top w:w="90" w:type="dxa"/>
+              <w:left w:w="100" w:type="dxa"/>
+              <w:bottom w:w="90" w:type="dxa"/>
+              <w:right w:w="100" w:type="dxa"/>
+            </w:tcMar>
+            <w:vAlign w:val="center"/>
+          </w:tcPr>
+          <w:p>
+            <w:pPr>
+              <w:spacing w:after="0"/>
+            </w:pPr>
+            <w:r>
+              <w:rPr>
+                <w:sz w:val="18"/>
+              </w:rPr>
+              <w:t>Separater, noch nicht freigegebener Datenschutz-Release</w:t>
+            </w:r>
+          </w:p>
+        </w:tc>
+      </w:tr>
+    </w:tbl>
+    <w:p>
+      <w:pPr>
+        <w:spacing w:after="20"/>
+      </w:pPr>
+    </w:p>
+    <w:p>
+      <w:pPr>
         <w:keepLines/>
       </w:pPr>
       <w:r>
         <w:rPr>
           <w:b/>
         </w:rPr>
-        <w:t>Zuletzt beobachtete Live-Abweichung am 13. Juli:</w:t>
-      </w:r>
-      <w:r>
-        <w:t xml:space="preserve"> Der Freigabe-Tombstone war fälschlich aktiv; </w:t>
+        <w:t>Frisch beobachtete Live-Abweichung am 14. Juli:</w:t>
+      </w:r>
+      <w:r>
+        <w:t xml:space="preserve"> Der Freigabe-Tombstone ist fälschlich aktiv; </w:t>
       </w:r>
       <w:r>
         <w:rPr>
@@ -17173,14 +17160,58 @@
         <w:t>WMCLeadRetention01</w:t>
       </w:r>
       <w:r>
-        <w:t xml:space="preserve"> fehlte; Verifikations-Umgebungswerte behaupteten fälschlich Erfüllung. Der n8n-LAN-Proxy lieferte zudem 502 wegen einer veralteten gecachten Containeradresse. Live lief n8n 2.29.10 mit einem anderen Digest als der geprüfte 2.29.9-Migrationskandidat. Wegen des späteren Verbindungsverlusts ist auch dieser Zustand nicht aktuell re-attestiert und darf nicht als verifiziert angezeigt werden.</w:t>
+        <w:t xml:space="preserve"> fehlt. Zusätzlich sind </w:t>
+      </w:r>
+      <w:r>
+        <w:rPr>
+          <w:rFonts w:ascii="Consolas" w:hAnsi="Consolas"/>
+          <w:color w:val="17324D"/>
+          <w:sz w:val="18"/>
+        </w:rPr>
+        <w:t>AIHIntakeV1x001</w:t>
+      </w:r>
+      <w:r>
+        <w:t xml:space="preserve"> und </w:t>
+      </w:r>
+      <w:r>
+        <w:rPr>
+          <w:rFonts w:ascii="Consolas" w:hAnsi="Consolas"/>
+          <w:color w:val="17324D"/>
+          <w:sz w:val="18"/>
+        </w:rPr>
+        <w:t>MWNvA0TBXDjuAUpU</w:t>
+      </w:r>
+      <w:r>
+        <w:t xml:space="preserve"> unerwartet aktiv sowie </w:t>
+      </w:r>
+      <w:r>
+        <w:rPr>
+          <w:rFonts w:ascii="Consolas" w:hAnsi="Consolas"/>
+          <w:color w:val="17324D"/>
+          <w:sz w:val="18"/>
+        </w:rPr>
+        <w:t>HHiDnT8q0xHgnjVU</w:t>
+      </w:r>
+      <w:r>
+        <w:t xml:space="preserve"> und </w:t>
+      </w:r>
+      <w:r>
+        <w:rPr>
+          <w:rFonts w:ascii="Consolas" w:hAnsi="Consolas"/>
+          <w:color w:val="17324D"/>
+          <w:sz w:val="18"/>
+        </w:rPr>
+        <w:t>X84QLnGVbbhWG6Oq</w:t>
+      </w:r>
+      <w:r>
+        <w:t xml:space="preserve"> unerwartet inaktiv. Fünf Webhookpfade sind ungeschützt, darunter manuelle Aufnahme, Trendrecherche und der ehemalige Freigabepfad. Der n8n-LAN-Proxy liefert 502. Live läuft n8n 2.29.11 aus einem mutable Deployment mit anderem Digest als der geprüfte 2.29.9-Migrationskandidat. Dieser Bestand ist nicht freigegeben.</w:t>
       </w:r>
     </w:p>
     <w:p>
       <w:pPr>
         <w:pStyle w:val="Heading3"/>
       </w:pPr>
-      <w:bookmarkStart w:id="22" w:name="_Toc234866004"/>
+      <w:bookmarkStart w:id="22" w:name="_Toc234918322"/>
       <w:r>
         <w:t>16. n8n korrigieren und abnehmen</w:t>
       </w:r>
@@ -17437,7 +17468,7 @@
       <w:pPr>
         <w:pStyle w:val="Heading3"/>
       </w:pPr>
-      <w:bookmarkStart w:id="23" w:name="_Toc234866005"/>
+      <w:bookmarkStart w:id="23" w:name="_Toc234918323"/>
       <w:r>
         <w:t>17. Abhängigkeiten und Freigabegrenzen</w:t>
       </w:r>
@@ -17637,7 +17668,7 @@
               <w:rPr>
                 <w:sz w:val="18"/>
               </w:rPr>
-              <w:t>Vor dem Verbindungsverlust erfolgreich benutzt; isolierter Kandidat erzeugte echte K1-bis-K5-Entwürfe mit Provenienz und kontrollierter Qualitätsprüfung</w:t>
+              <w:t>Frische Inferenz erfolgreich; erster Drei-Runden-Lauf nur für K3/K4 grün, K1/K2 Fallback, K5 Qualitätsblocker. Spätere Einzelergebnisse bestanden teilweise, aber Transportstabilität und eine unzulässige Datenschutzformulierung verhinderten weiterhin einen vollständigen finalen Lauf</w:t>
             </w:r>
           </w:p>
         </w:tc>
@@ -17660,7 +17691,7 @@
               <w:rPr>
                 <w:sz w:val="18"/>
               </w:rPr>
-              <w:t>Verbindung wiederherstellen; sichere Konsole, korrekte Modellroute und Nachweis am exakten finalen Artefakt auf echter Nvidia-ARM64-Hardware prüfen; lokales QEMU genügt nicht</w:t>
+              <w:t>Sichere Konsole, korrekte Modellroute und fünf echte qualitätsgeprüfte Ergebnisse in drei Runden am exakten finalen Nvidia-ARM64-Artefakt</w:t>
             </w:r>
           </w:p>
         </w:tc>
@@ -17738,7 +17769,7 @@
               <w:rPr>
                 <w:sz w:val="18"/>
               </w:rPr>
-              <w:t>Vor dem Verbindungsverlust erfolgreich benutzt. Historischer K1-bis-K5-Lauf: neun Single-Source-Treffer. Neuester K1-Lauf: vier Domains, aber null vertrauenswürdige datierte Quellen</w:t>
+              <w:t>Frische Suche erfolgreich; Produktionsnachweise weiterhin nicht freigabefähig</w:t>
             </w:r>
           </w:p>
         </w:tc>
@@ -17837,7 +17868,7 @@
               <w:rPr>
                 <w:sz w:val="18"/>
               </w:rPr>
-              <w:t>Nicht verfügbar</w:t>
+              <w:t>Separater Dienst gesund, Anwendung nicht verbunden; Cloud-Key fehlt</w:t>
             </w:r>
           </w:p>
         </w:tc>
@@ -17860,7 +17891,7 @@
               <w:rPr>
                 <w:sz w:val="18"/>
               </w:rPr>
-              <w:t>Privater geprüfter Dienst oder geschützter Cloud-Key; realer begrenzter Lauf</w:t>
+              <w:t>Explizit geprüfte Anwendungsroute und realer begrenzter Lauf oder weiterhin als nicht verfügbar melden</w:t>
             </w:r>
           </w:p>
         </w:tc>
@@ -17938,7 +17969,7 @@
               <w:rPr>
                 <w:sz w:val="18"/>
               </w:rPr>
-              <w:t>Isolierter Kandidat technisch qualifiziert; nicht produktiv freigegeben</w:t>
+              <w:t>Produktionsmetadaten 500; isolierter Kandidat historisch technisch qualifiziert, nicht produktiv freigegeben</w:t>
             </w:r>
           </w:p>
         </w:tc>
@@ -17962,7 +17993,7 @@
               <w:rPr>
                 <w:sz w:val="18"/>
               </w:rPr>
-              <w:t>Namentliche Sichtentscheidung und Lizenzbestätigung an exakt gebundener Ausgabe; danach separater kontrollierter Creative-Release</w:t>
+              <w:t>Aktuelle strikte Readiness, namentliche Sichtentscheidung und Lizenzbestätigung an exakt gebundener Ausgabe; danach separater kontrollierter Creative-Release</w:t>
             </w:r>
           </w:p>
         </w:tc>
@@ -18037,7 +18068,7 @@
               <w:rPr>
                 <w:sz w:val="18"/>
               </w:rPr>
-              <w:t>Nicht release-qualifiziert; offene Registrierung</w:t>
+              <w:t>2.21.10; nicht release-qualifiziert; offene Registrierung</w:t>
             </w:r>
           </w:p>
         </w:tc>
@@ -18060,7 +18091,7 @@
               <w:rPr>
                 <w:sz w:val="18"/>
               </w:rPr>
-              <w:t>Registrierung schließen; Tenant, Credential, Integration-ID, Vertrag, Idempotenz, Cleanup und Stagingbeweis</w:t>
+              <w:t>Registrierung schließen; unveränderlicher Digest, Tenant, Credential, Integration-ID, Vertrag, Idempotenz, Cleanup und Stagingbeweis</w:t>
             </w:r>
           </w:p>
         </w:tc>
@@ -18138,21 +18169,7 @@
               <w:rPr>
                 <w:sz w:val="18"/>
               </w:rPr>
-              <w:t xml:space="preserve">Mutable </w:t>
-            </w:r>
-            <w:r>
-              <w:rPr>
-                <w:rFonts w:ascii="Consolas" w:hAnsi="Consolas"/>
-                <w:color w:val="17324D"/>
-                <w:sz w:val="18"/>
-              </w:rPr>
-              <w:t>latest</w:t>
-            </w:r>
-            <w:r>
-              <w:rPr>
-                <w:sz w:val="18"/>
-              </w:rPr>
-              <w:t>/Versionsdrift</w:t>
+              <w:t>2.21.0 aus mutable Deployment; Versionsdrift</w:t>
             </w:r>
           </w:p>
         </w:tc>
@@ -18740,7 +18757,7 @@
       <w:pPr>
         <w:pStyle w:val="Heading3"/>
       </w:pPr>
-      <w:bookmarkStart w:id="24" w:name="_Toc234866006"/>
+      <w:bookmarkStart w:id="24" w:name="_Toc234918324"/>
       <w:r>
         <w:t>18. Backup, Release und Rollback</w:t>
       </w:r>
@@ -19458,7 +19475,7 @@
       <w:pPr>
         <w:pStyle w:val="Heading3"/>
       </w:pPr>
-      <w:bookmarkStart w:id="25" w:name="_Toc234866007"/>
+      <w:bookmarkStart w:id="25" w:name="_Toc234918325"/>
       <w:r>
         <w:t>19. Incident-Management</w:t>
       </w:r>
@@ -20100,7 +20117,7 @@
       <w:pPr>
         <w:pStyle w:val="Heading3"/>
       </w:pPr>
-      <w:bookmarkStart w:id="26" w:name="_Toc234866008"/>
+      <w:bookmarkStart w:id="26" w:name="_Toc234918326"/>
       <w:r>
         <w:t>20. Bekannte Grenzen und bewusst deaktivierte Funktionen</w:t>
       </w:r>
@@ -20114,7 +20131,7 @@
         <w:ind w:hanging="259"/>
       </w:pPr>
       <w:r>
-        <w:t>Die Live-Installation ist am 13. Juli nicht gehärtet und nicht für Marketing-Freigaben bereit.</w:t>
+        <w:t>Die Live-Installation ist am 14. Juli nicht gehärtet und nicht für Marketing-Freigaben bereit.</w:t>
       </w:r>
     </w:p>
     <w:p>
@@ -20125,7 +20142,7 @@
         <w:ind w:hanging="259"/>
       </w:pPr>
       <w:r>
-        <w:t>Nvidia-1 und seine Abhängigkeiten waren beim abschließenden Bürocheck nicht erreichbar. Frühere erfolgreiche Prüfungen bleiben historische Nachweise, sind aber keine aktuelle Health-Aussage.</w:t>
+        <w:t>Nvidia-1 ist wieder erreichbar; Live-Konsole, Identität, TLS, n8n und weitere Abhängigkeiten bleiben jedoch rot. Erreichbarkeit ist keine Health- oder Freigabeaussage.</w:t>
       </w:r>
     </w:p>
     <w:p>
@@ -20136,7 +20153,18 @@
         <w:ind w:hanging="259"/>
       </w:pPr>
       <w:r>
-        <w:t>Die Desktop-/Mobilabläufe und ihre bereinigten Screenshots sind für den isolierten Kandidaten abschließend geprüft; sie belegen weder die Produktionsstrecke noch einen erfolgreichen aktuellen Trendlauf mit Nvidia-Abhängigkeiten.</w:t>
+        <w:t xml:space="preserve">Die Desktop-/Mobilabläufe und ihre bereinigten Screenshots sind für Commit </w:t>
+      </w:r>
+      <w:r>
+        <w:rPr>
+          <w:rFonts w:ascii="Consolas" w:hAnsi="Consolas"/>
+          <w:color w:val="17324D"/>
+          <w:sz w:val="18"/>
+        </w:rPr>
+        <w:t>a7b823b…</w:t>
+      </w:r>
+      <w:r>
+        <w:t xml:space="preserve"> abschließend geprüft; sie belegen weder die Produktionsstrecke noch einen erfolgreichen aktuellen Trendlauf mit Nvidia-Abhängigkeiten.</w:t>
       </w:r>
     </w:p>
     <w:p>
@@ -20147,7 +20175,7 @@
         <w:ind w:hanging="259"/>
       </w:pPr>
       <w:r>
-        <w:t>Die lokalen amd64-/arm64-Images bestanden die beschriebenen Härtungs- und Schwachstellenprüfungen. Arm64 lief jedoch nur über QEMU; echte Nvidia-Hardware, TLS und Abhängigkeiten bleiben offen. Nach jeder weiteren Quelländerung sind Image, SBOM und betroffene Nachweise neu zu erzeugen.</w:t>
+        <w:t>Die lokalen amd64-/arm64-Images vom 13. Juli bestanden die beschriebenen Härtungs- und Schwachstellenprüfungen. Spätere Quelländerungen haben diese Artefakte als finalen Nachweis ungültig gemacht; frischer Build, SBOM, Scout-Scan und echte Nvidia-Hardwareabnahme fehlen.</w:t>
       </w:r>
     </w:p>
     <w:p>
@@ -20191,7 +20219,7 @@
         <w:ind w:hanging="259"/>
       </w:pPr>
       <w:r>
-        <w:t>Firecrawl ist derzeit nicht verfügbar; SearxNG ist der nachgewiesene Rechercheadapter.</w:t>
+        <w:t>Ein separater Firecrawl-Dienst ist gesund, aber nicht mit der Anwendung verbunden; SearxNG ist aktuell benutzt, ohne dass dadurch freigabefähige K1-bis-K5-Trends vorliegen.</w:t>
       </w:r>
     </w:p>
     <w:p>
@@ -20308,7 +20336,7 @@
       <w:pPr>
         <w:pStyle w:val="Heading3"/>
       </w:pPr>
-      <w:bookmarkStart w:id="27" w:name="_Toc234866009"/>
+      <w:bookmarkStart w:id="27" w:name="_Toc234918327"/>
       <w:r>
         <w:t>21. Abnahmechecklisten</w:t>
       </w:r>
@@ -20756,7 +20784,7 @@
         <w:ind w:hanging="259"/>
       </w:pPr>
       <w:r>
-        <w:t>[ ] Eine exakte n8n-Version und ein unveränderlicher Digest sind genehmigt: entweder live 2.29.10 qualifiziert/gepinnt oder der geprüfte 2.29.9-Kandidat als eigener Versionswechsel akzeptiert.</w:t>
+        <w:t>[ ] Eine frisch inventarisierte exakte n8n-Version und ein unveränderlicher Digest sind als eigener getesteter Versionsentscheid genehmigt; weder das mutable Live-2.29.11 noch der ältere 2.29.9-Kandidat gilt automatisch als akzeptiert.</w:t>
       </w:r>
     </w:p>
     <w:p>
@@ -20937,7 +20965,7 @@
       <w:pPr>
         <w:pStyle w:val="Heading3"/>
       </w:pPr>
-      <w:bookmarkStart w:id="28" w:name="_Toc234866010"/>
+      <w:bookmarkStart w:id="28" w:name="_Toc234918328"/>
       <w:r>
         <w:t>22. Änderungsverlauf</w:t>
       </w:r>
@@ -21091,7 +21119,7 @@
               <w:rPr>
                 <w:sz w:val="18"/>
               </w:rPr>
-              <w:t>1.5</w:t>
+              <w:t>1.6</w:t>
             </w:r>
           </w:p>
         </w:tc>
@@ -21114,7 +21142,7 @@
               <w:rPr>
                 <w:sz w:val="18"/>
               </w:rPr>
-              <w:t>13.07.2026</w:t>
+              <w:t>14.07.2026</w:t>
             </w:r>
           </w:p>
         </w:tc>
@@ -21137,21 +21165,7 @@
               <w:rPr>
                 <w:sz w:val="18"/>
               </w:rPr>
-              <w:t xml:space="preserve">Abschließende Regression mit 450 bestandenen und 2 übersprungenen Tests, isolierte Desktop-/Mobilabläufe und Screenshots, null WCAG-A/AA-Verstöße, exakte lokale amd64-/arm64-Identitäten mit erneuerten SBOMs sowie das lokal geprüfte 190-Dateien-Quellarchiv dokumentiert; QEMU ausdrücklich von echter Nvidia-Hardwareabnahme getrennt; Transfer-, TLS-, Abhängigkeits-, n8n-, Backup- und </w:t>
-            </w:r>
-            <w:r>
-              <w:rPr>
-                <w:rFonts w:ascii="Consolas" w:hAnsi="Consolas"/>
-                <w:color w:val="17324D"/>
-                <w:sz w:val="18"/>
-              </w:rPr>
-              <w:t>main</w:t>
-            </w:r>
-            <w:r>
-              <w:rPr>
-                <w:sz w:val="18"/>
-              </w:rPr>
-              <w:t>-Gates weiterhin rot</w:t>
+              <w:t>Wiederhergestellte Nvidia-Erreichbarkeit ohne Green-Ableitung, weiterhin unsichere HTTP-/Identitätsstrecke, n8n-2.29.11-Drift mit Manifest- und Webhookfehlern, aktuelle Qwen-/SearxNG-Nutzung, nicht verbundener Firecrawl-Dienst, mehrere K1-bis-K5-Prüfläufe ohne vollständiges finales Grün sowie ungültig gewordene Image-/Archividentitäten dokumentiert; Gesamtentscheidung bleibt RED/No-Go</w:t>
             </w:r>
           </w:p>
         </w:tc>
@@ -21204,7 +21218,7 @@
               <w:rPr>
                 <w:sz w:val="18"/>
               </w:rPr>
-              <w:t>1.4</w:t>
+              <w:t>1.5</w:t>
             </w:r>
           </w:p>
         </w:tc>
@@ -21252,7 +21266,7 @@
               <w:rPr>
                 <w:sz w:val="18"/>
               </w:rPr>
-              <w:t>Abschließenden Nvidia-Verbindungsverlust, 447 bestandene plus 2 übersprungene Tests, neuesten K1-Vier-Domain-Lauf ohne vertrauenswürdiges Datum, n8n-2.29.10/2.29.9-Drift, pre-finale Browserbilder, Kimi-Schlüsselrotation und fehlenden GitHub-</w:t>
+              <w:t xml:space="preserve">Abschließende Regression mit 450 bestandenen und 2 übersprungenen Tests, isolierte Desktop-/Mobilabläufe und Screenshots, null WCAG-A/AA-Verstöße, exakte lokale amd64-/arm64-Identitäten mit erneuerten SBOMs sowie das lokal geprüfte 190-Dateien-Quellarchiv dokumentiert; QEMU ausdrücklich von echter Nvidia-Hardwareabnahme getrennt; Transfer-, TLS-, Abhängigkeits-, n8n-, Backup- und </w:t>
             </w:r>
             <w:r>
               <w:rPr>
@@ -21266,7 +21280,7 @@
               <w:rPr>
                 <w:sz w:val="18"/>
               </w:rPr>
-              <w:t>-Schutz als offene Gates dokumentiert</w:t>
+              <w:t>-Gates weiterhin rot</w:t>
             </w:r>
           </w:p>
         </w:tc>
@@ -21319,7 +21333,7 @@
               <w:rPr>
                 <w:sz w:val="18"/>
               </w:rPr>
-              <w:t>1.3</w:t>
+              <w:t>1.4</w:t>
             </w:r>
           </w:p>
         </w:tc>
@@ -21365,7 +21379,21 @@
               <w:rPr>
                 <w:sz w:val="18"/>
               </w:rPr>
-              <w:t>Vollständige lokale Regression, statische Prüfungen, isolierten Nicht-Root-Container und Accessibility-Ergebnis dokumentiert; Produktionsbestand, isolierte Qwen-/SearxNG-Nachweise und weiterhin offene Quellen-, Browser-, Artefakt-, ARM64- und Produktionsgates klar getrennt; finale Image-/Archividentität bewusst offen gelassen</w:t>
+              <w:t>Abschließenden Nvidia-Verbindungsverlust, 447 bestandene plus 2 übersprungene Tests, neuesten K1-Vier-Domain-Lauf ohne vertrauenswürdiges Datum, n8n-2.29.10/2.29.9-Drift, pre-finale Browserbilder, Kimi-Schlüsselrotation und fehlenden GitHub-</w:t>
+            </w:r>
+            <w:r>
+              <w:rPr>
+                <w:rFonts w:ascii="Consolas" w:hAnsi="Consolas"/>
+                <w:color w:val="17324D"/>
+                <w:sz w:val="18"/>
+              </w:rPr>
+              <w:t>main</w:t>
+            </w:r>
+            <w:r>
+              <w:rPr>
+                <w:sz w:val="18"/>
+              </w:rPr>
+              <w:t>-Schutz als offene Gates dokumentiert</w:t>
             </w:r>
           </w:p>
         </w:tc>
@@ -21418,7 +21446,7 @@
               <w:rPr>
                 <w:sz w:val="18"/>
               </w:rPr>
-              <w:t>1.2</w:t>
+              <w:t>1.3</w:t>
             </w:r>
           </w:p>
         </w:tc>
@@ -21466,7 +21494,7 @@
               <w:rPr>
                 <w:sz w:val="18"/>
               </w:rPr>
-              <w:t>Postiz-Mediennachweis um serverseitigen Bytevergleich bei Registrierung und Übergabe ergänzt; isolierten FLUX-Schnell-API-Lauf als technisch qualifiziert dokumentiert, namentliche Sicht- und Lizenzfreigabe weiterhin offen; Wachstumsdienste über getrennte interne Datennetze und kanonische HTTPS-URLs gehärtet</w:t>
+              <w:t>Vollständige lokale Regression, statische Prüfungen, isolierten Nicht-Root-Container und Accessibility-Ergebnis dokumentiert; Produktionsbestand, isolierte Qwen-/SearxNG-Nachweise und weiterhin offene Quellen-, Browser-, Artefakt-, ARM64- und Produktionsgates klar getrennt; finale Image-/Archividentität bewusst offen gelassen</w:t>
             </w:r>
           </w:p>
         </w:tc>
@@ -21519,7 +21547,7 @@
               <w:rPr>
                 <w:sz w:val="18"/>
               </w:rPr>
-              <w:t>1.1</w:t>
+              <w:t>1.2</w:t>
             </w:r>
           </w:p>
         </w:tc>
@@ -21565,7 +21593,7 @@
               <w:rPr>
                 <w:sz w:val="18"/>
               </w:rPr>
-              <w:t>Anwenderablauf an den gehärteten Kandidaten angeglichen: wirksames Wochenziel 9; K3/K5 bis 1. August ohne Rückstand; vier Richtungen vor expliziter lokaler KI-Erstellung; Fallback strikt gesperrt; fünf fachliche Arbeitsfähigkeiten; lokale Datei-/Exportbeweise ohne Upload oder manuelle Hash-/ID-Eingabe; technische Rohdetails aus der Anwendersicht entfernt; ComfyUI-Hash- und Encodervertrag präzisiert</w:t>
+              <w:t>Postiz-Mediennachweis um serverseitigen Bytevergleich bei Registrierung und Übergabe ergänzt; isolierten FLUX-Schnell-API-Lauf als technisch qualifiziert dokumentiert, namentliche Sicht- und Lizenzfreigabe weiterhin offen; Wachstumsdienste über getrennte interne Datennetze und kanonische HTTPS-URLs gehärtet</w:t>
             </w:r>
           </w:p>
         </w:tc>
@@ -21618,7 +21646,7 @@
               <w:rPr>
                 <w:sz w:val="18"/>
               </w:rPr>
-              <w:t>1.0</w:t>
+              <w:t>1.1</w:t>
             </w:r>
           </w:p>
         </w:tc>
@@ -21666,7 +21694,7 @@
               <w:rPr>
                 <w:sz w:val="18"/>
               </w:rPr>
-              <w:t>Erstes gemeinsames Anwender- und Betriebshandbuch; genau fünf Kampagnen; klare Freigabe-, K4-, Postiz-, Analytics-, n8n-, Backup-, Release- und Incident-Regeln; aktueller Livezustand als nicht produktionsbereit dokumentiert</w:t>
+              <w:t>Anwenderablauf an den gehärteten Kandidaten angeglichen: wirksames Wochenziel 9; K3/K5 bis 1. August ohne Rückstand; vier Richtungen vor expliziter lokaler KI-Erstellung; Fallback strikt gesperrt; fünf fachliche Arbeitsfähigkeiten; lokale Datei-/Exportbeweise ohne Upload oder manuelle Hash-/ID-Eingabe; technische Rohdetails aus der Anwendersicht entfernt; ComfyUI-Hash- und Encodervertrag präzisiert</w:t>
             </w:r>
           </w:p>
         </w:tc>
@@ -21695,6 +21723,104 @@
           </w:p>
         </w:tc>
       </w:tr>
+      <w:tr>
+        <w:trPr>
+          <w:cantSplit/>
+          <w:jc w:val="center"/>
+        </w:trPr>
+        <w:tc>
+          <w:tcPr>
+            <w:tcW w:w="2448" w:type="dxa"/>
+            <w:tcMar>
+              <w:top w:w="90" w:type="dxa"/>
+              <w:left w:w="100" w:type="dxa"/>
+              <w:bottom w:w="90" w:type="dxa"/>
+              <w:right w:w="100" w:type="dxa"/>
+            </w:tcMar>
+            <w:vAlign w:val="center"/>
+          </w:tcPr>
+          <w:p>
+            <w:pPr>
+              <w:spacing w:after="0"/>
+            </w:pPr>
+            <w:r>
+              <w:rPr>
+                <w:sz w:val="18"/>
+              </w:rPr>
+              <w:t>1.0</w:t>
+            </w:r>
+          </w:p>
+        </w:tc>
+        <w:tc>
+          <w:tcPr>
+            <w:tcW w:w="2448" w:type="dxa"/>
+            <w:tcMar>
+              <w:top w:w="90" w:type="dxa"/>
+              <w:left w:w="100" w:type="dxa"/>
+              <w:bottom w:w="90" w:type="dxa"/>
+              <w:right w:w="100" w:type="dxa"/>
+            </w:tcMar>
+            <w:vAlign w:val="center"/>
+          </w:tcPr>
+          <w:p>
+            <w:pPr>
+              <w:spacing w:after="0"/>
+            </w:pPr>
+            <w:r>
+              <w:rPr>
+                <w:sz w:val="18"/>
+              </w:rPr>
+              <w:t>13.07.2026</w:t>
+            </w:r>
+          </w:p>
+        </w:tc>
+        <w:tc>
+          <w:tcPr>
+            <w:tcW w:w="2448" w:type="dxa"/>
+            <w:tcMar>
+              <w:top w:w="90" w:type="dxa"/>
+              <w:left w:w="100" w:type="dxa"/>
+              <w:bottom w:w="90" w:type="dxa"/>
+              <w:right w:w="100" w:type="dxa"/>
+            </w:tcMar>
+            <w:vAlign w:val="center"/>
+          </w:tcPr>
+          <w:p>
+            <w:pPr>
+              <w:spacing w:after="0"/>
+            </w:pPr>
+            <w:r>
+              <w:rPr>
+                <w:sz w:val="18"/>
+              </w:rPr>
+              <w:t>Erstes gemeinsames Anwender- und Betriebshandbuch; genau fünf Kampagnen; klare Freigabe-, K4-, Postiz-, Analytics-, n8n-, Backup-, Release- und Incident-Regeln; aktueller Livezustand als nicht produktionsbereit dokumentiert</w:t>
+            </w:r>
+          </w:p>
+        </w:tc>
+        <w:tc>
+          <w:tcPr>
+            <w:tcW w:w="2448" w:type="dxa"/>
+            <w:tcMar>
+              <w:top w:w="90" w:type="dxa"/>
+              <w:left w:w="100" w:type="dxa"/>
+              <w:bottom w:w="90" w:type="dxa"/>
+              <w:right w:w="100" w:type="dxa"/>
+            </w:tcMar>
+            <w:vAlign w:val="center"/>
+          </w:tcPr>
+          <w:p>
+            <w:pPr>
+              <w:spacing w:after="0"/>
+            </w:pPr>
+            <w:r>
+              <w:rPr>
+                <w:sz w:val="18"/>
+              </w:rPr>
+              <w:t>Marketing Operations / technische Freigabe ausstehend</w:t>
+            </w:r>
+          </w:p>
+        </w:tc>
+      </w:tr>
     </w:tbl>
     <w:p>
       <w:pPr>
@@ -21705,7 +21831,7 @@
       <w:pPr>
         <w:pStyle w:val="Heading3"/>
       </w:pPr>
-      <w:bookmarkStart w:id="29" w:name="_Toc234866011"/>
+      <w:bookmarkStart w:id="29" w:name="_Toc234918329"/>
       <w:r>
         <w:t>23. Merksätze</w:t>
       </w:r>
@@ -21775,8 +21901,8 @@
       </w:r>
     </w:p>
     <w:sectPr>
-      <w:headerReference w:type="default" r:id="rId20"/>
-      <w:footerReference w:type="default" r:id="rId21"/>
+      <w:headerReference w:type="default" r:id="rId21"/>
+      <w:footerReference w:type="default" r:id="rId22"/>
       <w:pgSz w:w="12240" w:h="15840"/>
       <w:pgMar w:top="1152" w:right="1224" w:bottom="1080" w:left="1224" w:header="461" w:footer="432" w:gutter="0"/>
       <w:cols w:space="720"/>
@@ -22061,31 +22187,31 @@
       </w:rPr>
     </w:lvl>
   </w:abstractNum>
-  <w:num w:numId="1" w16cid:durableId="58484941">
+  <w:num w:numId="1" w16cid:durableId="1953591300">
     <w:abstractNumId w:val="8"/>
   </w:num>
-  <w:num w:numId="2" w16cid:durableId="1481389739">
+  <w:num w:numId="2" w16cid:durableId="884293326">
     <w:abstractNumId w:val="6"/>
   </w:num>
-  <w:num w:numId="3" w16cid:durableId="291525945">
+  <w:num w:numId="3" w16cid:durableId="385108128">
     <w:abstractNumId w:val="5"/>
   </w:num>
-  <w:num w:numId="4" w16cid:durableId="805122217">
+  <w:num w:numId="4" w16cid:durableId="135924528">
     <w:abstractNumId w:val="4"/>
   </w:num>
-  <w:num w:numId="5" w16cid:durableId="2031755749">
+  <w:num w:numId="5" w16cid:durableId="1628779248">
     <w:abstractNumId w:val="7"/>
   </w:num>
-  <w:num w:numId="6" w16cid:durableId="501942281">
+  <w:num w:numId="6" w16cid:durableId="1021663045">
     <w:abstractNumId w:val="3"/>
   </w:num>
-  <w:num w:numId="7" w16cid:durableId="1992519764">
+  <w:num w:numId="7" w16cid:durableId="1206605285">
     <w:abstractNumId w:val="2"/>
   </w:num>
-  <w:num w:numId="8" w16cid:durableId="1588415191">
+  <w:num w:numId="8" w16cid:durableId="1902059933">
     <w:abstractNumId w:val="1"/>
   </w:num>
-  <w:num w:numId="9" w16cid:durableId="527377453">
+  <w:num w:numId="9" w16cid:durableId="1199975568">
     <w:abstractNumId w:val="0"/>
   </w:num>
 </w:numbering>
@@ -33505,7 +33631,7 @@
     <w:autoRedefine/>
     <w:uiPriority w:val="39"/>
     <w:unhideWhenUsed/>
-    <w:rsid w:val="000F5EF9"/>
+    <w:rsid w:val="00797B1C"/>
   </w:style>
   <w:style w:type="paragraph" w:styleId="TOC2">
     <w:name w:val="toc 2"/>
@@ -33514,7 +33640,7 @@
     <w:autoRedefine/>
     <w:uiPriority w:val="39"/>
     <w:unhideWhenUsed/>
-    <w:rsid w:val="000F5EF9"/>
+    <w:rsid w:val="00797B1C"/>
     <w:pPr>
       <w:ind w:left="220"/>
     </w:pPr>
@@ -33526,7 +33652,7 @@
     <w:autoRedefine/>
     <w:uiPriority w:val="39"/>
     <w:unhideWhenUsed/>
-    <w:rsid w:val="000F5EF9"/>
+    <w:rsid w:val="00797B1C"/>
     <w:pPr>
       <w:ind w:left="440"/>
     </w:pPr>
@@ -33536,7 +33662,7 @@
     <w:basedOn w:val="DefaultParagraphFont"/>
     <w:uiPriority w:val="99"/>
     <w:unhideWhenUsed/>
-    <w:rsid w:val="000F5EF9"/>
+    <w:rsid w:val="00797B1C"/>
     <w:rPr>
       <w:color w:val="0000FF" w:themeColor="hyperlink"/>
       <w:u w:val="single"/>
